--- a/doc/CineHub_BRD.docx
+++ b/doc/CineHub_BRD.docx
@@ -9,6 +9,8 @@
           <w:rFonts w:ascii="Aptos" w:hAnsi="Aptos"/>
           <w:b/>
           <w:bCs/>
+          <w:sz w:val="24"/>
+          <w:szCs w:val="24"/>
         </w:rPr>
       </w:pPr>
       <w:r>
@@ -16,6 +18,8 @@
           <w:rFonts w:ascii="Aptos" w:hAnsi="Aptos"/>
           <w:b/>
           <w:bCs/>
+          <w:sz w:val="24"/>
+          <w:szCs w:val="24"/>
         </w:rPr>
         <w:t>Business Requirements Document (BRD)</w:t>
       </w:r>
@@ -24,6 +28,8 @@
       <w:pPr>
         <w:rPr>
           <w:rFonts w:ascii="Aptos" w:hAnsi="Aptos"/>
+          <w:sz w:val="24"/>
+          <w:szCs w:val="24"/>
         </w:rPr>
       </w:pPr>
       <w:r>
@@ -31,18 +37,24 @@
           <w:rFonts w:ascii="Aptos" w:hAnsi="Aptos"/>
           <w:b/>
           <w:bCs/>
+          <w:sz w:val="24"/>
+          <w:szCs w:val="24"/>
         </w:rPr>
         <w:t>Dự án:</w:t>
       </w:r>
       <w:r>
         <w:rPr>
           <w:rFonts w:ascii="Aptos" w:hAnsi="Aptos"/>
+          <w:sz w:val="24"/>
+          <w:szCs w:val="24"/>
         </w:rPr>
         <w:t xml:space="preserve"> CineHub – Ứng dụng Web Xem Phim</w:t>
       </w:r>
       <w:r>
         <w:rPr>
           <w:rFonts w:ascii="Aptos" w:hAnsi="Aptos"/>
+          <w:sz w:val="24"/>
+          <w:szCs w:val="24"/>
         </w:rPr>
         <w:br/>
       </w:r>
@@ -51,24 +63,32 @@
           <w:rFonts w:ascii="Aptos" w:hAnsi="Aptos"/>
           <w:b/>
           <w:bCs/>
+          <w:sz w:val="24"/>
+          <w:szCs w:val="24"/>
         </w:rPr>
         <w:t>Khách hàng:</w:t>
       </w:r>
       <w:r>
         <w:rPr>
           <w:rFonts w:ascii="Aptos" w:hAnsi="Aptos"/>
+          <w:sz w:val="24"/>
+          <w:szCs w:val="24"/>
         </w:rPr>
         <w:t xml:space="preserve"> </w:t>
       </w:r>
       <w:r>
         <w:rPr>
           <w:rFonts w:ascii="Aptos" w:hAnsi="Aptos"/>
+          <w:sz w:val="24"/>
+          <w:szCs w:val="24"/>
         </w:rPr>
         <w:t>Công ty Exnodes</w:t>
       </w:r>
       <w:r>
         <w:rPr>
           <w:rFonts w:ascii="Aptos" w:hAnsi="Aptos"/>
+          <w:sz w:val="24"/>
+          <w:szCs w:val="24"/>
         </w:rPr>
         <w:br/>
       </w:r>
@@ -77,24 +97,32 @@
           <w:rFonts w:ascii="Aptos" w:hAnsi="Aptos"/>
           <w:b/>
           <w:bCs/>
+          <w:sz w:val="24"/>
+          <w:szCs w:val="24"/>
         </w:rPr>
         <w:t>Người thực hiện:</w:t>
       </w:r>
       <w:r>
         <w:rPr>
           <w:rFonts w:ascii="Aptos" w:hAnsi="Aptos"/>
+          <w:sz w:val="24"/>
+          <w:szCs w:val="24"/>
         </w:rPr>
         <w:t xml:space="preserve"> </w:t>
       </w:r>
       <w:r>
         <w:rPr>
           <w:rFonts w:ascii="Aptos" w:hAnsi="Aptos"/>
+          <w:sz w:val="24"/>
+          <w:szCs w:val="24"/>
         </w:rPr>
         <w:t>Huỳnh Chu Minh Khôi</w:t>
       </w:r>
       <w:r>
         <w:rPr>
           <w:rFonts w:ascii="Aptos" w:hAnsi="Aptos"/>
+          <w:sz w:val="24"/>
+          <w:szCs w:val="24"/>
         </w:rPr>
         <w:br/>
       </w:r>
@@ -103,20 +131,70 @@
           <w:rFonts w:ascii="Aptos" w:hAnsi="Aptos"/>
           <w:b/>
           <w:bCs/>
-        </w:rPr>
-        <w:t>Ngày:</w:t>
+          <w:sz w:val="24"/>
+          <w:szCs w:val="24"/>
+        </w:rPr>
+        <w:t>Ngày</w:t>
       </w:r>
       <w:r>
         <w:rPr>
           <w:rFonts w:ascii="Aptos" w:hAnsi="Aptos"/>
+          <w:b/>
+          <w:bCs/>
+          <w:sz w:val="24"/>
+          <w:szCs w:val="24"/>
+        </w:rPr>
+        <w:t xml:space="preserve"> thực hiện</w:t>
+      </w:r>
+      <w:r>
+        <w:rPr>
+          <w:rFonts w:ascii="Aptos" w:hAnsi="Aptos"/>
+          <w:b/>
+          <w:bCs/>
+          <w:sz w:val="24"/>
+          <w:szCs w:val="24"/>
+        </w:rPr>
+        <w:t>:</w:t>
+      </w:r>
+      <w:r>
+        <w:rPr>
+          <w:rFonts w:ascii="Aptos" w:hAnsi="Aptos"/>
+          <w:sz w:val="24"/>
+          <w:szCs w:val="24"/>
         </w:rPr>
         <w:t xml:space="preserve"> </w:t>
       </w:r>
       <w:r>
         <w:rPr>
           <w:rFonts w:ascii="Aptos" w:hAnsi="Aptos"/>
-        </w:rPr>
-        <w:t>01/06/2025</w:t>
+          <w:sz w:val="24"/>
+          <w:szCs w:val="24"/>
+        </w:rPr>
+        <w:t>27</w:t>
+      </w:r>
+      <w:r>
+        <w:rPr>
+          <w:rFonts w:ascii="Aptos" w:hAnsi="Aptos"/>
+          <w:sz w:val="24"/>
+          <w:szCs w:val="24"/>
+        </w:rPr>
+        <w:t>/0</w:t>
+      </w:r>
+      <w:r>
+        <w:rPr>
+          <w:rFonts w:ascii="Aptos" w:hAnsi="Aptos"/>
+          <w:sz w:val="24"/>
+          <w:szCs w:val="24"/>
+        </w:rPr>
+        <w:t>5</w:t>
+      </w:r>
+      <w:r>
+        <w:rPr>
+          <w:rFonts w:ascii="Aptos" w:hAnsi="Aptos"/>
+          <w:sz w:val="24"/>
+          <w:szCs w:val="24"/>
+        </w:rPr>
+        <w:t>/2025</w:t>
       </w:r>
     </w:p>
     <w:p>
@@ -124,11 +202,15 @@
         <w:jc w:val="both"/>
         <w:rPr>
           <w:rFonts w:ascii="Aptos" w:hAnsi="Aptos"/>
+          <w:sz w:val="24"/>
+          <w:szCs w:val="24"/>
         </w:rPr>
       </w:pPr>
       <w:r>
         <w:rPr>
           <w:rFonts w:ascii="Aptos" w:hAnsi="Aptos"/>
+          <w:sz w:val="24"/>
+          <w:szCs w:val="24"/>
         </w:rPr>
         <w:pict w14:anchorId="1771FD8B">
           <v:rect id="_x0000_i1025" style="width:0;height:1.5pt" o:hralign="center" o:hrstd="t" o:hr="t" fillcolor="#a0a0a0" stroked="f"/>
@@ -142,6 +224,8 @@
           <w:rFonts w:ascii="Aptos" w:hAnsi="Aptos"/>
           <w:b/>
           <w:bCs/>
+          <w:sz w:val="24"/>
+          <w:szCs w:val="24"/>
         </w:rPr>
       </w:pPr>
       <w:r>
@@ -149,6 +233,8 @@
           <w:rFonts w:ascii="Aptos" w:hAnsi="Aptos"/>
           <w:b/>
           <w:bCs/>
+          <w:sz w:val="24"/>
+          <w:szCs w:val="24"/>
         </w:rPr>
         <w:t>1. Tổng Quan Dự Án</w:t>
       </w:r>
@@ -157,6 +243,8 @@
       <w:pPr>
         <w:rPr>
           <w:rFonts w:ascii="Aptos" w:hAnsi="Aptos"/>
+          <w:sz w:val="24"/>
+          <w:szCs w:val="24"/>
         </w:rPr>
       </w:pPr>
       <w:r>
@@ -164,12 +252,16 @@
           <w:rFonts w:ascii="Aptos" w:hAnsi="Aptos"/>
           <w:b/>
           <w:bCs/>
+          <w:sz w:val="24"/>
+          <w:szCs w:val="24"/>
         </w:rPr>
         <w:t>Mục tiêu chính:</w:t>
       </w:r>
       <w:r>
         <w:rPr>
           <w:rFonts w:ascii="Aptos" w:hAnsi="Aptos"/>
+          <w:sz w:val="24"/>
+          <w:szCs w:val="24"/>
         </w:rPr>
         <w:br/>
         <w:t xml:space="preserve">Phát triển một ứng dụng web hiện đại giúp người dùng tìm kiếm, khám phá và quản lý danh sách phim yêu thích. CineHub sử dụng dữ liệu từ </w:t>
@@ -179,12 +271,16 @@
           <w:rFonts w:ascii="Aptos" w:hAnsi="Aptos"/>
           <w:b/>
           <w:bCs/>
+          <w:sz w:val="24"/>
+          <w:szCs w:val="24"/>
         </w:rPr>
         <w:t>TMDB API</w:t>
       </w:r>
       <w:r>
         <w:rPr>
           <w:rFonts w:ascii="Aptos" w:hAnsi="Aptos"/>
+          <w:sz w:val="24"/>
+          <w:szCs w:val="24"/>
         </w:rPr>
         <w:t>, cung cấp trải nghiệm mượt mà với các tính năng như: xác thực người dùng, danh sách phim cá nhân hóa, xem chi tiết phim, và hệ thống đánh giá/đề xuất.</w:t>
       </w:r>
@@ -194,6 +290,8 @@
         <w:jc w:val="both"/>
         <w:rPr>
           <w:rFonts w:ascii="Aptos" w:hAnsi="Aptos"/>
+          <w:sz w:val="24"/>
+          <w:szCs w:val="24"/>
         </w:rPr>
       </w:pPr>
       <w:r>
@@ -201,6 +299,8 @@
           <w:rFonts w:ascii="Aptos" w:hAnsi="Aptos"/>
           <w:b/>
           <w:bCs/>
+          <w:sz w:val="24"/>
+          <w:szCs w:val="24"/>
         </w:rPr>
         <w:t>Lợi ích mang lại:</w:t>
       </w:r>
@@ -214,11 +314,15 @@
         <w:jc w:val="both"/>
         <w:rPr>
           <w:rFonts w:ascii="Aptos" w:hAnsi="Aptos"/>
+          <w:sz w:val="24"/>
+          <w:szCs w:val="24"/>
         </w:rPr>
       </w:pPr>
       <w:r>
         <w:rPr>
           <w:rFonts w:ascii="Aptos" w:hAnsi="Aptos"/>
+          <w:sz w:val="24"/>
+          <w:szCs w:val="24"/>
         </w:rPr>
         <w:t>Giúp người dùng khám phá phim mới nhanh chóng.</w:t>
       </w:r>
@@ -232,11 +336,15 @@
         <w:jc w:val="both"/>
         <w:rPr>
           <w:rFonts w:ascii="Aptos" w:hAnsi="Aptos"/>
+          <w:sz w:val="24"/>
+          <w:szCs w:val="24"/>
         </w:rPr>
       </w:pPr>
       <w:r>
         <w:rPr>
           <w:rFonts w:ascii="Aptos" w:hAnsi="Aptos"/>
+          <w:sz w:val="24"/>
+          <w:szCs w:val="24"/>
         </w:rPr>
         <w:t>Giao diện thân thiện, dễ sử dụng, phù hợp cả mobile và desktop.</w:t>
       </w:r>
@@ -250,43 +358,33 @@
         <w:jc w:val="both"/>
         <w:rPr>
           <w:rFonts w:ascii="Aptos" w:hAnsi="Aptos"/>
+          <w:sz w:val="24"/>
+          <w:szCs w:val="24"/>
         </w:rPr>
       </w:pPr>
       <w:r>
         <w:rPr>
           <w:rFonts w:ascii="Aptos" w:hAnsi="Aptos"/>
+          <w:sz w:val="24"/>
+          <w:szCs w:val="24"/>
         </w:rPr>
         <w:t>Cá nhân hóa nội dung giúp tăng sự gắn bó với ứng dụng.</w:t>
       </w:r>
     </w:p>
     <w:p>
       <w:pPr>
-        <w:numPr>
-          <w:ilvl w:val="0"/>
-          <w:numId w:val="10"/>
-        </w:numPr>
         <w:jc w:val="both"/>
         <w:rPr>
           <w:rFonts w:ascii="Aptos" w:hAnsi="Aptos"/>
+          <w:sz w:val="24"/>
+          <w:szCs w:val="24"/>
         </w:rPr>
       </w:pPr>
       <w:r>
         <w:rPr>
           <w:rFonts w:ascii="Aptos" w:hAnsi="Aptos"/>
-        </w:rPr>
-        <w:t>Hỗ trợ cài như app (PWA).</w:t>
-      </w:r>
-    </w:p>
-    <w:p>
-      <w:pPr>
-        <w:jc w:val="both"/>
-        <w:rPr>
-          <w:rFonts w:ascii="Aptos" w:hAnsi="Aptos"/>
-        </w:rPr>
-      </w:pPr>
-      <w:r>
-        <w:rPr>
-          <w:rFonts w:ascii="Aptos" w:hAnsi="Aptos"/>
+          <w:sz w:val="24"/>
+          <w:szCs w:val="24"/>
         </w:rPr>
         <w:pict w14:anchorId="0B186E6E">
           <v:rect id="_x0000_i1026" style="width:0;height:1.5pt" o:hralign="center" o:hrstd="t" o:hr="t" fillcolor="#a0a0a0" stroked="f"/>
@@ -300,6 +398,8 @@
           <w:rFonts w:ascii="Aptos" w:hAnsi="Aptos"/>
           <w:b/>
           <w:bCs/>
+          <w:sz w:val="24"/>
+          <w:szCs w:val="24"/>
         </w:rPr>
       </w:pPr>
       <w:r>
@@ -307,20 +407,22 @@
           <w:rFonts w:ascii="Aptos" w:hAnsi="Aptos"/>
           <w:b/>
           <w:bCs/>
+          <w:sz w:val="24"/>
+          <w:szCs w:val="24"/>
         </w:rPr>
         <w:t>2. Các Bên Liên Quan</w:t>
       </w:r>
     </w:p>
     <w:tbl>
       <w:tblPr>
-        <w:tblStyle w:val="GridTable4-Accent5"/>
+        <w:tblStyle w:val="GridTable5Dark-Accent5"/>
         <w:tblW w:w="0" w:type="auto"/>
-        <w:tblInd w:w="582" w:type="dxa"/>
+        <w:tblInd w:w="600" w:type="dxa"/>
         <w:tblLook w:val="04A0" w:firstRow="1" w:lastRow="0" w:firstColumn="1" w:lastColumn="0" w:noHBand="0" w:noVBand="1"/>
       </w:tblPr>
       <w:tblGrid>
-        <w:gridCol w:w="1844"/>
-        <w:gridCol w:w="5484"/>
+        <w:gridCol w:w="2208"/>
+        <w:gridCol w:w="5716"/>
       </w:tblGrid>
       <w:tr>
         <w:trPr>
@@ -329,10 +431,7 @@
         <w:tc>
           <w:tcPr>
             <w:cnfStyle w:val="001000000000" w:firstRow="0" w:lastRow="0" w:firstColumn="1" w:lastColumn="0" w:oddVBand="0" w:evenVBand="0" w:oddHBand="0" w:evenHBand="0" w:firstRowFirstColumn="0" w:firstRowLastColumn="0" w:lastRowFirstColumn="0" w:lastRowLastColumn="0"/>
-            <w:tcW w:w="0" w:type="auto"/>
-            <w:tcBorders>
-              <w:right w:val="single" w:sz="12" w:space="0" w:color="auto"/>
-            </w:tcBorders>
+            <w:tcW w:w="2208" w:type="dxa"/>
             <w:hideMark/>
           </w:tcPr>
           <w:p>
@@ -341,11 +440,15 @@
               <w:jc w:val="both"/>
               <w:rPr>
                 <w:rFonts w:ascii="Aptos" w:hAnsi="Aptos"/>
+                <w:sz w:val="24"/>
+                <w:szCs w:val="24"/>
               </w:rPr>
             </w:pPr>
             <w:r>
               <w:rPr>
                 <w:rFonts w:ascii="Aptos" w:hAnsi="Aptos"/>
+                <w:sz w:val="24"/>
+                <w:szCs w:val="24"/>
               </w:rPr>
               <w:t>Vai Trò</w:t>
             </w:r>
@@ -353,10 +456,7 @@
         </w:tc>
         <w:tc>
           <w:tcPr>
-            <w:tcW w:w="0" w:type="auto"/>
-            <w:tcBorders>
-              <w:left w:val="single" w:sz="12" w:space="0" w:color="auto"/>
-            </w:tcBorders>
+            <w:tcW w:w="5716" w:type="dxa"/>
             <w:hideMark/>
           </w:tcPr>
           <w:p>
@@ -366,11 +466,15 @@
               <w:cnfStyle w:val="100000000000" w:firstRow="1" w:lastRow="0" w:firstColumn="0" w:lastColumn="0" w:oddVBand="0" w:evenVBand="0" w:oddHBand="0" w:evenHBand="0" w:firstRowFirstColumn="0" w:firstRowLastColumn="0" w:lastRowFirstColumn="0" w:lastRowLastColumn="0"/>
               <w:rPr>
                 <w:rFonts w:ascii="Aptos" w:hAnsi="Aptos"/>
+                <w:sz w:val="24"/>
+                <w:szCs w:val="24"/>
               </w:rPr>
             </w:pPr>
             <w:r>
               <w:rPr>
                 <w:rFonts w:ascii="Aptos" w:hAnsi="Aptos"/>
+                <w:sz w:val="24"/>
+                <w:szCs w:val="24"/>
               </w:rPr>
               <w:t>Mô Tả</w:t>
             </w:r>
@@ -384,20 +488,23 @@
         <w:tc>
           <w:tcPr>
             <w:cnfStyle w:val="001000000000" w:firstRow="0" w:lastRow="0" w:firstColumn="1" w:lastColumn="0" w:oddVBand="0" w:evenVBand="0" w:oddHBand="0" w:evenHBand="0" w:firstRowFirstColumn="0" w:firstRowLastColumn="0" w:lastRowFirstColumn="0" w:lastRowLastColumn="0"/>
-            <w:tcW w:w="0" w:type="auto"/>
+            <w:tcW w:w="2208" w:type="dxa"/>
             <w:hideMark/>
           </w:tcPr>
           <w:p>
             <w:pPr>
               <w:spacing w:after="200" w:line="276" w:lineRule="auto"/>
-              <w:jc w:val="both"/>
-              <w:rPr>
-                <w:rFonts w:ascii="Aptos" w:hAnsi="Aptos"/>
+              <w:rPr>
+                <w:rFonts w:ascii="Aptos" w:hAnsi="Aptos"/>
+                <w:sz w:val="24"/>
+                <w:szCs w:val="24"/>
               </w:rPr>
             </w:pPr>
             <w:r>
               <w:rPr>
                 <w:rFonts w:ascii="Aptos" w:hAnsi="Aptos"/>
+                <w:sz w:val="24"/>
+                <w:szCs w:val="24"/>
               </w:rPr>
               <w:t>Khách hàng</w:t>
             </w:r>
@@ -405,7 +512,7 @@
         </w:tc>
         <w:tc>
           <w:tcPr>
-            <w:tcW w:w="0" w:type="auto"/>
+            <w:tcW w:w="5716" w:type="dxa"/>
             <w:hideMark/>
           </w:tcPr>
           <w:p>
@@ -415,11 +522,15 @@
               <w:cnfStyle w:val="000000100000" w:firstRow="0" w:lastRow="0" w:firstColumn="0" w:lastColumn="0" w:oddVBand="0" w:evenVBand="0" w:oddHBand="1" w:evenHBand="0" w:firstRowFirstColumn="0" w:firstRowLastColumn="0" w:lastRowFirstColumn="0" w:lastRowLastColumn="0"/>
               <w:rPr>
                 <w:rFonts w:ascii="Aptos" w:hAnsi="Aptos"/>
+                <w:sz w:val="24"/>
+                <w:szCs w:val="24"/>
               </w:rPr>
             </w:pPr>
             <w:r>
               <w:rPr>
                 <w:rFonts w:ascii="Aptos" w:hAnsi="Aptos"/>
+                <w:sz w:val="24"/>
+                <w:szCs w:val="24"/>
               </w:rPr>
               <w:t>Người đặt hàng và theo dõi tiến độ dự án</w:t>
             </w:r>
@@ -430,20 +541,23 @@
         <w:tc>
           <w:tcPr>
             <w:cnfStyle w:val="001000000000" w:firstRow="0" w:lastRow="0" w:firstColumn="1" w:lastColumn="0" w:oddVBand="0" w:evenVBand="0" w:oddHBand="0" w:evenHBand="0" w:firstRowFirstColumn="0" w:firstRowLastColumn="0" w:lastRowFirstColumn="0" w:lastRowLastColumn="0"/>
-            <w:tcW w:w="0" w:type="auto"/>
+            <w:tcW w:w="2208" w:type="dxa"/>
             <w:hideMark/>
           </w:tcPr>
           <w:p>
             <w:pPr>
               <w:spacing w:after="200" w:line="276" w:lineRule="auto"/>
-              <w:jc w:val="both"/>
-              <w:rPr>
-                <w:rFonts w:ascii="Aptos" w:hAnsi="Aptos"/>
+              <w:rPr>
+                <w:rFonts w:ascii="Aptos" w:hAnsi="Aptos"/>
+                <w:sz w:val="24"/>
+                <w:szCs w:val="24"/>
               </w:rPr>
             </w:pPr>
             <w:r>
               <w:rPr>
                 <w:rFonts w:ascii="Aptos" w:hAnsi="Aptos"/>
+                <w:sz w:val="24"/>
+                <w:szCs w:val="24"/>
               </w:rPr>
               <w:t>Người phát triển</w:t>
             </w:r>
@@ -451,7 +565,7 @@
         </w:tc>
         <w:tc>
           <w:tcPr>
-            <w:tcW w:w="0" w:type="auto"/>
+            <w:tcW w:w="5716" w:type="dxa"/>
             <w:hideMark/>
           </w:tcPr>
           <w:p>
@@ -461,13 +575,33 @@
               <w:cnfStyle w:val="000000000000" w:firstRow="0" w:lastRow="0" w:firstColumn="0" w:lastColumn="0" w:oddVBand="0" w:evenVBand="0" w:oddHBand="0" w:evenHBand="0" w:firstRowFirstColumn="0" w:firstRowLastColumn="0" w:lastRowFirstColumn="0" w:lastRowLastColumn="0"/>
               <w:rPr>
                 <w:rFonts w:ascii="Aptos" w:hAnsi="Aptos"/>
+                <w:sz w:val="24"/>
+                <w:szCs w:val="24"/>
               </w:rPr>
             </w:pPr>
             <w:r>
               <w:rPr>
                 <w:rFonts w:ascii="Aptos" w:hAnsi="Aptos"/>
-              </w:rPr>
-              <w:t>Người thực hiện toàn bộ frontend/backend/database</w:t>
+                <w:sz w:val="24"/>
+                <w:szCs w:val="24"/>
+              </w:rPr>
+              <w:t xml:space="preserve">Người thực hiện </w:t>
+            </w:r>
+            <w:r>
+              <w:rPr>
+                <w:rFonts w:ascii="Aptos" w:hAnsi="Aptos"/>
+                <w:sz w:val="24"/>
+                <w:szCs w:val="24"/>
+              </w:rPr>
+              <w:t xml:space="preserve">một </w:t>
+            </w:r>
+            <w:r>
+              <w:rPr>
+                <w:rFonts w:ascii="Aptos" w:hAnsi="Aptos"/>
+                <w:sz w:val="24"/>
+                <w:szCs w:val="24"/>
+              </w:rPr>
+              <w:t>frontend/backend/database</w:t>
             </w:r>
           </w:p>
         </w:tc>
@@ -479,20 +613,23 @@
         <w:tc>
           <w:tcPr>
             <w:cnfStyle w:val="001000000000" w:firstRow="0" w:lastRow="0" w:firstColumn="1" w:lastColumn="0" w:oddVBand="0" w:evenVBand="0" w:oddHBand="0" w:evenHBand="0" w:firstRowFirstColumn="0" w:firstRowLastColumn="0" w:lastRowFirstColumn="0" w:lastRowLastColumn="0"/>
-            <w:tcW w:w="0" w:type="auto"/>
+            <w:tcW w:w="2208" w:type="dxa"/>
             <w:hideMark/>
           </w:tcPr>
           <w:p>
             <w:pPr>
               <w:spacing w:after="200" w:line="276" w:lineRule="auto"/>
-              <w:jc w:val="both"/>
-              <w:rPr>
-                <w:rFonts w:ascii="Aptos" w:hAnsi="Aptos"/>
+              <w:rPr>
+                <w:rFonts w:ascii="Aptos" w:hAnsi="Aptos"/>
+                <w:sz w:val="24"/>
+                <w:szCs w:val="24"/>
               </w:rPr>
             </w:pPr>
             <w:r>
               <w:rPr>
                 <w:rFonts w:ascii="Aptos" w:hAnsi="Aptos"/>
+                <w:sz w:val="24"/>
+                <w:szCs w:val="24"/>
               </w:rPr>
               <w:t>Người dùng cuối</w:t>
             </w:r>
@@ -500,7 +637,7 @@
         </w:tc>
         <w:tc>
           <w:tcPr>
-            <w:tcW w:w="0" w:type="auto"/>
+            <w:tcW w:w="5716" w:type="dxa"/>
             <w:hideMark/>
           </w:tcPr>
           <w:p>
@@ -510,11 +647,15 @@
               <w:cnfStyle w:val="000000100000" w:firstRow="0" w:lastRow="0" w:firstColumn="0" w:lastColumn="0" w:oddVBand="0" w:evenVBand="0" w:oddHBand="1" w:evenHBand="0" w:firstRowFirstColumn="0" w:firstRowLastColumn="0" w:lastRowFirstColumn="0" w:lastRowLastColumn="0"/>
               <w:rPr>
                 <w:rFonts w:ascii="Aptos" w:hAnsi="Aptos"/>
+                <w:sz w:val="24"/>
+                <w:szCs w:val="24"/>
               </w:rPr>
             </w:pPr>
             <w:r>
               <w:rPr>
                 <w:rFonts w:ascii="Aptos" w:hAnsi="Aptos"/>
+                <w:sz w:val="24"/>
+                <w:szCs w:val="24"/>
               </w:rPr>
               <w:t>Người sử dụng ứng dụng để duyệt và xem thông tin phim</w:t>
             </w:r>
@@ -527,6 +668,8 @@
         <w:jc w:val="both"/>
         <w:rPr>
           <w:rFonts w:ascii="Aptos" w:hAnsi="Aptos"/>
+          <w:sz w:val="24"/>
+          <w:szCs w:val="24"/>
         </w:rPr>
       </w:pPr>
     </w:p>
@@ -535,11 +678,15 @@
         <w:jc w:val="both"/>
         <w:rPr>
           <w:rFonts w:ascii="Aptos" w:hAnsi="Aptos"/>
+          <w:sz w:val="24"/>
+          <w:szCs w:val="24"/>
         </w:rPr>
       </w:pPr>
       <w:r>
         <w:rPr>
           <w:rFonts w:ascii="Aptos" w:hAnsi="Aptos"/>
+          <w:sz w:val="24"/>
+          <w:szCs w:val="24"/>
         </w:rPr>
         <w:pict w14:anchorId="43511687">
           <v:rect id="_x0000_i1027" style="width:0;height:1.5pt" o:hralign="center" o:hrstd="t" o:hr="t" fillcolor="#a0a0a0" stroked="f"/>
@@ -553,6 +700,8 @@
           <w:rFonts w:ascii="Aptos" w:hAnsi="Aptos"/>
           <w:b/>
           <w:bCs/>
+          <w:sz w:val="24"/>
+          <w:szCs w:val="24"/>
         </w:rPr>
       </w:pPr>
       <w:r>
@@ -560,6 +709,8 @@
           <w:rFonts w:ascii="Aptos" w:hAnsi="Aptos"/>
           <w:b/>
           <w:bCs/>
+          <w:sz w:val="24"/>
+          <w:szCs w:val="24"/>
         </w:rPr>
         <w:t>3. Phạm Vi Dự Án</w:t>
       </w:r>
@@ -571,6 +722,8 @@
           <w:rFonts w:ascii="Aptos" w:hAnsi="Aptos"/>
           <w:b/>
           <w:bCs/>
+          <w:sz w:val="24"/>
+          <w:szCs w:val="24"/>
         </w:rPr>
       </w:pPr>
       <w:r>
@@ -578,19 +731,11 @@
           <w:rFonts w:ascii="Aptos" w:hAnsi="Aptos"/>
           <w:b/>
           <w:bCs/>
+          <w:sz w:val="24"/>
+          <w:szCs w:val="24"/>
         </w:rPr>
         <w:t>3.1. Tính Năng Chính</w:t>
       </w:r>
-    </w:p>
-    <w:p>
-      <w:pPr>
-        <w:jc w:val="both"/>
-        <w:rPr>
-          <w:rFonts w:ascii="Aptos" w:hAnsi="Aptos"/>
-          <w:b/>
-          <w:bCs/>
-        </w:rPr>
-      </w:pPr>
     </w:p>
     <w:tbl>
       <w:tblPr>
@@ -621,11 +766,15 @@
               <w:jc w:val="center"/>
               <w:rPr>
                 <w:rFonts w:ascii="Aptos" w:hAnsi="Aptos"/>
+                <w:sz w:val="24"/>
+                <w:szCs w:val="24"/>
               </w:rPr>
             </w:pPr>
             <w:r>
               <w:rPr>
                 <w:rFonts w:ascii="Aptos" w:hAnsi="Aptos"/>
+                <w:sz w:val="24"/>
+                <w:szCs w:val="24"/>
               </w:rPr>
               <w:lastRenderedPageBreak/>
               <w:t>Mã</w:t>
@@ -645,11 +794,15 @@
               <w:cnfStyle w:val="100000000000" w:firstRow="1" w:lastRow="0" w:firstColumn="0" w:lastColumn="0" w:oddVBand="0" w:evenVBand="0" w:oddHBand="0" w:evenHBand="0" w:firstRowFirstColumn="0" w:firstRowLastColumn="0" w:lastRowFirstColumn="0" w:lastRowLastColumn="0"/>
               <w:rPr>
                 <w:rFonts w:ascii="Aptos" w:hAnsi="Aptos"/>
+                <w:sz w:val="24"/>
+                <w:szCs w:val="24"/>
               </w:rPr>
             </w:pPr>
             <w:r>
               <w:rPr>
                 <w:rFonts w:ascii="Aptos" w:hAnsi="Aptos"/>
+                <w:sz w:val="24"/>
+                <w:szCs w:val="24"/>
               </w:rPr>
               <w:t>Tính Năng</w:t>
             </w:r>
@@ -668,11 +821,15 @@
               <w:cnfStyle w:val="100000000000" w:firstRow="1" w:lastRow="0" w:firstColumn="0" w:lastColumn="0" w:oddVBand="0" w:evenVBand="0" w:oddHBand="0" w:evenHBand="0" w:firstRowFirstColumn="0" w:firstRowLastColumn="0" w:lastRowFirstColumn="0" w:lastRowLastColumn="0"/>
               <w:rPr>
                 <w:rFonts w:ascii="Aptos" w:hAnsi="Aptos"/>
+                <w:sz w:val="24"/>
+                <w:szCs w:val="24"/>
               </w:rPr>
             </w:pPr>
             <w:r>
               <w:rPr>
                 <w:rFonts w:ascii="Aptos" w:hAnsi="Aptos"/>
+                <w:sz w:val="24"/>
+                <w:szCs w:val="24"/>
               </w:rPr>
               <w:t>Mô Tả</w:t>
             </w:r>
@@ -694,25 +851,41 @@
               <w:spacing w:after="200" w:line="276" w:lineRule="auto"/>
               <w:rPr>
                 <w:rFonts w:ascii="Aptos" w:hAnsi="Aptos"/>
+                <w:sz w:val="24"/>
+                <w:szCs w:val="24"/>
               </w:rPr>
             </w:pPr>
             <w:r>
               <w:rPr>
                 <w:rFonts w:ascii="Aptos" w:hAnsi="Aptos"/>
+                <w:sz w:val="24"/>
+                <w:szCs w:val="24"/>
               </w:rPr>
               <w:t>US-01</w:t>
             </w:r>
             <w:r>
               <w:rPr>
                 <w:rFonts w:ascii="Aptos" w:hAnsi="Aptos"/>
+                <w:sz w:val="24"/>
+                <w:szCs w:val="24"/>
               </w:rPr>
               <w:t xml:space="preserve"> </w:t>
             </w:r>
             <w:r>
               <w:rPr>
                 <w:rFonts w:ascii="Aptos" w:hAnsi="Aptos"/>
-              </w:rPr>
-              <w:t>đến US-05</w:t>
+                <w:sz w:val="24"/>
+                <w:szCs w:val="24"/>
+              </w:rPr>
+              <w:t>đến US-0</w:t>
+            </w:r>
+            <w:r>
+              <w:rPr>
+                <w:rFonts w:ascii="Aptos" w:hAnsi="Aptos"/>
+                <w:sz w:val="24"/>
+                <w:szCs w:val="24"/>
+              </w:rPr>
+              <w:t>7</w:t>
             </w:r>
           </w:p>
         </w:tc>
@@ -727,11 +900,15 @@
               <w:cnfStyle w:val="000000100000" w:firstRow="0" w:lastRow="0" w:firstColumn="0" w:lastColumn="0" w:oddVBand="0" w:evenVBand="0" w:oddHBand="1" w:evenHBand="0" w:firstRowFirstColumn="0" w:firstRowLastColumn="0" w:lastRowFirstColumn="0" w:lastRowLastColumn="0"/>
               <w:rPr>
                 <w:rFonts w:ascii="Aptos" w:hAnsi="Aptos"/>
+                <w:sz w:val="24"/>
+                <w:szCs w:val="24"/>
               </w:rPr>
             </w:pPr>
             <w:r>
               <w:rPr>
                 <w:rFonts w:ascii="Aptos" w:hAnsi="Aptos"/>
+                <w:sz w:val="24"/>
+                <w:szCs w:val="24"/>
               </w:rPr>
               <w:t>Xác thực &amp; Quản lý người dùng</w:t>
             </w:r>
@@ -748,27 +925,25 @@
               <w:cnfStyle w:val="000000100000" w:firstRow="0" w:lastRow="0" w:firstColumn="0" w:lastColumn="0" w:oddVBand="0" w:evenVBand="0" w:oddHBand="1" w:evenHBand="0" w:firstRowFirstColumn="0" w:firstRowLastColumn="0" w:lastRowFirstColumn="0" w:lastRowLastColumn="0"/>
               <w:rPr>
                 <w:rFonts w:ascii="Aptos" w:hAnsi="Aptos"/>
+                <w:sz w:val="24"/>
+                <w:szCs w:val="24"/>
               </w:rPr>
             </w:pPr>
             <w:r>
               <w:rPr>
                 <w:rFonts w:ascii="Aptos" w:hAnsi="Aptos"/>
-              </w:rPr>
-              <w:t xml:space="preserve">Đăng ký, đăng nhập, đăng nhập bằng Google, cập nhật hồ sơ. Hỗ trợ lưu </w:t>
+                <w:sz w:val="24"/>
+                <w:szCs w:val="24"/>
+              </w:rPr>
+              <w:t>Đăng ký, đăng nhập (email/password, Google, Facebook), quản lý hồ sơ cơ bản, phân quyền Admin/Moderator, quản lý user</w:t>
             </w:r>
             <w:r>
               <w:rPr>
                 <w:rFonts w:ascii="Aptos" w:hAnsi="Aptos"/>
-                <w:b/>
-                <w:bCs/>
-              </w:rPr>
-              <w:t>email/password vào MySQL</w:t>
-            </w:r>
-            <w:r>
-              <w:rPr>
-                <w:rFonts w:ascii="Aptos" w:hAnsi="Aptos"/>
-              </w:rPr>
-              <w:t xml:space="preserve"> bằng API backend nhỏ tích hợp trong Next.js.</w:t>
+                <w:sz w:val="24"/>
+                <w:szCs w:val="24"/>
+              </w:rPr>
+              <w:t>.</w:t>
             </w:r>
           </w:p>
         </w:tc>
@@ -785,19 +960,17 @@
               <w:spacing w:after="200" w:line="276" w:lineRule="auto"/>
               <w:rPr>
                 <w:rFonts w:ascii="Aptos" w:hAnsi="Aptos"/>
+                <w:sz w:val="24"/>
+                <w:szCs w:val="24"/>
               </w:rPr>
             </w:pPr>
             <w:r>
               <w:rPr>
                 <w:rFonts w:ascii="Aptos" w:hAnsi="Aptos"/>
-              </w:rPr>
-              <w:t>US-06 đến US-</w:t>
-            </w:r>
-            <w:r>
-              <w:rPr>
-                <w:rFonts w:ascii="Aptos" w:hAnsi="Aptos"/>
-              </w:rPr>
-              <w:t>10</w:t>
+                <w:sz w:val="24"/>
+                <w:szCs w:val="24"/>
+              </w:rPr>
+              <w:t>US-08 đến US-12</w:t>
             </w:r>
           </w:p>
         </w:tc>
@@ -812,13 +985,33 @@
               <w:cnfStyle w:val="000000000000" w:firstRow="0" w:lastRow="0" w:firstColumn="0" w:lastColumn="0" w:oddVBand="0" w:evenVBand="0" w:oddHBand="0" w:evenHBand="0" w:firstRowFirstColumn="0" w:firstRowLastColumn="0" w:lastRowFirstColumn="0" w:lastRowLastColumn="0"/>
               <w:rPr>
                 <w:rFonts w:ascii="Aptos" w:hAnsi="Aptos"/>
+                <w:sz w:val="24"/>
+                <w:szCs w:val="24"/>
               </w:rPr>
             </w:pPr>
             <w:r>
               <w:rPr>
                 <w:rFonts w:ascii="Aptos" w:hAnsi="Aptos"/>
-              </w:rPr>
-              <w:t>Duyệt &amp; Tìm kiếm phim</w:t>
+                <w:sz w:val="24"/>
+                <w:szCs w:val="24"/>
+              </w:rPr>
+              <w:t xml:space="preserve">Duyệt &amp; </w:t>
+            </w:r>
+            <w:r>
+              <w:rPr>
+                <w:rFonts w:ascii="Aptos" w:hAnsi="Aptos"/>
+                <w:sz w:val="24"/>
+                <w:szCs w:val="24"/>
+              </w:rPr>
+              <w:t>khám phá</w:t>
+            </w:r>
+            <w:r>
+              <w:rPr>
+                <w:rFonts w:ascii="Aptos" w:hAnsi="Aptos"/>
+                <w:sz w:val="24"/>
+                <w:szCs w:val="24"/>
+              </w:rPr>
+              <w:t xml:space="preserve"> phim</w:t>
             </w:r>
           </w:p>
         </w:tc>
@@ -833,13 +1026,25 @@
               <w:cnfStyle w:val="000000000000" w:firstRow="0" w:lastRow="0" w:firstColumn="0" w:lastColumn="0" w:oddVBand="0" w:evenVBand="0" w:oddHBand="0" w:evenHBand="0" w:firstRowFirstColumn="0" w:firstRowLastColumn="0" w:lastRowFirstColumn="0" w:lastRowLastColumn="0"/>
               <w:rPr>
                 <w:rFonts w:ascii="Aptos" w:hAnsi="Aptos"/>
+                <w:sz w:val="24"/>
+                <w:szCs w:val="24"/>
               </w:rPr>
             </w:pPr>
             <w:r>
               <w:rPr>
                 <w:rFonts w:ascii="Aptos" w:hAnsi="Aptos"/>
-              </w:rPr>
-              <w:t>Hiển thị phim phổ biến, lọc, tìm kiếm, xem chi tiết movie/TV Show</w:t>
+                <w:sz w:val="24"/>
+                <w:szCs w:val="24"/>
+              </w:rPr>
+              <w:t>Hiển thị phim theo categories, tìm kiếm, xem chi tiết Movie/TV Show, lọc phim cơ bản</w:t>
+            </w:r>
+            <w:r>
+              <w:rPr>
+                <w:rFonts w:ascii="Aptos" w:hAnsi="Aptos"/>
+                <w:sz w:val="24"/>
+                <w:szCs w:val="24"/>
+              </w:rPr>
+              <w:t>.</w:t>
             </w:r>
           </w:p>
         </w:tc>
@@ -859,31 +1064,41 @@
               <w:spacing w:after="200" w:line="276" w:lineRule="auto"/>
               <w:rPr>
                 <w:rFonts w:ascii="Aptos" w:hAnsi="Aptos"/>
+                <w:sz w:val="24"/>
+                <w:szCs w:val="24"/>
               </w:rPr>
             </w:pPr>
             <w:r>
               <w:rPr>
                 <w:rFonts w:ascii="Aptos" w:hAnsi="Aptos"/>
+                <w:sz w:val="24"/>
+                <w:szCs w:val="24"/>
               </w:rPr>
               <w:t>US-1</w:t>
             </w:r>
             <w:r>
               <w:rPr>
                 <w:rFonts w:ascii="Aptos" w:hAnsi="Aptos"/>
-              </w:rPr>
-              <w:t>1</w:t>
+                <w:sz w:val="24"/>
+                <w:szCs w:val="24"/>
+              </w:rPr>
+              <w:t>3</w:t>
             </w:r>
             <w:r>
               <w:rPr>
                 <w:rFonts w:ascii="Aptos" w:hAnsi="Aptos"/>
+                <w:sz w:val="24"/>
+                <w:szCs w:val="24"/>
               </w:rPr>
               <w:t xml:space="preserve"> đến US-1</w:t>
             </w:r>
             <w:r>
               <w:rPr>
                 <w:rFonts w:ascii="Aptos" w:hAnsi="Aptos"/>
-              </w:rPr>
-              <w:t>4</w:t>
+                <w:sz w:val="24"/>
+                <w:szCs w:val="24"/>
+              </w:rPr>
+              <w:t>6</w:t>
             </w:r>
           </w:p>
         </w:tc>
@@ -898,13 +1113,25 @@
               <w:cnfStyle w:val="000000100000" w:firstRow="0" w:lastRow="0" w:firstColumn="0" w:lastColumn="0" w:oddVBand="0" w:evenVBand="0" w:oddHBand="1" w:evenHBand="0" w:firstRowFirstColumn="0" w:firstRowLastColumn="0" w:lastRowFirstColumn="0" w:lastRowLastColumn="0"/>
               <w:rPr>
                 <w:rFonts w:ascii="Aptos" w:hAnsi="Aptos"/>
+                <w:sz w:val="24"/>
+                <w:szCs w:val="24"/>
               </w:rPr>
             </w:pPr>
             <w:r>
               <w:rPr>
                 <w:rFonts w:ascii="Aptos" w:hAnsi="Aptos"/>
+                <w:sz w:val="24"/>
+                <w:szCs w:val="24"/>
               </w:rPr>
               <w:t>Cá nhân hóa</w:t>
+            </w:r>
+            <w:r>
+              <w:rPr>
+                <w:rFonts w:ascii="Aptos" w:hAnsi="Aptos"/>
+                <w:sz w:val="24"/>
+                <w:szCs w:val="24"/>
+              </w:rPr>
+              <w:t xml:space="preserve"> &amp; tương tác</w:t>
             </w:r>
           </w:p>
         </w:tc>
@@ -919,13 +1146,17 @@
               <w:cnfStyle w:val="000000100000" w:firstRow="0" w:lastRow="0" w:firstColumn="0" w:lastColumn="0" w:oddVBand="0" w:evenVBand="0" w:oddHBand="1" w:evenHBand="0" w:firstRowFirstColumn="0" w:firstRowLastColumn="0" w:lastRowFirstColumn="0" w:lastRowLastColumn="0"/>
               <w:rPr>
                 <w:rFonts w:ascii="Aptos" w:hAnsi="Aptos"/>
+                <w:sz w:val="24"/>
+                <w:szCs w:val="24"/>
               </w:rPr>
             </w:pPr>
             <w:r>
               <w:rPr>
                 <w:rFonts w:ascii="Aptos" w:hAnsi="Aptos"/>
-              </w:rPr>
-              <w:t>Watchlist, đánh giá, đề xuất và lưu lịch sử xem</w:t>
+                <w:sz w:val="24"/>
+                <w:szCs w:val="24"/>
+              </w:rPr>
+              <w:t>Watchlist, đánh giá &amp; comment phim, đề xuất cơ bản, lịch sử xem phim</w:t>
             </w:r>
           </w:p>
         </w:tc>
@@ -942,31 +1173,41 @@
               <w:spacing w:after="200" w:line="276" w:lineRule="auto"/>
               <w:rPr>
                 <w:rFonts w:ascii="Aptos" w:hAnsi="Aptos"/>
+                <w:sz w:val="24"/>
+                <w:szCs w:val="24"/>
               </w:rPr>
             </w:pPr>
             <w:r>
               <w:rPr>
                 <w:rFonts w:ascii="Aptos" w:hAnsi="Aptos"/>
+                <w:sz w:val="24"/>
+                <w:szCs w:val="24"/>
               </w:rPr>
               <w:t>US-1</w:t>
             </w:r>
             <w:r>
               <w:rPr>
                 <w:rFonts w:ascii="Aptos" w:hAnsi="Aptos"/>
-              </w:rPr>
-              <w:t>5</w:t>
+                <w:sz w:val="24"/>
+                <w:szCs w:val="24"/>
+              </w:rPr>
+              <w:t>7</w:t>
             </w:r>
             <w:r>
               <w:rPr>
                 <w:rFonts w:ascii="Aptos" w:hAnsi="Aptos"/>
+                <w:sz w:val="24"/>
+                <w:szCs w:val="24"/>
               </w:rPr>
               <w:t xml:space="preserve"> đến US-1</w:t>
             </w:r>
             <w:r>
               <w:rPr>
                 <w:rFonts w:ascii="Aptos" w:hAnsi="Aptos"/>
-              </w:rPr>
-              <w:t>6</w:t>
+                <w:sz w:val="24"/>
+                <w:szCs w:val="24"/>
+              </w:rPr>
+              <w:t>8</w:t>
             </w:r>
           </w:p>
         </w:tc>
@@ -981,13 +1222,17 @@
               <w:cnfStyle w:val="000000000000" w:firstRow="0" w:lastRow="0" w:firstColumn="0" w:lastColumn="0" w:oddVBand="0" w:evenVBand="0" w:oddHBand="0" w:evenHBand="0" w:firstRowFirstColumn="0" w:firstRowLastColumn="0" w:lastRowFirstColumn="0" w:lastRowLastColumn="0"/>
               <w:rPr>
                 <w:rFonts w:ascii="Aptos" w:hAnsi="Aptos"/>
+                <w:sz w:val="24"/>
+                <w:szCs w:val="24"/>
               </w:rPr>
             </w:pPr>
             <w:r>
               <w:rPr>
                 <w:rFonts w:ascii="Aptos" w:hAnsi="Aptos"/>
-              </w:rPr>
-              <w:t>Giao diện</w:t>
+                <w:sz w:val="24"/>
+                <w:szCs w:val="24"/>
+              </w:rPr>
+              <w:t>Giao diện &amp; Accessibility</w:t>
             </w:r>
           </w:p>
         </w:tc>
@@ -1002,13 +1247,17 @@
               <w:cnfStyle w:val="000000000000" w:firstRow="0" w:lastRow="0" w:firstColumn="0" w:lastColumn="0" w:oddVBand="0" w:evenVBand="0" w:oddHBand="0" w:evenHBand="0" w:firstRowFirstColumn="0" w:firstRowLastColumn="0" w:lastRowFirstColumn="0" w:lastRowLastColumn="0"/>
               <w:rPr>
                 <w:rFonts w:ascii="Aptos" w:hAnsi="Aptos"/>
+                <w:sz w:val="24"/>
+                <w:szCs w:val="24"/>
               </w:rPr>
             </w:pPr>
             <w:r>
               <w:rPr>
                 <w:rFonts w:ascii="Aptos" w:hAnsi="Aptos"/>
-              </w:rPr>
-              <w:t>Responsive, accessibility cơ bản</w:t>
+                <w:sz w:val="24"/>
+                <w:szCs w:val="24"/>
+              </w:rPr>
+              <w:t>Responsive mobile-first, hỗ trợ accessibility cơ bản</w:t>
             </w:r>
           </w:p>
         </w:tc>
@@ -1028,31 +1277,17 @@
               <w:spacing w:after="200" w:line="276" w:lineRule="auto"/>
               <w:rPr>
                 <w:rFonts w:ascii="Aptos" w:hAnsi="Aptos"/>
+                <w:sz w:val="24"/>
+                <w:szCs w:val="24"/>
               </w:rPr>
             </w:pPr>
             <w:r>
               <w:rPr>
                 <w:rFonts w:ascii="Aptos" w:hAnsi="Aptos"/>
-              </w:rPr>
-              <w:t>US-1</w:t>
-            </w:r>
-            <w:r>
-              <w:rPr>
-                <w:rFonts w:ascii="Aptos" w:hAnsi="Aptos"/>
-              </w:rPr>
-              <w:t>7</w:t>
-            </w:r>
-            <w:r>
-              <w:rPr>
-                <w:rFonts w:ascii="Aptos" w:hAnsi="Aptos"/>
-              </w:rPr>
-              <w:t xml:space="preserve"> đến US-1</w:t>
-            </w:r>
-            <w:r>
-              <w:rPr>
-                <w:rFonts w:ascii="Aptos" w:hAnsi="Aptos"/>
-              </w:rPr>
-              <w:t>8</w:t>
+                <w:sz w:val="24"/>
+                <w:szCs w:val="24"/>
+              </w:rPr>
+              <w:t>US-19</w:t>
             </w:r>
           </w:p>
         </w:tc>
@@ -1067,11 +1302,15 @@
               <w:cnfStyle w:val="000000100000" w:firstRow="0" w:lastRow="0" w:firstColumn="0" w:lastColumn="0" w:oddVBand="0" w:evenVBand="0" w:oddHBand="1" w:evenHBand="0" w:firstRowFirstColumn="0" w:firstRowLastColumn="0" w:lastRowFirstColumn="0" w:lastRowLastColumn="0"/>
               <w:rPr>
                 <w:rFonts w:ascii="Aptos" w:hAnsi="Aptos"/>
+                <w:sz w:val="24"/>
+                <w:szCs w:val="24"/>
               </w:rPr>
             </w:pPr>
             <w:r>
               <w:rPr>
                 <w:rFonts w:ascii="Aptos" w:hAnsi="Aptos"/>
+                <w:sz w:val="24"/>
+                <w:szCs w:val="24"/>
               </w:rPr>
               <w:t>Kỹ thuật</w:t>
             </w:r>
@@ -1088,13 +1327,17 @@
               <w:cnfStyle w:val="000000100000" w:firstRow="0" w:lastRow="0" w:firstColumn="0" w:lastColumn="0" w:oddVBand="0" w:evenVBand="0" w:oddHBand="1" w:evenHBand="0" w:firstRowFirstColumn="0" w:firstRowLastColumn="0" w:lastRowFirstColumn="0" w:lastRowLastColumn="0"/>
               <w:rPr>
                 <w:rFonts w:ascii="Aptos" w:hAnsi="Aptos"/>
+                <w:sz w:val="24"/>
+                <w:szCs w:val="24"/>
               </w:rPr>
             </w:pPr>
             <w:r>
               <w:rPr>
                 <w:rFonts w:ascii="Aptos" w:hAnsi="Aptos"/>
-              </w:rPr>
-              <w:t>PWA cơ bản, tối ưu hiệu suất</w:t>
+                <w:sz w:val="24"/>
+                <w:szCs w:val="24"/>
+              </w:rPr>
+              <w:t>Performance optimization, lazy loading, caching</w:t>
             </w:r>
           </w:p>
         </w:tc>
@@ -1111,31 +1354,17 @@
               <w:spacing w:after="200" w:line="276" w:lineRule="auto"/>
               <w:rPr>
                 <w:rFonts w:ascii="Aptos" w:hAnsi="Aptos"/>
+                <w:sz w:val="24"/>
+                <w:szCs w:val="24"/>
               </w:rPr>
             </w:pPr>
             <w:r>
               <w:rPr>
                 <w:rFonts w:ascii="Aptos" w:hAnsi="Aptos"/>
-              </w:rPr>
-              <w:t>US-</w:t>
-            </w:r>
-            <w:r>
-              <w:rPr>
-                <w:rFonts w:ascii="Aptos" w:hAnsi="Aptos"/>
-              </w:rPr>
-              <w:t>19</w:t>
-            </w:r>
-            <w:r>
-              <w:rPr>
-                <w:rFonts w:ascii="Aptos" w:hAnsi="Aptos"/>
-              </w:rPr>
-              <w:t xml:space="preserve"> đến US-2</w:t>
-            </w:r>
-            <w:r>
-              <w:rPr>
-                <w:rFonts w:ascii="Aptos" w:hAnsi="Aptos"/>
-              </w:rPr>
-              <w:t>1</w:t>
+                <w:sz w:val="24"/>
+                <w:szCs w:val="24"/>
+              </w:rPr>
+              <w:t>US-20 đến US-22</w:t>
             </w:r>
           </w:p>
         </w:tc>
@@ -1150,11 +1379,15 @@
               <w:cnfStyle w:val="000000000000" w:firstRow="0" w:lastRow="0" w:firstColumn="0" w:lastColumn="0" w:oddVBand="0" w:evenVBand="0" w:oddHBand="0" w:evenHBand="0" w:firstRowFirstColumn="0" w:firstRowLastColumn="0" w:lastRowFirstColumn="0" w:lastRowLastColumn="0"/>
               <w:rPr>
                 <w:rFonts w:ascii="Aptos" w:hAnsi="Aptos"/>
+                <w:sz w:val="24"/>
+                <w:szCs w:val="24"/>
               </w:rPr>
             </w:pPr>
             <w:r>
               <w:rPr>
                 <w:rFonts w:ascii="Aptos" w:hAnsi="Aptos"/>
+                <w:sz w:val="24"/>
+                <w:szCs w:val="24"/>
               </w:rPr>
               <w:t>Mobile &amp; Bản quyền</w:t>
             </w:r>
@@ -1171,13 +1404,91 @@
               <w:cnfStyle w:val="000000000000" w:firstRow="0" w:lastRow="0" w:firstColumn="0" w:lastColumn="0" w:oddVBand="0" w:evenVBand="0" w:oddHBand="0" w:evenHBand="0" w:firstRowFirstColumn="0" w:firstRowLastColumn="0" w:lastRowFirstColumn="0" w:lastRowLastColumn="0"/>
               <w:rPr>
                 <w:rFonts w:ascii="Aptos" w:hAnsi="Aptos"/>
+                <w:sz w:val="24"/>
+                <w:szCs w:val="24"/>
               </w:rPr>
             </w:pPr>
             <w:r>
               <w:rPr>
                 <w:rFonts w:ascii="Aptos" w:hAnsi="Aptos"/>
-              </w:rPr>
-              <w:t>Landing page trên mobile, hạn chế quyền truy cập sidebar, xử lý copyright</w:t>
+                <w:sz w:val="24"/>
+                <w:szCs w:val="24"/>
+              </w:rPr>
+              <w:t>Landing page mobile, hạn chế sidebar, xử lý copyright</w:t>
+            </w:r>
+          </w:p>
+        </w:tc>
+      </w:tr>
+      <w:tr>
+        <w:trPr>
+          <w:cnfStyle w:val="000000100000" w:firstRow="0" w:lastRow="0" w:firstColumn="0" w:lastColumn="0" w:oddVBand="0" w:evenVBand="0" w:oddHBand="1" w:evenHBand="0" w:firstRowFirstColumn="0" w:firstRowLastColumn="0" w:lastRowFirstColumn="0" w:lastRowLastColumn="0"/>
+        </w:trPr>
+        <w:tc>
+          <w:tcPr>
+            <w:cnfStyle w:val="001000000000" w:firstRow="0" w:lastRow="0" w:firstColumn="1" w:lastColumn="0" w:oddVBand="0" w:evenVBand="0" w:oddHBand="0" w:evenHBand="0" w:firstRowFirstColumn="0" w:firstRowLastColumn="0" w:lastRowFirstColumn="0" w:lastRowLastColumn="0"/>
+            <w:tcW w:w="2663" w:type="dxa"/>
+          </w:tcPr>
+          <w:p>
+            <w:pPr>
+              <w:rPr>
+                <w:rFonts w:ascii="Aptos" w:hAnsi="Aptos"/>
+                <w:sz w:val="24"/>
+                <w:szCs w:val="24"/>
+              </w:rPr>
+            </w:pPr>
+            <w:r>
+              <w:rPr>
+                <w:rFonts w:ascii="Aptos" w:hAnsi="Aptos"/>
+                <w:sz w:val="24"/>
+                <w:szCs w:val="24"/>
+              </w:rPr>
+              <w:t>US-23</w:t>
+            </w:r>
+          </w:p>
+        </w:tc>
+        <w:tc>
+          <w:tcPr>
+            <w:tcW w:w="2719" w:type="dxa"/>
+          </w:tcPr>
+          <w:p>
+            <w:pPr>
+              <w:cnfStyle w:val="000000100000" w:firstRow="0" w:lastRow="0" w:firstColumn="0" w:lastColumn="0" w:oddVBand="0" w:evenVBand="0" w:oddHBand="1" w:evenHBand="0" w:firstRowFirstColumn="0" w:firstRowLastColumn="0" w:lastRowFirstColumn="0" w:lastRowLastColumn="0"/>
+              <w:rPr>
+                <w:rFonts w:ascii="Aptos" w:hAnsi="Aptos"/>
+                <w:sz w:val="24"/>
+                <w:szCs w:val="24"/>
+              </w:rPr>
+            </w:pPr>
+            <w:r>
+              <w:rPr>
+                <w:rFonts w:ascii="Aptos" w:hAnsi="Aptos"/>
+                <w:sz w:val="24"/>
+                <w:szCs w:val="24"/>
+              </w:rPr>
+              <w:t>Cải tiến UX</w:t>
+            </w:r>
+          </w:p>
+        </w:tc>
+        <w:tc>
+          <w:tcPr>
+            <w:tcW w:w="4626" w:type="dxa"/>
+          </w:tcPr>
+          <w:p>
+            <w:pPr>
+              <w:cnfStyle w:val="000000100000" w:firstRow="0" w:lastRow="0" w:firstColumn="0" w:lastColumn="0" w:oddVBand="0" w:evenVBand="0" w:oddHBand="1" w:evenHBand="0" w:firstRowFirstColumn="0" w:firstRowLastColumn="0" w:lastRowFirstColumn="0" w:lastRowLastColumn="0"/>
+              <w:rPr>
+                <w:rFonts w:ascii="Aptos" w:hAnsi="Aptos"/>
+                <w:sz w:val="24"/>
+                <w:szCs w:val="24"/>
+              </w:rPr>
+            </w:pPr>
+            <w:r>
+              <w:rPr>
+                <w:rFonts w:ascii="Aptos" w:hAnsi="Aptos"/>
+                <w:sz w:val="24"/>
+                <w:szCs w:val="24"/>
+              </w:rPr>
+              <w:t>Coming Soon page cho các tính năng đang phát triển, thay thế 404 errors</w:t>
             </w:r>
           </w:p>
         </w:tc>
@@ -1188,11 +1499,15 @@
         <w:jc w:val="both"/>
         <w:rPr>
           <w:rFonts w:ascii="Aptos" w:hAnsi="Aptos"/>
+          <w:sz w:val="24"/>
+          <w:szCs w:val="24"/>
         </w:rPr>
       </w:pPr>
       <w:r>
         <w:rPr>
           <w:rFonts w:ascii="Aptos" w:hAnsi="Aptos"/>
+          <w:sz w:val="24"/>
+          <w:szCs w:val="24"/>
         </w:rPr>
         <w:pict w14:anchorId="18DA0519">
           <v:rect id="_x0000_i1028" style="width:0;height:1.5pt" o:hralign="center" o:hrstd="t" o:hr="t" fillcolor="#a0a0a0" stroked="f"/>
@@ -1206,6 +1521,8 @@
           <w:rFonts w:ascii="Aptos" w:hAnsi="Aptos"/>
           <w:b/>
           <w:bCs/>
+          <w:sz w:val="24"/>
+          <w:szCs w:val="24"/>
         </w:rPr>
       </w:pPr>
       <w:r>
@@ -1213,6 +1530,8 @@
           <w:rFonts w:ascii="Aptos" w:hAnsi="Aptos"/>
           <w:b/>
           <w:bCs/>
+          <w:sz w:val="24"/>
+          <w:szCs w:val="24"/>
         </w:rPr>
         <w:t>4. Yêu Cầu Giao Diện (UI/UX)</w:t>
       </w:r>
@@ -1226,6 +1545,8 @@
         <w:jc w:val="both"/>
         <w:rPr>
           <w:rFonts w:ascii="Aptos" w:hAnsi="Aptos"/>
+          <w:sz w:val="24"/>
+          <w:szCs w:val="24"/>
         </w:rPr>
       </w:pPr>
       <w:r>
@@ -1233,12 +1554,16 @@
           <w:rFonts w:ascii="Aptos" w:hAnsi="Aptos"/>
           <w:b/>
           <w:bCs/>
+          <w:sz w:val="24"/>
+          <w:szCs w:val="24"/>
         </w:rPr>
         <w:t>Phong cách thiết kế:</w:t>
       </w:r>
       <w:r>
         <w:rPr>
           <w:rFonts w:ascii="Aptos" w:hAnsi="Aptos"/>
+          <w:sz w:val="24"/>
+          <w:szCs w:val="24"/>
         </w:rPr>
         <w:t xml:space="preserve"> Hiện đại, tối giản, giống trải nghiệm Netflix.</w:t>
       </w:r>
@@ -1252,6 +1577,8 @@
         <w:jc w:val="both"/>
         <w:rPr>
           <w:rFonts w:ascii="Aptos" w:hAnsi="Aptos"/>
+          <w:sz w:val="24"/>
+          <w:szCs w:val="24"/>
         </w:rPr>
       </w:pPr>
       <w:r>
@@ -1259,12 +1586,16 @@
           <w:rFonts w:ascii="Aptos" w:hAnsi="Aptos"/>
           <w:b/>
           <w:bCs/>
+          <w:sz w:val="24"/>
+          <w:szCs w:val="24"/>
         </w:rPr>
         <w:t>Font chữ:</w:t>
       </w:r>
       <w:r>
         <w:rPr>
           <w:rFonts w:ascii="Aptos" w:hAnsi="Aptos"/>
+          <w:sz w:val="24"/>
+          <w:szCs w:val="24"/>
         </w:rPr>
         <w:t xml:space="preserve"> </w:t>
       </w:r>
@@ -1463,6 +1794,8 @@
         <w:jc w:val="both"/>
         <w:rPr>
           <w:rFonts w:ascii="Aptos" w:hAnsi="Aptos"/>
+          <w:sz w:val="24"/>
+          <w:szCs w:val="24"/>
         </w:rPr>
       </w:pPr>
       <w:r>
@@ -1470,6 +1803,8 @@
           <w:rFonts w:ascii="Aptos" w:hAnsi="Aptos"/>
           <w:b/>
           <w:bCs/>
+          <w:sz w:val="24"/>
+          <w:szCs w:val="24"/>
         </w:rPr>
         <w:t>Màu sắc chính:</w:t>
       </w:r>
@@ -1505,12 +1840,17 @@
               <w:jc w:val="center"/>
               <w:rPr>
                 <w:rFonts w:ascii="Aptos" w:hAnsi="Aptos"/>
+                <w:sz w:val="24"/>
+                <w:szCs w:val="24"/>
               </w:rPr>
             </w:pPr>
             <w:r>
               <w:rPr>
                 <w:rFonts w:ascii="Aptos" w:hAnsi="Aptos"/>
-              </w:rPr>
+                <w:sz w:val="24"/>
+                <w:szCs w:val="24"/>
+              </w:rPr>
+              <w:lastRenderedPageBreak/>
               <w:t>Mục đích sử dụng</w:t>
             </w:r>
           </w:p>
@@ -1528,11 +1868,15 @@
               <w:cnfStyle w:val="100000000000" w:firstRow="1" w:lastRow="0" w:firstColumn="0" w:lastColumn="0" w:oddVBand="0" w:evenVBand="0" w:oddHBand="0" w:evenHBand="0" w:firstRowFirstColumn="0" w:firstRowLastColumn="0" w:lastRowFirstColumn="0" w:lastRowLastColumn="0"/>
               <w:rPr>
                 <w:rFonts w:ascii="Aptos" w:hAnsi="Aptos"/>
+                <w:sz w:val="24"/>
+                <w:szCs w:val="24"/>
               </w:rPr>
             </w:pPr>
             <w:r>
               <w:rPr>
                 <w:rFonts w:ascii="Aptos" w:hAnsi="Aptos"/>
+                <w:sz w:val="24"/>
+                <w:szCs w:val="24"/>
               </w:rPr>
               <w:t>Biến CSS</w:t>
             </w:r>
@@ -1551,11 +1895,15 @@
               <w:cnfStyle w:val="100000000000" w:firstRow="1" w:lastRow="0" w:firstColumn="0" w:lastColumn="0" w:oddVBand="0" w:evenVBand="0" w:oddHBand="0" w:evenHBand="0" w:firstRowFirstColumn="0" w:firstRowLastColumn="0" w:lastRowFirstColumn="0" w:lastRowLastColumn="0"/>
               <w:rPr>
                 <w:rFonts w:ascii="Aptos" w:hAnsi="Aptos"/>
+                <w:sz w:val="24"/>
+                <w:szCs w:val="24"/>
               </w:rPr>
             </w:pPr>
             <w:r>
               <w:rPr>
                 <w:rFonts w:ascii="Aptos" w:hAnsi="Aptos"/>
+                <w:sz w:val="24"/>
+                <w:szCs w:val="24"/>
               </w:rPr>
               <w:t>Mã màu</w:t>
             </w:r>
@@ -1574,11 +1922,15 @@
               <w:cnfStyle w:val="100000000000" w:firstRow="1" w:lastRow="0" w:firstColumn="0" w:lastColumn="0" w:oddVBand="0" w:evenVBand="0" w:oddHBand="0" w:evenHBand="0" w:firstRowFirstColumn="0" w:firstRowLastColumn="0" w:lastRowFirstColumn="0" w:lastRowLastColumn="0"/>
               <w:rPr>
                 <w:rFonts w:ascii="Aptos" w:hAnsi="Aptos"/>
+                <w:sz w:val="24"/>
+                <w:szCs w:val="24"/>
               </w:rPr>
             </w:pPr>
             <w:r>
               <w:rPr>
                 <w:rFonts w:ascii="Aptos" w:hAnsi="Aptos"/>
+                <w:sz w:val="24"/>
+                <w:szCs w:val="24"/>
               </w:rPr>
               <w:t>Ghi chú</w:t>
             </w:r>
@@ -1600,11 +1952,15 @@
               <w:spacing w:after="200" w:line="276" w:lineRule="auto"/>
               <w:rPr>
                 <w:rFonts w:ascii="Aptos" w:hAnsi="Aptos"/>
+                <w:sz w:val="24"/>
+                <w:szCs w:val="24"/>
               </w:rPr>
             </w:pPr>
             <w:r>
               <w:rPr>
                 <w:rFonts w:ascii="Aptos" w:hAnsi="Aptos"/>
+                <w:sz w:val="24"/>
+                <w:szCs w:val="24"/>
               </w:rPr>
               <w:t>Nền chính</w:t>
             </w:r>
@@ -1621,11 +1977,15 @@
               <w:cnfStyle w:val="000000100000" w:firstRow="0" w:lastRow="0" w:firstColumn="0" w:lastColumn="0" w:oddVBand="0" w:evenVBand="0" w:oddHBand="1" w:evenHBand="0" w:firstRowFirstColumn="0" w:firstRowLastColumn="0" w:lastRowFirstColumn="0" w:lastRowLastColumn="0"/>
               <w:rPr>
                 <w:rFonts w:ascii="Aptos" w:hAnsi="Aptos"/>
+                <w:sz w:val="24"/>
+                <w:szCs w:val="24"/>
               </w:rPr>
             </w:pPr>
             <w:r>
               <w:rPr>
                 <w:rFonts w:ascii="Aptos" w:hAnsi="Aptos"/>
+                <w:sz w:val="24"/>
+                <w:szCs w:val="24"/>
               </w:rPr>
               <w:t>--bg-main</w:t>
             </w:r>
@@ -1642,11 +2002,15 @@
               <w:cnfStyle w:val="000000100000" w:firstRow="0" w:lastRow="0" w:firstColumn="0" w:lastColumn="0" w:oddVBand="0" w:evenVBand="0" w:oddHBand="1" w:evenHBand="0" w:firstRowFirstColumn="0" w:firstRowLastColumn="0" w:lastRowFirstColumn="0" w:lastRowLastColumn="0"/>
               <w:rPr>
                 <w:rFonts w:ascii="Aptos" w:hAnsi="Aptos"/>
+                <w:sz w:val="24"/>
+                <w:szCs w:val="24"/>
               </w:rPr>
             </w:pPr>
             <w:r>
               <w:rPr>
                 <w:rFonts w:ascii="Aptos" w:hAnsi="Aptos"/>
+                <w:sz w:val="24"/>
+                <w:szCs w:val="24"/>
               </w:rPr>
               <w:t>#0D1B2A</w:t>
             </w:r>
@@ -1663,11 +2027,15 @@
               <w:cnfStyle w:val="000000100000" w:firstRow="0" w:lastRow="0" w:firstColumn="0" w:lastColumn="0" w:oddVBand="0" w:evenVBand="0" w:oddHBand="1" w:evenHBand="0" w:firstRowFirstColumn="0" w:firstRowLastColumn="0" w:lastRowFirstColumn="0" w:lastRowLastColumn="0"/>
               <w:rPr>
                 <w:rFonts w:ascii="Aptos" w:hAnsi="Aptos"/>
+                <w:sz w:val="24"/>
+                <w:szCs w:val="24"/>
               </w:rPr>
             </w:pPr>
             <w:r>
               <w:rPr>
                 <w:rFonts w:ascii="Aptos" w:hAnsi="Aptos"/>
+                <w:sz w:val="24"/>
+                <w:szCs w:val="24"/>
               </w:rPr>
               <w:t>Nền nền tối xanh navy dịu mắt</w:t>
             </w:r>
@@ -1686,11 +2054,15 @@
               <w:spacing w:after="200" w:line="276" w:lineRule="auto"/>
               <w:rPr>
                 <w:rFonts w:ascii="Aptos" w:hAnsi="Aptos"/>
+                <w:sz w:val="24"/>
+                <w:szCs w:val="24"/>
               </w:rPr>
             </w:pPr>
             <w:r>
               <w:rPr>
                 <w:rFonts w:ascii="Aptos" w:hAnsi="Aptos"/>
+                <w:sz w:val="24"/>
+                <w:szCs w:val="24"/>
               </w:rPr>
               <w:t>Nền phụ / thẻ card</w:t>
             </w:r>
@@ -1707,11 +2079,15 @@
               <w:cnfStyle w:val="000000000000" w:firstRow="0" w:lastRow="0" w:firstColumn="0" w:lastColumn="0" w:oddVBand="0" w:evenVBand="0" w:oddHBand="0" w:evenHBand="0" w:firstRowFirstColumn="0" w:firstRowLastColumn="0" w:lastRowFirstColumn="0" w:lastRowLastColumn="0"/>
               <w:rPr>
                 <w:rFonts w:ascii="Aptos" w:hAnsi="Aptos"/>
+                <w:sz w:val="24"/>
+                <w:szCs w:val="24"/>
               </w:rPr>
             </w:pPr>
             <w:r>
               <w:rPr>
                 <w:rFonts w:ascii="Aptos" w:hAnsi="Aptos"/>
+                <w:sz w:val="24"/>
+                <w:szCs w:val="24"/>
               </w:rPr>
               <w:t>--bg-card</w:t>
             </w:r>
@@ -1728,11 +2104,15 @@
               <w:cnfStyle w:val="000000000000" w:firstRow="0" w:lastRow="0" w:firstColumn="0" w:lastColumn="0" w:oddVBand="0" w:evenVBand="0" w:oddHBand="0" w:evenHBand="0" w:firstRowFirstColumn="0" w:firstRowLastColumn="0" w:lastRowFirstColumn="0" w:lastRowLastColumn="0"/>
               <w:rPr>
                 <w:rFonts w:ascii="Aptos" w:hAnsi="Aptos"/>
+                <w:sz w:val="24"/>
+                <w:szCs w:val="24"/>
               </w:rPr>
             </w:pPr>
             <w:r>
               <w:rPr>
                 <w:rFonts w:ascii="Aptos" w:hAnsi="Aptos"/>
+                <w:sz w:val="24"/>
+                <w:szCs w:val="24"/>
               </w:rPr>
               <w:t>#1B263B</w:t>
             </w:r>
@@ -1749,11 +2129,15 @@
               <w:cnfStyle w:val="000000000000" w:firstRow="0" w:lastRow="0" w:firstColumn="0" w:lastColumn="0" w:oddVBand="0" w:evenVBand="0" w:oddHBand="0" w:evenHBand="0" w:firstRowFirstColumn="0" w:firstRowLastColumn="0" w:lastRowFirstColumn="0" w:lastRowLastColumn="0"/>
               <w:rPr>
                 <w:rFonts w:ascii="Aptos" w:hAnsi="Aptos"/>
+                <w:sz w:val="24"/>
+                <w:szCs w:val="24"/>
               </w:rPr>
             </w:pPr>
             <w:r>
               <w:rPr>
                 <w:rFonts w:ascii="Aptos" w:hAnsi="Aptos"/>
+                <w:sz w:val="24"/>
+                <w:szCs w:val="24"/>
               </w:rPr>
               <w:t>Sáng hơn nền chính một chút</w:t>
             </w:r>
@@ -1775,13 +2159,16 @@
               <w:spacing w:after="200" w:line="276" w:lineRule="auto"/>
               <w:rPr>
                 <w:rFonts w:ascii="Aptos" w:hAnsi="Aptos"/>
+                <w:sz w:val="24"/>
+                <w:szCs w:val="24"/>
               </w:rPr>
             </w:pPr>
             <w:r>
               <w:rPr>
                 <w:rFonts w:ascii="Aptos" w:hAnsi="Aptos"/>
-              </w:rPr>
-              <w:lastRenderedPageBreak/>
+                <w:sz w:val="24"/>
+                <w:szCs w:val="24"/>
+              </w:rPr>
               <w:t>Chữ chính</w:t>
             </w:r>
           </w:p>
@@ -1797,11 +2184,15 @@
               <w:cnfStyle w:val="000000100000" w:firstRow="0" w:lastRow="0" w:firstColumn="0" w:lastColumn="0" w:oddVBand="0" w:evenVBand="0" w:oddHBand="1" w:evenHBand="0" w:firstRowFirstColumn="0" w:firstRowLastColumn="0" w:lastRowFirstColumn="0" w:lastRowLastColumn="0"/>
               <w:rPr>
                 <w:rFonts w:ascii="Aptos" w:hAnsi="Aptos"/>
+                <w:sz w:val="24"/>
+                <w:szCs w:val="24"/>
               </w:rPr>
             </w:pPr>
             <w:r>
               <w:rPr>
                 <w:rFonts w:ascii="Aptos" w:hAnsi="Aptos"/>
+                <w:sz w:val="24"/>
+                <w:szCs w:val="24"/>
               </w:rPr>
               <w:t>--text-main</w:t>
             </w:r>
@@ -1818,11 +2209,15 @@
               <w:cnfStyle w:val="000000100000" w:firstRow="0" w:lastRow="0" w:firstColumn="0" w:lastColumn="0" w:oddVBand="0" w:evenVBand="0" w:oddHBand="1" w:evenHBand="0" w:firstRowFirstColumn="0" w:firstRowLastColumn="0" w:lastRowFirstColumn="0" w:lastRowLastColumn="0"/>
               <w:rPr>
                 <w:rFonts w:ascii="Aptos" w:hAnsi="Aptos"/>
+                <w:sz w:val="24"/>
+                <w:szCs w:val="24"/>
               </w:rPr>
             </w:pPr>
             <w:r>
               <w:rPr>
                 <w:rFonts w:ascii="Aptos" w:hAnsi="Aptos"/>
+                <w:sz w:val="24"/>
+                <w:szCs w:val="24"/>
               </w:rPr>
               <w:t>#E0E6ED</w:t>
             </w:r>
@@ -1839,11 +2234,15 @@
               <w:cnfStyle w:val="000000100000" w:firstRow="0" w:lastRow="0" w:firstColumn="0" w:lastColumn="0" w:oddVBand="0" w:evenVBand="0" w:oddHBand="1" w:evenHBand="0" w:firstRowFirstColumn="0" w:firstRowLastColumn="0" w:lastRowFirstColumn="0" w:lastRowLastColumn="0"/>
               <w:rPr>
                 <w:rFonts w:ascii="Aptos" w:hAnsi="Aptos"/>
+                <w:sz w:val="24"/>
+                <w:szCs w:val="24"/>
               </w:rPr>
             </w:pPr>
             <w:r>
               <w:rPr>
                 <w:rFonts w:ascii="Aptos" w:hAnsi="Aptos"/>
+                <w:sz w:val="24"/>
+                <w:szCs w:val="24"/>
               </w:rPr>
               <w:t>Trắng xanh dễ đọc, không chói</w:t>
             </w:r>
@@ -1862,11 +2261,15 @@
               <w:spacing w:after="200" w:line="276" w:lineRule="auto"/>
               <w:rPr>
                 <w:rFonts w:ascii="Aptos" w:hAnsi="Aptos"/>
+                <w:sz w:val="24"/>
+                <w:szCs w:val="24"/>
               </w:rPr>
             </w:pPr>
             <w:r>
               <w:rPr>
                 <w:rFonts w:ascii="Aptos" w:hAnsi="Aptos"/>
+                <w:sz w:val="24"/>
+                <w:szCs w:val="24"/>
               </w:rPr>
               <w:t>Chữ phụ / mô tả</w:t>
             </w:r>
@@ -1883,11 +2286,15 @@
               <w:cnfStyle w:val="000000000000" w:firstRow="0" w:lastRow="0" w:firstColumn="0" w:lastColumn="0" w:oddVBand="0" w:evenVBand="0" w:oddHBand="0" w:evenHBand="0" w:firstRowFirstColumn="0" w:firstRowLastColumn="0" w:lastRowFirstColumn="0" w:lastRowLastColumn="0"/>
               <w:rPr>
                 <w:rFonts w:ascii="Aptos" w:hAnsi="Aptos"/>
+                <w:sz w:val="24"/>
+                <w:szCs w:val="24"/>
               </w:rPr>
             </w:pPr>
             <w:r>
               <w:rPr>
                 <w:rFonts w:ascii="Aptos" w:hAnsi="Aptos"/>
+                <w:sz w:val="24"/>
+                <w:szCs w:val="24"/>
               </w:rPr>
               <w:t>--text-sub</w:t>
             </w:r>
@@ -1904,11 +2311,15 @@
               <w:cnfStyle w:val="000000000000" w:firstRow="0" w:lastRow="0" w:firstColumn="0" w:lastColumn="0" w:oddVBand="0" w:evenVBand="0" w:oddHBand="0" w:evenHBand="0" w:firstRowFirstColumn="0" w:firstRowLastColumn="0" w:lastRowFirstColumn="0" w:lastRowLastColumn="0"/>
               <w:rPr>
                 <w:rFonts w:ascii="Aptos" w:hAnsi="Aptos"/>
+                <w:sz w:val="24"/>
+                <w:szCs w:val="24"/>
               </w:rPr>
             </w:pPr>
             <w:r>
               <w:rPr>
                 <w:rFonts w:ascii="Aptos" w:hAnsi="Aptos"/>
+                <w:sz w:val="24"/>
+                <w:szCs w:val="24"/>
               </w:rPr>
               <w:t>#9AAFC3</w:t>
             </w:r>
@@ -1925,11 +2336,15 @@
               <w:cnfStyle w:val="000000000000" w:firstRow="0" w:lastRow="0" w:firstColumn="0" w:lastColumn="0" w:oddVBand="0" w:evenVBand="0" w:oddHBand="0" w:evenHBand="0" w:firstRowFirstColumn="0" w:firstRowLastColumn="0" w:lastRowFirstColumn="0" w:lastRowLastColumn="0"/>
               <w:rPr>
                 <w:rFonts w:ascii="Aptos" w:hAnsi="Aptos"/>
+                <w:sz w:val="24"/>
+                <w:szCs w:val="24"/>
               </w:rPr>
             </w:pPr>
             <w:r>
               <w:rPr>
                 <w:rFonts w:ascii="Aptos" w:hAnsi="Aptos"/>
+                <w:sz w:val="24"/>
+                <w:szCs w:val="24"/>
               </w:rPr>
               <w:t>Màu chữ mờ dùng cho mô tả phụ</w:t>
             </w:r>
@@ -1951,11 +2366,15 @@
               <w:spacing w:after="200" w:line="276" w:lineRule="auto"/>
               <w:rPr>
                 <w:rFonts w:ascii="Aptos" w:hAnsi="Aptos"/>
+                <w:sz w:val="24"/>
+                <w:szCs w:val="24"/>
               </w:rPr>
             </w:pPr>
             <w:r>
               <w:rPr>
                 <w:rFonts w:ascii="Aptos" w:hAnsi="Aptos"/>
+                <w:sz w:val="24"/>
+                <w:szCs w:val="24"/>
               </w:rPr>
               <w:t>Viền / Border</w:t>
             </w:r>
@@ -1972,11 +2391,15 @@
               <w:cnfStyle w:val="000000100000" w:firstRow="0" w:lastRow="0" w:firstColumn="0" w:lastColumn="0" w:oddVBand="0" w:evenVBand="0" w:oddHBand="1" w:evenHBand="0" w:firstRowFirstColumn="0" w:firstRowLastColumn="0" w:lastRowFirstColumn="0" w:lastRowLastColumn="0"/>
               <w:rPr>
                 <w:rFonts w:ascii="Aptos" w:hAnsi="Aptos"/>
+                <w:sz w:val="24"/>
+                <w:szCs w:val="24"/>
               </w:rPr>
             </w:pPr>
             <w:r>
               <w:rPr>
                 <w:rFonts w:ascii="Aptos" w:hAnsi="Aptos"/>
+                <w:sz w:val="24"/>
+                <w:szCs w:val="24"/>
               </w:rPr>
               <w:t>--border</w:t>
             </w:r>
@@ -1993,11 +2416,15 @@
               <w:cnfStyle w:val="000000100000" w:firstRow="0" w:lastRow="0" w:firstColumn="0" w:lastColumn="0" w:oddVBand="0" w:evenVBand="0" w:oddHBand="1" w:evenHBand="0" w:firstRowFirstColumn="0" w:firstRowLastColumn="0" w:lastRowFirstColumn="0" w:lastRowLastColumn="0"/>
               <w:rPr>
                 <w:rFonts w:ascii="Aptos" w:hAnsi="Aptos"/>
+                <w:sz w:val="24"/>
+                <w:szCs w:val="24"/>
               </w:rPr>
             </w:pPr>
             <w:r>
               <w:rPr>
                 <w:rFonts w:ascii="Aptos" w:hAnsi="Aptos"/>
+                <w:sz w:val="24"/>
+                <w:szCs w:val="24"/>
               </w:rPr>
               <w:t>#2E3C51</w:t>
             </w:r>
@@ -2014,11 +2441,15 @@
               <w:cnfStyle w:val="000000100000" w:firstRow="0" w:lastRow="0" w:firstColumn="0" w:lastColumn="0" w:oddVBand="0" w:evenVBand="0" w:oddHBand="1" w:evenHBand="0" w:firstRowFirstColumn="0" w:firstRowLastColumn="0" w:lastRowFirstColumn="0" w:lastRowLastColumn="0"/>
               <w:rPr>
                 <w:rFonts w:ascii="Aptos" w:hAnsi="Aptos"/>
+                <w:sz w:val="24"/>
+                <w:szCs w:val="24"/>
               </w:rPr>
             </w:pPr>
             <w:r>
               <w:rPr>
                 <w:rFonts w:ascii="Aptos" w:hAnsi="Aptos"/>
+                <w:sz w:val="24"/>
+                <w:szCs w:val="24"/>
               </w:rPr>
               <w:t>Viền rõ, không gây phân tâm</w:t>
             </w:r>
@@ -2037,11 +2468,15 @@
               <w:spacing w:after="200" w:line="276" w:lineRule="auto"/>
               <w:rPr>
                 <w:rFonts w:ascii="Aptos" w:hAnsi="Aptos"/>
+                <w:sz w:val="24"/>
+                <w:szCs w:val="24"/>
               </w:rPr>
             </w:pPr>
             <w:r>
               <w:rPr>
                 <w:rFonts w:ascii="Aptos" w:hAnsi="Aptos"/>
+                <w:sz w:val="24"/>
+                <w:szCs w:val="24"/>
               </w:rPr>
               <w:t>Accent chính (CTA)</w:t>
             </w:r>
@@ -2058,11 +2493,15 @@
               <w:cnfStyle w:val="000000000000" w:firstRow="0" w:lastRow="0" w:firstColumn="0" w:lastColumn="0" w:oddVBand="0" w:evenVBand="0" w:oddHBand="0" w:evenHBand="0" w:firstRowFirstColumn="0" w:firstRowLastColumn="0" w:lastRowFirstColumn="0" w:lastRowLastColumn="0"/>
               <w:rPr>
                 <w:rFonts w:ascii="Aptos" w:hAnsi="Aptos"/>
+                <w:sz w:val="24"/>
+                <w:szCs w:val="24"/>
               </w:rPr>
             </w:pPr>
             <w:r>
               <w:rPr>
                 <w:rFonts w:ascii="Aptos" w:hAnsi="Aptos"/>
+                <w:sz w:val="24"/>
+                <w:szCs w:val="24"/>
               </w:rPr>
               <w:t>--accent</w:t>
             </w:r>
@@ -2079,11 +2518,15 @@
               <w:cnfStyle w:val="000000000000" w:firstRow="0" w:lastRow="0" w:firstColumn="0" w:lastColumn="0" w:oddVBand="0" w:evenVBand="0" w:oddHBand="0" w:evenHBand="0" w:firstRowFirstColumn="0" w:firstRowLastColumn="0" w:lastRowFirstColumn="0" w:lastRowLastColumn="0"/>
               <w:rPr>
                 <w:rFonts w:ascii="Aptos" w:hAnsi="Aptos"/>
+                <w:sz w:val="24"/>
+                <w:szCs w:val="24"/>
               </w:rPr>
             </w:pPr>
             <w:r>
               <w:rPr>
                 <w:rFonts w:ascii="Aptos" w:hAnsi="Aptos"/>
+                <w:sz w:val="24"/>
+                <w:szCs w:val="24"/>
               </w:rPr>
               <w:t>#4FD1C5</w:t>
             </w:r>
@@ -2100,11 +2543,15 @@
               <w:cnfStyle w:val="000000000000" w:firstRow="0" w:lastRow="0" w:firstColumn="0" w:lastColumn="0" w:oddVBand="0" w:evenVBand="0" w:oddHBand="0" w:evenHBand="0" w:firstRowFirstColumn="0" w:firstRowLastColumn="0" w:lastRowFirstColumn="0" w:lastRowLastColumn="0"/>
               <w:rPr>
                 <w:rFonts w:ascii="Aptos" w:hAnsi="Aptos"/>
+                <w:sz w:val="24"/>
+                <w:szCs w:val="24"/>
               </w:rPr>
             </w:pPr>
             <w:r>
               <w:rPr>
                 <w:rFonts w:ascii="Aptos" w:hAnsi="Aptos"/>
+                <w:sz w:val="24"/>
+                <w:szCs w:val="24"/>
               </w:rPr>
               <w:t>Xanh ngọc nổi bật trên nền navy</w:t>
             </w:r>
@@ -2126,11 +2573,15 @@
               <w:spacing w:after="200" w:line="276" w:lineRule="auto"/>
               <w:rPr>
                 <w:rFonts w:ascii="Aptos" w:hAnsi="Aptos"/>
+                <w:sz w:val="24"/>
+                <w:szCs w:val="24"/>
               </w:rPr>
             </w:pPr>
             <w:r>
               <w:rPr>
                 <w:rFonts w:ascii="Aptos" w:hAnsi="Aptos"/>
+                <w:sz w:val="24"/>
+                <w:szCs w:val="24"/>
               </w:rPr>
               <w:t>Accent hover</w:t>
             </w:r>
@@ -2147,11 +2598,15 @@
               <w:cnfStyle w:val="000000100000" w:firstRow="0" w:lastRow="0" w:firstColumn="0" w:lastColumn="0" w:oddVBand="0" w:evenVBand="0" w:oddHBand="1" w:evenHBand="0" w:firstRowFirstColumn="0" w:firstRowLastColumn="0" w:lastRowFirstColumn="0" w:lastRowLastColumn="0"/>
               <w:rPr>
                 <w:rFonts w:ascii="Aptos" w:hAnsi="Aptos"/>
+                <w:sz w:val="24"/>
+                <w:szCs w:val="24"/>
               </w:rPr>
             </w:pPr>
             <w:r>
               <w:rPr>
                 <w:rFonts w:ascii="Aptos" w:hAnsi="Aptos"/>
+                <w:sz w:val="24"/>
+                <w:szCs w:val="24"/>
               </w:rPr>
               <w:t>--accent-hover</w:t>
             </w:r>
@@ -2168,11 +2623,15 @@
               <w:cnfStyle w:val="000000100000" w:firstRow="0" w:lastRow="0" w:firstColumn="0" w:lastColumn="0" w:oddVBand="0" w:evenVBand="0" w:oddHBand="1" w:evenHBand="0" w:firstRowFirstColumn="0" w:firstRowLastColumn="0" w:lastRowFirstColumn="0" w:lastRowLastColumn="0"/>
               <w:rPr>
                 <w:rFonts w:ascii="Aptos" w:hAnsi="Aptos"/>
+                <w:sz w:val="24"/>
+                <w:szCs w:val="24"/>
               </w:rPr>
             </w:pPr>
             <w:r>
               <w:rPr>
                 <w:rFonts w:ascii="Aptos" w:hAnsi="Aptos"/>
+                <w:sz w:val="24"/>
+                <w:szCs w:val="24"/>
               </w:rPr>
               <w:t>#38B2AC</w:t>
             </w:r>
@@ -2189,11 +2648,15 @@
               <w:cnfStyle w:val="000000100000" w:firstRow="0" w:lastRow="0" w:firstColumn="0" w:lastColumn="0" w:oddVBand="0" w:evenVBand="0" w:oddHBand="1" w:evenHBand="0" w:firstRowFirstColumn="0" w:firstRowLastColumn="0" w:lastRowFirstColumn="0" w:lastRowLastColumn="0"/>
               <w:rPr>
                 <w:rFonts w:ascii="Aptos" w:hAnsi="Aptos"/>
+                <w:sz w:val="24"/>
+                <w:szCs w:val="24"/>
               </w:rPr>
             </w:pPr>
             <w:r>
               <w:rPr>
                 <w:rFonts w:ascii="Aptos" w:hAnsi="Aptos"/>
+                <w:sz w:val="24"/>
+                <w:szCs w:val="24"/>
               </w:rPr>
               <w:t>Màu hover của nút CTA</w:t>
             </w:r>
@@ -2212,11 +2675,15 @@
               <w:spacing w:after="200" w:line="276" w:lineRule="auto"/>
               <w:rPr>
                 <w:rFonts w:ascii="Aptos" w:hAnsi="Aptos"/>
+                <w:sz w:val="24"/>
+                <w:szCs w:val="24"/>
               </w:rPr>
             </w:pPr>
             <w:r>
               <w:rPr>
                 <w:rFonts w:ascii="Aptos" w:hAnsi="Aptos"/>
+                <w:sz w:val="24"/>
+                <w:szCs w:val="24"/>
               </w:rPr>
               <w:t>Màu Success</w:t>
             </w:r>
@@ -2233,11 +2700,15 @@
               <w:cnfStyle w:val="000000000000" w:firstRow="0" w:lastRow="0" w:firstColumn="0" w:lastColumn="0" w:oddVBand="0" w:evenVBand="0" w:oddHBand="0" w:evenHBand="0" w:firstRowFirstColumn="0" w:firstRowLastColumn="0" w:lastRowFirstColumn="0" w:lastRowLastColumn="0"/>
               <w:rPr>
                 <w:rFonts w:ascii="Aptos" w:hAnsi="Aptos"/>
+                <w:sz w:val="24"/>
+                <w:szCs w:val="24"/>
               </w:rPr>
             </w:pPr>
             <w:r>
               <w:rPr>
                 <w:rFonts w:ascii="Aptos" w:hAnsi="Aptos"/>
+                <w:sz w:val="24"/>
+                <w:szCs w:val="24"/>
               </w:rPr>
               <w:t>--success</w:t>
             </w:r>
@@ -2254,11 +2725,15 @@
               <w:cnfStyle w:val="000000000000" w:firstRow="0" w:lastRow="0" w:firstColumn="0" w:lastColumn="0" w:oddVBand="0" w:evenVBand="0" w:oddHBand="0" w:evenHBand="0" w:firstRowFirstColumn="0" w:firstRowLastColumn="0" w:lastRowFirstColumn="0" w:lastRowLastColumn="0"/>
               <w:rPr>
                 <w:rFonts w:ascii="Aptos" w:hAnsi="Aptos"/>
+                <w:sz w:val="24"/>
+                <w:szCs w:val="24"/>
               </w:rPr>
             </w:pPr>
             <w:r>
               <w:rPr>
                 <w:rFonts w:ascii="Aptos" w:hAnsi="Aptos"/>
+                <w:sz w:val="24"/>
+                <w:szCs w:val="24"/>
               </w:rPr>
               <w:t>#2ECC71</w:t>
             </w:r>
@@ -2275,11 +2750,15 @@
               <w:cnfStyle w:val="000000000000" w:firstRow="0" w:lastRow="0" w:firstColumn="0" w:lastColumn="0" w:oddVBand="0" w:evenVBand="0" w:oddHBand="0" w:evenHBand="0" w:firstRowFirstColumn="0" w:firstRowLastColumn="0" w:lastRowFirstColumn="0" w:lastRowLastColumn="0"/>
               <w:rPr>
                 <w:rFonts w:ascii="Aptos" w:hAnsi="Aptos"/>
+                <w:sz w:val="24"/>
+                <w:szCs w:val="24"/>
               </w:rPr>
             </w:pPr>
             <w:r>
               <w:rPr>
                 <w:rFonts w:ascii="Aptos" w:hAnsi="Aptos"/>
+                <w:sz w:val="24"/>
+                <w:szCs w:val="24"/>
               </w:rPr>
               <w:t>Xanh lá dịu, hiện đại, rõ ràng</w:t>
             </w:r>
@@ -2301,11 +2780,15 @@
               <w:spacing w:after="200" w:line="276" w:lineRule="auto"/>
               <w:rPr>
                 <w:rFonts w:ascii="Aptos" w:hAnsi="Aptos"/>
+                <w:sz w:val="24"/>
+                <w:szCs w:val="24"/>
               </w:rPr>
             </w:pPr>
             <w:r>
               <w:rPr>
                 <w:rFonts w:ascii="Aptos" w:hAnsi="Aptos"/>
+                <w:sz w:val="24"/>
+                <w:szCs w:val="24"/>
               </w:rPr>
               <w:t>Màu Warning</w:t>
             </w:r>
@@ -2322,11 +2805,15 @@
               <w:cnfStyle w:val="000000100000" w:firstRow="0" w:lastRow="0" w:firstColumn="0" w:lastColumn="0" w:oddVBand="0" w:evenVBand="0" w:oddHBand="1" w:evenHBand="0" w:firstRowFirstColumn="0" w:firstRowLastColumn="0" w:lastRowFirstColumn="0" w:lastRowLastColumn="0"/>
               <w:rPr>
                 <w:rFonts w:ascii="Aptos" w:hAnsi="Aptos"/>
+                <w:sz w:val="24"/>
+                <w:szCs w:val="24"/>
               </w:rPr>
             </w:pPr>
             <w:r>
               <w:rPr>
                 <w:rFonts w:ascii="Aptos" w:hAnsi="Aptos"/>
+                <w:sz w:val="24"/>
+                <w:szCs w:val="24"/>
               </w:rPr>
               <w:t>--warning</w:t>
             </w:r>
@@ -2343,11 +2830,15 @@
               <w:cnfStyle w:val="000000100000" w:firstRow="0" w:lastRow="0" w:firstColumn="0" w:lastColumn="0" w:oddVBand="0" w:evenVBand="0" w:oddHBand="1" w:evenHBand="0" w:firstRowFirstColumn="0" w:firstRowLastColumn="0" w:lastRowFirstColumn="0" w:lastRowLastColumn="0"/>
               <w:rPr>
                 <w:rFonts w:ascii="Aptos" w:hAnsi="Aptos"/>
+                <w:sz w:val="24"/>
+                <w:szCs w:val="24"/>
               </w:rPr>
             </w:pPr>
             <w:r>
               <w:rPr>
                 <w:rFonts w:ascii="Aptos" w:hAnsi="Aptos"/>
+                <w:sz w:val="24"/>
+                <w:szCs w:val="24"/>
               </w:rPr>
               <w:t>#F4B400</w:t>
             </w:r>
@@ -2364,11 +2855,15 @@
               <w:cnfStyle w:val="000000100000" w:firstRow="0" w:lastRow="0" w:firstColumn="0" w:lastColumn="0" w:oddVBand="0" w:evenVBand="0" w:oddHBand="1" w:evenHBand="0" w:firstRowFirstColumn="0" w:firstRowLastColumn="0" w:lastRowFirstColumn="0" w:lastRowLastColumn="0"/>
               <w:rPr>
                 <w:rFonts w:ascii="Aptos" w:hAnsi="Aptos"/>
+                <w:sz w:val="24"/>
+                <w:szCs w:val="24"/>
               </w:rPr>
             </w:pPr>
             <w:r>
               <w:rPr>
                 <w:rFonts w:ascii="Aptos" w:hAnsi="Aptos"/>
+                <w:sz w:val="24"/>
+                <w:szCs w:val="24"/>
               </w:rPr>
               <w:t>Vàng nhạt để không quá gắt</w:t>
             </w:r>
@@ -2387,11 +2882,15 @@
               <w:spacing w:after="200" w:line="276" w:lineRule="auto"/>
               <w:rPr>
                 <w:rFonts w:ascii="Aptos" w:hAnsi="Aptos"/>
+                <w:sz w:val="24"/>
+                <w:szCs w:val="24"/>
               </w:rPr>
             </w:pPr>
             <w:r>
               <w:rPr>
                 <w:rFonts w:ascii="Aptos" w:hAnsi="Aptos"/>
+                <w:sz w:val="24"/>
+                <w:szCs w:val="24"/>
               </w:rPr>
               <w:t>Màu Error / Danger</w:t>
             </w:r>
@@ -2408,11 +2907,15 @@
               <w:cnfStyle w:val="000000000000" w:firstRow="0" w:lastRow="0" w:firstColumn="0" w:lastColumn="0" w:oddVBand="0" w:evenVBand="0" w:oddHBand="0" w:evenHBand="0" w:firstRowFirstColumn="0" w:firstRowLastColumn="0" w:lastRowFirstColumn="0" w:lastRowLastColumn="0"/>
               <w:rPr>
                 <w:rFonts w:ascii="Aptos" w:hAnsi="Aptos"/>
+                <w:sz w:val="24"/>
+                <w:szCs w:val="24"/>
               </w:rPr>
             </w:pPr>
             <w:r>
               <w:rPr>
                 <w:rFonts w:ascii="Aptos" w:hAnsi="Aptos"/>
+                <w:sz w:val="24"/>
+                <w:szCs w:val="24"/>
               </w:rPr>
               <w:t>--danger</w:t>
             </w:r>
@@ -2429,11 +2932,15 @@
               <w:cnfStyle w:val="000000000000" w:firstRow="0" w:lastRow="0" w:firstColumn="0" w:lastColumn="0" w:oddVBand="0" w:evenVBand="0" w:oddHBand="0" w:evenHBand="0" w:firstRowFirstColumn="0" w:firstRowLastColumn="0" w:lastRowFirstColumn="0" w:lastRowLastColumn="0"/>
               <w:rPr>
                 <w:rFonts w:ascii="Aptos" w:hAnsi="Aptos"/>
+                <w:sz w:val="24"/>
+                <w:szCs w:val="24"/>
               </w:rPr>
             </w:pPr>
             <w:r>
               <w:rPr>
                 <w:rFonts w:ascii="Aptos" w:hAnsi="Aptos"/>
+                <w:sz w:val="24"/>
+                <w:szCs w:val="24"/>
               </w:rPr>
               <w:t>#EF5350</w:t>
             </w:r>
@@ -2450,11 +2957,15 @@
               <w:cnfStyle w:val="000000000000" w:firstRow="0" w:lastRow="0" w:firstColumn="0" w:lastColumn="0" w:oddVBand="0" w:evenVBand="0" w:oddHBand="0" w:evenHBand="0" w:firstRowFirstColumn="0" w:firstRowLastColumn="0" w:lastRowFirstColumn="0" w:lastRowLastColumn="0"/>
               <w:rPr>
                 <w:rFonts w:ascii="Aptos" w:hAnsi="Aptos"/>
+                <w:sz w:val="24"/>
+                <w:szCs w:val="24"/>
               </w:rPr>
             </w:pPr>
             <w:r>
               <w:rPr>
                 <w:rFonts w:ascii="Aptos" w:hAnsi="Aptos"/>
+                <w:sz w:val="24"/>
+                <w:szCs w:val="24"/>
               </w:rPr>
               <w:t>Đỏ nhẹ hơn, không gây chói</w:t>
             </w:r>
@@ -2468,6 +2979,8 @@
         <w:jc w:val="both"/>
         <w:rPr>
           <w:rFonts w:ascii="Aptos" w:hAnsi="Aptos"/>
+          <w:sz w:val="24"/>
+          <w:szCs w:val="24"/>
         </w:rPr>
       </w:pPr>
     </w:p>
@@ -2480,6 +2993,8 @@
         <w:jc w:val="both"/>
         <w:rPr>
           <w:rFonts w:ascii="Aptos" w:hAnsi="Aptos"/>
+          <w:sz w:val="24"/>
+          <w:szCs w:val="24"/>
         </w:rPr>
       </w:pPr>
       <w:r>
@@ -2487,24 +3002,32 @@
           <w:rFonts w:ascii="Aptos" w:hAnsi="Aptos"/>
           <w:b/>
           <w:bCs/>
+          <w:sz w:val="24"/>
+          <w:szCs w:val="24"/>
         </w:rPr>
         <w:t>Giao diện Mobile-first</w:t>
       </w:r>
       <w:r>
         <w:rPr>
           <w:rFonts w:ascii="Aptos" w:hAnsi="Aptos"/>
+          <w:sz w:val="24"/>
+          <w:szCs w:val="24"/>
         </w:rPr>
         <w:t>, dùng menu hamburger</w:t>
       </w:r>
       <w:r>
         <w:rPr>
           <w:rFonts w:ascii="Aptos" w:hAnsi="Aptos"/>
+          <w:sz w:val="24"/>
+          <w:szCs w:val="24"/>
         </w:rPr>
         <w:t>(sidebar)</w:t>
       </w:r>
       <w:r>
         <w:rPr>
           <w:rFonts w:ascii="Aptos" w:hAnsi="Aptos"/>
+          <w:sz w:val="24"/>
+          <w:szCs w:val="24"/>
         </w:rPr>
         <w:t xml:space="preserve"> khi trên thiết bị nhỏ.</w:t>
       </w:r>
@@ -2518,12 +3041,113 @@
         <w:jc w:val="both"/>
         <w:rPr>
           <w:rFonts w:ascii="Aptos" w:hAnsi="Aptos"/>
+          <w:sz w:val="24"/>
+          <w:szCs w:val="24"/>
         </w:rPr>
       </w:pPr>
       <w:r>
         <w:rPr>
           <w:rFonts w:ascii="Aptos" w:hAnsi="Aptos"/>
-        </w:rPr>
+          <w:b/>
+          <w:bCs/>
+          <w:sz w:val="24"/>
+          <w:szCs w:val="24"/>
+        </w:rPr>
+        <w:t>Admin Dashboard:</w:t>
+      </w:r>
+      <w:r>
+        <w:rPr>
+          <w:rFonts w:ascii="Aptos" w:hAnsi="Aptos"/>
+          <w:sz w:val="24"/>
+          <w:szCs w:val="24"/>
+        </w:rPr>
+        <w:t xml:space="preserve"> Giao diện đơn giản hiển thị biểu đồ lượt truy cập và thông tin user cơ bản </w:t>
+      </w:r>
+    </w:p>
+    <w:p>
+      <w:pPr>
+        <w:numPr>
+          <w:ilvl w:val="0"/>
+          <w:numId w:val="11"/>
+        </w:numPr>
+        <w:jc w:val="both"/>
+        <w:rPr>
+          <w:rFonts w:ascii="Aptos" w:hAnsi="Aptos"/>
+          <w:sz w:val="24"/>
+          <w:szCs w:val="24"/>
+        </w:rPr>
+      </w:pPr>
+      <w:r>
+        <w:rPr>
+          <w:rFonts w:ascii="Aptos" w:hAnsi="Aptos"/>
+          <w:b/>
+          <w:bCs/>
+          <w:sz w:val="24"/>
+          <w:szCs w:val="24"/>
+        </w:rPr>
+        <w:t>Hình đại diện:</w:t>
+      </w:r>
+      <w:r>
+        <w:rPr>
+          <w:rFonts w:ascii="Aptos" w:hAnsi="Aptos"/>
+          <w:sz w:val="24"/>
+          <w:szCs w:val="24"/>
+        </w:rPr>
+        <w:t xml:space="preserve"> Admin/Moderator có thể upload ảnh để user chọn làm avatar </w:t>
+      </w:r>
+    </w:p>
+    <w:p>
+      <w:pPr>
+        <w:numPr>
+          <w:ilvl w:val="0"/>
+          <w:numId w:val="11"/>
+        </w:numPr>
+        <w:jc w:val="both"/>
+        <w:rPr>
+          <w:rFonts w:ascii="Aptos" w:hAnsi="Aptos"/>
+          <w:sz w:val="24"/>
+          <w:szCs w:val="24"/>
+        </w:rPr>
+      </w:pPr>
+      <w:r>
+        <w:rPr>
+          <w:rFonts w:ascii="Aptos" w:hAnsi="Aptos"/>
+          <w:b/>
+          <w:bCs/>
+          <w:sz w:val="24"/>
+          <w:szCs w:val="24"/>
+        </w:rPr>
+        <w:t>Phân quyền UI:</w:t>
+      </w:r>
+      <w:r>
+        <w:rPr>
+          <w:rFonts w:ascii="Aptos" w:hAnsi="Aptos"/>
+          <w:sz w:val="24"/>
+          <w:szCs w:val="24"/>
+        </w:rPr>
+        <w:t xml:space="preserve"> Hiển thị phân biệt rõ ràng giữa User/Moderator/Admin</w:t>
+      </w:r>
+    </w:p>
+    <w:p>
+      <w:pPr>
+        <w:numPr>
+          <w:ilvl w:val="0"/>
+          <w:numId w:val="11"/>
+        </w:numPr>
+        <w:jc w:val="both"/>
+        <w:rPr>
+          <w:rFonts w:ascii="Aptos" w:hAnsi="Aptos"/>
+          <w:sz w:val="24"/>
+          <w:szCs w:val="24"/>
+        </w:rPr>
+      </w:pPr>
+      <w:r>
+        <w:rPr>
+          <w:rFonts w:ascii="Aptos" w:hAnsi="Aptos"/>
+          <w:sz w:val="24"/>
+          <w:szCs w:val="24"/>
+        </w:rPr>
+        <w:lastRenderedPageBreak/>
         <w:t>Có hiệu ứng chuyển cảnh nhẹ, Skeleton loading, preload trang landing trên mobile.</w:t>
       </w:r>
     </w:p>
@@ -2532,11 +3156,15 @@
         <w:jc w:val="both"/>
         <w:rPr>
           <w:rFonts w:ascii="Aptos" w:hAnsi="Aptos"/>
+          <w:sz w:val="24"/>
+          <w:szCs w:val="24"/>
         </w:rPr>
       </w:pPr>
       <w:r>
         <w:rPr>
           <w:rFonts w:ascii="Aptos" w:hAnsi="Aptos"/>
+          <w:sz w:val="24"/>
+          <w:szCs w:val="24"/>
         </w:rPr>
         <w:pict w14:anchorId="7F025191">
           <v:rect id="_x0000_i1029" style="width:0;height:1.5pt" o:hralign="center" o:hrstd="t" o:hr="t" fillcolor="#a0a0a0" stroked="f"/>
@@ -2550,6 +3178,8 @@
           <w:rFonts w:ascii="Aptos" w:hAnsi="Aptos"/>
           <w:b/>
           <w:bCs/>
+          <w:sz w:val="24"/>
+          <w:szCs w:val="24"/>
         </w:rPr>
       </w:pPr>
       <w:r>
@@ -2557,6 +3187,8 @@
           <w:rFonts w:ascii="Aptos" w:hAnsi="Aptos"/>
           <w:b/>
           <w:bCs/>
+          <w:sz w:val="24"/>
+          <w:szCs w:val="24"/>
         </w:rPr>
         <w:t>5. Công Nghệ Dự Kiến</w:t>
       </w:r>
@@ -2567,6 +3199,8 @@
           <w:rFonts w:ascii="Aptos" w:hAnsi="Aptos"/>
           <w:b/>
           <w:bCs/>
+          <w:sz w:val="24"/>
+          <w:szCs w:val="24"/>
         </w:rPr>
       </w:pPr>
       <w:r>
@@ -2574,6 +3208,8 @@
           <w:rFonts w:ascii="Aptos" w:hAnsi="Aptos"/>
           <w:b/>
           <w:bCs/>
+          <w:sz w:val="24"/>
+          <w:szCs w:val="24"/>
         </w:rPr>
         <w:t>Frontend</w:t>
       </w:r>
@@ -2590,11 +3226,15 @@
           <w:rFonts w:ascii="Aptos" w:hAnsi="Aptos"/>
           <w:b/>
           <w:bCs/>
+          <w:sz w:val="24"/>
+          <w:szCs w:val="24"/>
         </w:rPr>
       </w:pPr>
       <w:r>
         <w:rPr>
           <w:rFonts w:ascii="Aptos" w:hAnsi="Aptos"/>
+          <w:sz w:val="24"/>
+          <w:szCs w:val="24"/>
         </w:rPr>
         <w:t xml:space="preserve">Framework: </w:t>
       </w:r>
@@ -2603,6 +3243,8 @@
           <w:rFonts w:ascii="Aptos" w:hAnsi="Aptos"/>
           <w:b/>
           <w:bCs/>
+          <w:sz w:val="24"/>
+          <w:szCs w:val="24"/>
         </w:rPr>
         <w:t>Next.js (App Router)</w:t>
       </w:r>
@@ -2619,11 +3261,15 @@
           <w:rFonts w:ascii="Aptos" w:hAnsi="Aptos"/>
           <w:b/>
           <w:bCs/>
+          <w:sz w:val="24"/>
+          <w:szCs w:val="24"/>
         </w:rPr>
       </w:pPr>
       <w:r>
         <w:rPr>
           <w:rFonts w:ascii="Aptos" w:hAnsi="Aptos"/>
+          <w:sz w:val="24"/>
+          <w:szCs w:val="24"/>
         </w:rPr>
         <w:t xml:space="preserve">Ngôn ngữ: </w:t>
       </w:r>
@@ -2632,6 +3278,8 @@
           <w:rFonts w:ascii="Aptos" w:hAnsi="Aptos"/>
           <w:b/>
           <w:bCs/>
+          <w:sz w:val="24"/>
+          <w:szCs w:val="24"/>
         </w:rPr>
         <w:t>TypeScript</w:t>
       </w:r>
@@ -2648,11 +3296,15 @@
           <w:rFonts w:ascii="Aptos" w:hAnsi="Aptos"/>
           <w:b/>
           <w:bCs/>
+          <w:sz w:val="24"/>
+          <w:szCs w:val="24"/>
         </w:rPr>
       </w:pPr>
       <w:r>
         <w:rPr>
           <w:rFonts w:ascii="Aptos" w:hAnsi="Aptos"/>
+          <w:sz w:val="24"/>
+          <w:szCs w:val="24"/>
         </w:rPr>
         <w:t xml:space="preserve">Styling: </w:t>
       </w:r>
@@ -2661,6 +3313,8 @@
           <w:rFonts w:ascii="Aptos" w:hAnsi="Aptos"/>
           <w:b/>
           <w:bCs/>
+          <w:sz w:val="24"/>
+          <w:szCs w:val="24"/>
         </w:rPr>
         <w:t>Tailwind CSS + shadcn/ui</w:t>
       </w:r>
@@ -2677,11 +3331,15 @@
           <w:rFonts w:ascii="Aptos" w:hAnsi="Aptos"/>
           <w:b/>
           <w:bCs/>
+          <w:sz w:val="24"/>
+          <w:szCs w:val="24"/>
         </w:rPr>
       </w:pPr>
       <w:r>
         <w:rPr>
           <w:rFonts w:ascii="Aptos" w:hAnsi="Aptos"/>
+          <w:sz w:val="24"/>
+          <w:szCs w:val="24"/>
         </w:rPr>
         <w:t xml:space="preserve">State Management: </w:t>
       </w:r>
@@ -2690,6 +3348,8 @@
           <w:rFonts w:ascii="Aptos" w:hAnsi="Aptos"/>
           <w:b/>
           <w:bCs/>
+          <w:sz w:val="24"/>
+          <w:szCs w:val="24"/>
         </w:rPr>
         <w:t>Zustand</w:t>
       </w:r>
@@ -2706,11 +3366,15 @@
           <w:rFonts w:ascii="Aptos" w:hAnsi="Aptos"/>
           <w:b/>
           <w:bCs/>
+          <w:sz w:val="24"/>
+          <w:szCs w:val="24"/>
         </w:rPr>
       </w:pPr>
       <w:r>
         <w:rPr>
           <w:rFonts w:ascii="Aptos" w:hAnsi="Aptos"/>
+          <w:sz w:val="24"/>
+          <w:szCs w:val="24"/>
         </w:rPr>
         <w:t xml:space="preserve">Routing: </w:t>
       </w:r>
@@ -2719,6 +3383,8 @@
           <w:rFonts w:ascii="Aptos" w:hAnsi="Aptos"/>
           <w:b/>
           <w:bCs/>
+          <w:sz w:val="24"/>
+          <w:szCs w:val="24"/>
         </w:rPr>
         <w:t>Dynamic route + Middleware kiểm tra xác thực</w:t>
       </w:r>
@@ -2735,11 +3401,15 @@
           <w:rFonts w:ascii="Aptos" w:hAnsi="Aptos"/>
           <w:b/>
           <w:bCs/>
+          <w:sz w:val="24"/>
+          <w:szCs w:val="24"/>
         </w:rPr>
       </w:pPr>
       <w:r>
         <w:rPr>
           <w:rFonts w:ascii="Aptos" w:hAnsi="Aptos"/>
+          <w:sz w:val="24"/>
+          <w:szCs w:val="24"/>
         </w:rPr>
         <w:t xml:space="preserve">API fetch: </w:t>
       </w:r>
@@ -2748,6 +3418,8 @@
           <w:rFonts w:ascii="Aptos" w:hAnsi="Aptos"/>
           <w:b/>
           <w:bCs/>
+          <w:sz w:val="24"/>
+          <w:szCs w:val="24"/>
         </w:rPr>
         <w:t>Axios + TanStack Query</w:t>
       </w:r>
@@ -2762,11 +3434,15 @@
         <w:spacing w:line="360" w:lineRule="auto"/>
         <w:rPr>
           <w:rFonts w:ascii="Aptos" w:hAnsi="Aptos"/>
+          <w:sz w:val="24"/>
+          <w:szCs w:val="24"/>
         </w:rPr>
       </w:pPr>
       <w:r>
         <w:rPr>
           <w:rFonts w:ascii="Aptos" w:hAnsi="Aptos"/>
+          <w:sz w:val="24"/>
+          <w:szCs w:val="24"/>
         </w:rPr>
         <w:t xml:space="preserve">Authentication: </w:t>
       </w:r>
@@ -2775,8 +3451,30 @@
           <w:rFonts w:ascii="Aptos" w:hAnsi="Aptos"/>
           <w:b/>
           <w:bCs/>
-        </w:rPr>
-        <w:t>NextAuth.js (Email/Password &amp; Google Firebase)</w:t>
+          <w:sz w:val="24"/>
+          <w:szCs w:val="24"/>
+        </w:rPr>
+        <w:t>NextAuth.js (Email/Password &amp; Google</w:t>
+      </w:r>
+      <w:r>
+        <w:rPr>
+          <w:rFonts w:ascii="Aptos" w:hAnsi="Aptos"/>
+          <w:b/>
+          <w:bCs/>
+          <w:sz w:val="24"/>
+          <w:szCs w:val="24"/>
+        </w:rPr>
+        <w:t>, Facebook</w:t>
+      </w:r>
+      <w:r>
+        <w:rPr>
+          <w:rFonts w:ascii="Aptos" w:hAnsi="Aptos"/>
+          <w:b/>
+          <w:bCs/>
+          <w:sz w:val="24"/>
+          <w:szCs w:val="24"/>
+        </w:rPr>
+        <w:t xml:space="preserve"> Firebase)</w:t>
       </w:r>
     </w:p>
     <w:p>
@@ -2789,11 +3487,15 @@
         <w:spacing w:line="360" w:lineRule="auto"/>
         <w:rPr>
           <w:rFonts w:ascii="Aptos" w:hAnsi="Aptos"/>
+          <w:sz w:val="24"/>
+          <w:szCs w:val="24"/>
         </w:rPr>
       </w:pPr>
       <w:r>
         <w:rPr>
           <w:rFonts w:ascii="Aptos" w:hAnsi="Aptos"/>
+          <w:sz w:val="24"/>
+          <w:szCs w:val="24"/>
         </w:rPr>
         <w:t xml:space="preserve">Icon: </w:t>
       </w:r>
@@ -2802,16 +3504,21 @@
           <w:rFonts w:ascii="Aptos" w:hAnsi="Aptos"/>
           <w:b/>
           <w:bCs/>
+          <w:sz w:val="24"/>
+          <w:szCs w:val="24"/>
         </w:rPr>
         <w:t>lucide-react</w:t>
       </w:r>
     </w:p>
     <w:p>
       <w:pPr>
+        <w:spacing w:line="360" w:lineRule="auto"/>
         <w:rPr>
           <w:rFonts w:ascii="Aptos" w:hAnsi="Aptos"/>
           <w:b/>
           <w:bCs/>
+          <w:sz w:val="24"/>
+          <w:szCs w:val="24"/>
         </w:rPr>
       </w:pPr>
       <w:r>
@@ -2819,9 +3526,251 @@
           <w:rFonts w:ascii="Aptos" w:hAnsi="Aptos"/>
           <w:b/>
           <w:bCs/>
-        </w:rPr>
-        <w:lastRenderedPageBreak/>
+          <w:sz w:val="24"/>
+          <w:szCs w:val="24"/>
+        </w:rPr>
+        <w:t xml:space="preserve">Extra: </w:t>
+      </w:r>
+    </w:p>
+    <w:p>
+      <w:pPr>
+        <w:spacing w:line="360" w:lineRule="auto"/>
+        <w:rPr>
+          <w:rFonts w:ascii="Aptos" w:hAnsi="Aptos"/>
+          <w:sz w:val="24"/>
+          <w:szCs w:val="24"/>
+        </w:rPr>
+      </w:pPr>
+      <w:r>
+        <w:rPr>
+          <w:rFonts w:ascii="Aptos" w:hAnsi="Aptos"/>
+          <w:sz w:val="24"/>
+          <w:szCs w:val="24"/>
+        </w:rPr>
+        <w:t>Coming Soon Page:</w:t>
+      </w:r>
+    </w:p>
+    <w:p>
+      <w:pPr>
+        <w:pStyle w:val="ListParagraph"/>
+        <w:numPr>
+          <w:ilvl w:val="0"/>
+          <w:numId w:val="18"/>
+        </w:numPr>
+        <w:spacing w:line="360" w:lineRule="auto"/>
+        <w:rPr>
+          <w:rFonts w:ascii="Aptos" w:hAnsi="Aptos"/>
+          <w:sz w:val="24"/>
+          <w:szCs w:val="24"/>
+        </w:rPr>
+      </w:pPr>
+      <w:r>
+        <w:rPr>
+          <w:rFonts w:ascii="Aptos" w:hAnsi="Aptos"/>
+          <w:b/>
+          <w:bCs/>
+          <w:sz w:val="24"/>
+          <w:szCs w:val="24"/>
+        </w:rPr>
+        <w:t>Framer Motion</w:t>
+      </w:r>
+      <w:r>
+        <w:rPr>
+          <w:rFonts w:ascii="Aptos" w:hAnsi="Aptos"/>
+          <w:sz w:val="24"/>
+          <w:szCs w:val="24"/>
+        </w:rPr>
+        <w:t xml:space="preserve"> hoặc CSS animations cho Coming Soon page effects </w:t>
+      </w:r>
+    </w:p>
+    <w:p>
+      <w:pPr>
+        <w:pStyle w:val="ListParagraph"/>
+        <w:numPr>
+          <w:ilvl w:val="0"/>
+          <w:numId w:val="18"/>
+        </w:numPr>
+        <w:spacing w:line="360" w:lineRule="auto"/>
+        <w:rPr>
+          <w:rFonts w:ascii="Aptos" w:hAnsi="Aptos"/>
+          <w:sz w:val="24"/>
+          <w:szCs w:val="24"/>
+        </w:rPr>
+      </w:pPr>
+      <w:r>
+        <w:rPr>
+          <w:rFonts w:ascii="Aptos" w:hAnsi="Aptos"/>
+          <w:sz w:val="24"/>
+          <w:szCs w:val="24"/>
+        </w:rPr>
+        <w:t>Dynamic routing để handle các routes chưa implement</w:t>
+      </w:r>
+    </w:p>
+    <w:p>
+      <w:pPr>
+        <w:rPr>
+          <w:rFonts w:ascii="Aptos" w:hAnsi="Aptos"/>
+          <w:b/>
+          <w:bCs/>
+          <w:sz w:val="24"/>
+          <w:szCs w:val="24"/>
+        </w:rPr>
+      </w:pPr>
+      <w:r>
+        <w:rPr>
+          <w:rFonts w:ascii="Aptos" w:hAnsi="Aptos"/>
+          <w:b/>
+          <w:bCs/>
+          <w:sz w:val="24"/>
+          <w:szCs w:val="24"/>
+        </w:rPr>
         <w:t>Backend (Giản lược)</w:t>
+      </w:r>
+    </w:p>
+    <w:p>
+      <w:pPr>
+        <w:spacing w:after="0" w:line="240" w:lineRule="auto"/>
+        <w:rPr>
+          <w:rFonts w:ascii="Times New Roman" w:eastAsia="Times New Roman" w:hAnsi="Times New Roman" w:cs="Times New Roman"/>
+          <w:sz w:val="24"/>
+          <w:szCs w:val="24"/>
+        </w:rPr>
+      </w:pPr>
+      <w:r>
+        <w:rPr>
+          <w:rFonts w:ascii="Times New Roman" w:eastAsia="Times New Roman" w:hAnsi="Times New Roman" w:cs="Times New Roman"/>
+          <w:sz w:val="24"/>
+          <w:szCs w:val="24"/>
+        </w:rPr>
+        <w:t xml:space="preserve">Sử dụng </w:t>
+      </w:r>
+      <w:r>
+        <w:rPr>
+          <w:rFonts w:ascii="Times New Roman" w:eastAsia="Times New Roman" w:hAnsi="Times New Roman" w:cs="Times New Roman"/>
+          <w:b/>
+          <w:bCs/>
+          <w:sz w:val="24"/>
+          <w:szCs w:val="24"/>
+        </w:rPr>
+        <w:t>API Routes của Next.js</w:t>
+      </w:r>
+      <w:r>
+        <w:rPr>
+          <w:rFonts w:ascii="Times New Roman" w:eastAsia="Times New Roman" w:hAnsi="Times New Roman" w:cs="Times New Roman"/>
+          <w:sz w:val="24"/>
+          <w:szCs w:val="24"/>
+        </w:rPr>
+        <w:t xml:space="preserve"> để xử lý: </w:t>
+      </w:r>
+    </w:p>
+    <w:p>
+      <w:pPr>
+        <w:numPr>
+          <w:ilvl w:val="0"/>
+          <w:numId w:val="19"/>
+        </w:numPr>
+        <w:spacing w:before="100" w:beforeAutospacing="1" w:after="100" w:afterAutospacing="1" w:line="240" w:lineRule="auto"/>
+        <w:rPr>
+          <w:rFonts w:ascii="Times New Roman" w:eastAsia="Times New Roman" w:hAnsi="Times New Roman" w:cs="Times New Roman"/>
+          <w:sz w:val="24"/>
+          <w:szCs w:val="24"/>
+        </w:rPr>
+      </w:pPr>
+      <w:r>
+        <w:rPr>
+          <w:rFonts w:ascii="Times New Roman" w:eastAsia="Times New Roman" w:hAnsi="Times New Roman" w:cs="Times New Roman"/>
+          <w:sz w:val="24"/>
+          <w:szCs w:val="24"/>
+        </w:rPr>
+        <w:t>Đăng ký/đăng nhập người dùng</w:t>
+      </w:r>
+    </w:p>
+    <w:p>
+      <w:pPr>
+        <w:numPr>
+          <w:ilvl w:val="0"/>
+          <w:numId w:val="19"/>
+        </w:numPr>
+        <w:spacing w:before="100" w:beforeAutospacing="1" w:after="100" w:afterAutospacing="1" w:line="240" w:lineRule="auto"/>
+        <w:rPr>
+          <w:rFonts w:ascii="Times New Roman" w:eastAsia="Times New Roman" w:hAnsi="Times New Roman" w:cs="Times New Roman"/>
+          <w:sz w:val="24"/>
+          <w:szCs w:val="24"/>
+        </w:rPr>
+      </w:pPr>
+      <w:r>
+        <w:rPr>
+          <w:rFonts w:ascii="Times New Roman" w:eastAsia="Times New Roman" w:hAnsi="Times New Roman" w:cs="Times New Roman"/>
+          <w:sz w:val="24"/>
+          <w:szCs w:val="24"/>
+        </w:rPr>
+        <w:t>Quản lý phân quyền (User/Moderator/Admin)</w:t>
+      </w:r>
+    </w:p>
+    <w:p>
+      <w:pPr>
+        <w:numPr>
+          <w:ilvl w:val="0"/>
+          <w:numId w:val="19"/>
+        </w:numPr>
+        <w:spacing w:before="100" w:beforeAutospacing="1" w:after="100" w:afterAutospacing="1" w:line="240" w:lineRule="auto"/>
+        <w:rPr>
+          <w:rFonts w:ascii="Times New Roman" w:eastAsia="Times New Roman" w:hAnsi="Times New Roman" w:cs="Times New Roman"/>
+          <w:sz w:val="24"/>
+          <w:szCs w:val="24"/>
+        </w:rPr>
+      </w:pPr>
+      <w:r>
+        <w:rPr>
+          <w:rFonts w:ascii="Times New Roman" w:eastAsia="Times New Roman" w:hAnsi="Times New Roman" w:cs="Times New Roman"/>
+          <w:sz w:val="24"/>
+          <w:szCs w:val="24"/>
+        </w:rPr>
+        <w:t>Lưu watchlist, ratings, comments</w:t>
+      </w:r>
+    </w:p>
+    <w:p>
+      <w:pPr>
+        <w:numPr>
+          <w:ilvl w:val="0"/>
+          <w:numId w:val="19"/>
+        </w:numPr>
+        <w:spacing w:before="100" w:beforeAutospacing="1" w:after="100" w:afterAutospacing="1" w:line="240" w:lineRule="auto"/>
+        <w:rPr>
+          <w:rFonts w:ascii="Times New Roman" w:eastAsia="Times New Roman" w:hAnsi="Times New Roman" w:cs="Times New Roman"/>
+          <w:sz w:val="24"/>
+          <w:szCs w:val="24"/>
+        </w:rPr>
+      </w:pPr>
+      <w:r>
+        <w:rPr>
+          <w:rFonts w:ascii="Times New Roman" w:eastAsia="Times New Roman" w:hAnsi="Times New Roman" w:cs="Times New Roman"/>
+          <w:sz w:val="24"/>
+          <w:szCs w:val="24"/>
+        </w:rPr>
+        <w:t>Lịch sử xem phim</w:t>
+      </w:r>
+    </w:p>
+    <w:p>
+      <w:pPr>
+        <w:numPr>
+          <w:ilvl w:val="0"/>
+          <w:numId w:val="19"/>
+        </w:numPr>
+        <w:spacing w:before="100" w:beforeAutospacing="1" w:after="100" w:afterAutospacing="1" w:line="240" w:lineRule="auto"/>
+        <w:rPr>
+          <w:rFonts w:ascii="Times New Roman" w:eastAsia="Times New Roman" w:hAnsi="Times New Roman" w:cs="Times New Roman"/>
+          <w:sz w:val="24"/>
+          <w:szCs w:val="24"/>
+        </w:rPr>
+      </w:pPr>
+      <w:r>
+        <w:rPr>
+          <w:rFonts w:ascii="Times New Roman" w:eastAsia="Times New Roman" w:hAnsi="Times New Roman" w:cs="Times New Roman"/>
+          <w:sz w:val="24"/>
+          <w:szCs w:val="24"/>
+        </w:rPr>
+        <w:t>Upload và quản lý avatar</w:t>
       </w:r>
     </w:p>
     <w:p>
@@ -2834,77 +3783,43 @@
         <w:spacing w:line="360" w:lineRule="auto"/>
         <w:rPr>
           <w:rFonts w:ascii="Aptos" w:hAnsi="Aptos"/>
+          <w:sz w:val="24"/>
+          <w:szCs w:val="24"/>
         </w:rPr>
       </w:pPr>
       <w:r>
         <w:rPr>
-          <w:rFonts w:ascii="Aptos" w:hAnsi="Aptos"/>
-        </w:rPr>
-        <w:t xml:space="preserve">Sử dụng </w:t>
+          <w:rFonts w:ascii="Times New Roman" w:eastAsia="Times New Roman" w:hAnsi="Times New Roman" w:cs="Times New Roman"/>
+          <w:sz w:val="24"/>
+          <w:szCs w:val="24"/>
+        </w:rPr>
+        <w:t xml:space="preserve">Dữ liệu phim lấy từ </w:t>
       </w:r>
       <w:r>
         <w:rPr>
-          <w:rFonts w:ascii="Aptos" w:hAnsi="Aptos"/>
+          <w:rFonts w:ascii="Times New Roman" w:eastAsia="Times New Roman" w:hAnsi="Times New Roman" w:cs="Times New Roman"/>
           <w:b/>
           <w:bCs/>
-        </w:rPr>
-        <w:t>API Routes của Next.js</w:t>
-      </w:r>
-      <w:r>
-        <w:rPr>
-          <w:rFonts w:ascii="Aptos" w:hAnsi="Aptos"/>
-        </w:rPr>
-        <w:t xml:space="preserve"> để xử lý các tác vụ đơn giản như đăng ký người dùng (lưu email/password vào DB)</w:t>
+          <w:sz w:val="24"/>
+          <w:szCs w:val="24"/>
+        </w:rPr>
+        <w:t>TMDB API</w:t>
       </w:r>
     </w:p>
     <w:p>
       <w:pPr>
-        <w:pStyle w:val="ListParagraph"/>
-        <w:numPr>
-          <w:ilvl w:val="0"/>
-          <w:numId w:val="19"/>
-        </w:numPr>
         <w:spacing w:line="360" w:lineRule="auto"/>
         <w:rPr>
           <w:rFonts w:ascii="Aptos" w:hAnsi="Aptos"/>
+          <w:sz w:val="24"/>
+          <w:szCs w:val="24"/>
         </w:rPr>
       </w:pPr>
       <w:r>
         <w:rPr>
           <w:rFonts w:ascii="Aptos" w:hAnsi="Aptos"/>
-        </w:rPr>
-        <w:t xml:space="preserve">Dữ liệu phim lấy từ </w:t>
-      </w:r>
-      <w:r>
-        <w:rPr>
-          <w:rFonts w:ascii="Aptos" w:hAnsi="Aptos"/>
-          <w:b/>
-          <w:bCs/>
-        </w:rPr>
-        <w:t>TMDB API</w:t>
-      </w:r>
-      <w:r>
-        <w:rPr>
-          <w:rFonts w:ascii="Aptos" w:hAnsi="Aptos"/>
-        </w:rPr>
-        <w:t>, không xây dựng backend phức tạp</w:t>
-      </w:r>
-    </w:p>
-    <w:p>
-      <w:pPr>
-        <w:pStyle w:val="ListParagraph"/>
-        <w:numPr>
-          <w:ilvl w:val="0"/>
-          <w:numId w:val="19"/>
-        </w:numPr>
-        <w:spacing w:line="360" w:lineRule="auto"/>
-        <w:rPr>
-          <w:rFonts w:ascii="Aptos" w:hAnsi="Aptos"/>
-        </w:rPr>
-      </w:pPr>
-      <w:r>
-        <w:rPr>
-          <w:rFonts w:ascii="Aptos" w:hAnsi="Aptos"/>
+          <w:sz w:val="24"/>
+          <w:szCs w:val="24"/>
         </w:rPr>
         <w:t xml:space="preserve">Lưu </w:t>
       </w:r>
@@ -2913,12 +3828,16 @@
           <w:rFonts w:ascii="Aptos" w:hAnsi="Aptos"/>
           <w:b/>
           <w:bCs/>
+          <w:sz w:val="24"/>
+          <w:szCs w:val="24"/>
         </w:rPr>
         <w:t>tối thiểu</w:t>
       </w:r>
       <w:r>
         <w:rPr>
           <w:rFonts w:ascii="Aptos" w:hAnsi="Aptos"/>
+          <w:sz w:val="24"/>
+          <w:szCs w:val="24"/>
         </w:rPr>
         <w:t xml:space="preserve"> dữ liệu người dùng, danh sách xem, đánh giá bằng cơ sở dữ liệu</w:t>
       </w:r>
@@ -2929,6 +3848,8 @@
           <w:rFonts w:ascii="Aptos" w:hAnsi="Aptos"/>
           <w:b/>
           <w:bCs/>
+          <w:sz w:val="24"/>
+          <w:szCs w:val="24"/>
         </w:rPr>
       </w:pPr>
       <w:r>
@@ -2936,7 +3857,10 @@
           <w:rFonts w:ascii="Aptos" w:hAnsi="Aptos"/>
           <w:b/>
           <w:bCs/>
-        </w:rPr>
+          <w:sz w:val="24"/>
+          <w:szCs w:val="24"/>
+        </w:rPr>
+        <w:lastRenderedPageBreak/>
         <w:t>Database</w:t>
       </w:r>
     </w:p>
@@ -2950,6 +3874,8 @@
         <w:spacing w:line="360" w:lineRule="auto"/>
         <w:rPr>
           <w:rFonts w:ascii="Aptos" w:hAnsi="Aptos"/>
+          <w:sz w:val="24"/>
+          <w:szCs w:val="24"/>
         </w:rPr>
       </w:pPr>
       <w:r>
@@ -2957,14 +3883,26 @@
           <w:rFonts w:ascii="Aptos" w:hAnsi="Aptos"/>
           <w:b/>
           <w:bCs/>
+          <w:sz w:val="24"/>
+          <w:szCs w:val="24"/>
         </w:rPr>
         <w:t>Firebase</w:t>
       </w:r>
       <w:r>
         <w:rPr>
           <w:rFonts w:ascii="Aptos" w:hAnsi="Aptos"/>
+          <w:sz w:val="24"/>
+          <w:szCs w:val="24"/>
         </w:rPr>
         <w:t>: xác thực người dùng qua Google</w:t>
+      </w:r>
+      <w:r>
+        <w:rPr>
+          <w:rFonts w:ascii="Aptos" w:hAnsi="Aptos"/>
+          <w:sz w:val="24"/>
+          <w:szCs w:val="24"/>
+        </w:rPr>
+        <w:t xml:space="preserve"> &amp; Facebook</w:t>
       </w:r>
     </w:p>
     <w:p>
@@ -2977,6 +3915,8 @@
         <w:spacing w:line="360" w:lineRule="auto"/>
         <w:rPr>
           <w:rFonts w:ascii="Aptos" w:hAnsi="Aptos"/>
+          <w:sz w:val="24"/>
+          <w:szCs w:val="24"/>
         </w:rPr>
       </w:pPr>
       <w:r>
@@ -2984,14 +3924,72 @@
           <w:rFonts w:ascii="Aptos" w:hAnsi="Aptos"/>
           <w:b/>
           <w:bCs/>
+          <w:sz w:val="24"/>
+          <w:szCs w:val="24"/>
         </w:rPr>
         <w:t>MySQL</w:t>
       </w:r>
       <w:r>
         <w:rPr>
           <w:rFonts w:ascii="Aptos" w:hAnsi="Aptos"/>
-        </w:rPr>
-        <w:t>: lưu thông tin người dùng (email/password – đã hash), danh sách xem, nhận xét, phản hồi</w:t>
+          <w:sz w:val="24"/>
+          <w:szCs w:val="24"/>
+        </w:rPr>
+        <w:t xml:space="preserve">: </w:t>
+      </w:r>
+      <w:r>
+        <w:rPr>
+          <w:rFonts w:ascii="Aptos" w:hAnsi="Aptos"/>
+          <w:sz w:val="24"/>
+          <w:szCs w:val="24"/>
+        </w:rPr>
+        <w:t xml:space="preserve">lưu thông tin người dùng, </w:t>
+      </w:r>
+      <w:r>
+        <w:rPr>
+          <w:rFonts w:ascii="Aptos" w:hAnsi="Aptos"/>
+          <w:b/>
+          <w:bCs/>
+          <w:sz w:val="24"/>
+          <w:szCs w:val="24"/>
+        </w:rPr>
+        <w:t>phân quyền</w:t>
+      </w:r>
+      <w:r>
+        <w:rPr>
+          <w:rFonts w:ascii="Aptos" w:hAnsi="Aptos"/>
+          <w:sz w:val="24"/>
+          <w:szCs w:val="24"/>
+        </w:rPr>
+        <w:t xml:space="preserve">, watchlist, ratings, comments, </w:t>
+      </w:r>
+      <w:r>
+        <w:rPr>
+          <w:rFonts w:ascii="Aptos" w:hAnsi="Aptos"/>
+          <w:b/>
+          <w:bCs/>
+          <w:sz w:val="24"/>
+          <w:szCs w:val="24"/>
+        </w:rPr>
+        <w:t>lịch sử xem</w:t>
+      </w:r>
+      <w:r>
+        <w:rPr>
+          <w:rFonts w:ascii="Aptos" w:hAnsi="Aptos"/>
+          <w:sz w:val="24"/>
+          <w:szCs w:val="24"/>
+        </w:rPr>
+        <w:t xml:space="preserve">, </w:t>
+      </w:r>
+      <w:r>
+        <w:rPr>
+          <w:rFonts w:ascii="Aptos" w:hAnsi="Aptos"/>
+          <w:b/>
+          <w:bCs/>
+          <w:sz w:val="24"/>
+          <w:szCs w:val="24"/>
+        </w:rPr>
+        <w:t>avatar uploads</w:t>
       </w:r>
     </w:p>
     <w:p>
@@ -3001,6 +3999,8 @@
           <w:rFonts w:ascii="Aptos" w:hAnsi="Aptos"/>
           <w:b/>
           <w:bCs/>
+          <w:sz w:val="24"/>
+          <w:szCs w:val="24"/>
         </w:rPr>
       </w:pPr>
       <w:r>
@@ -3008,6 +4008,8 @@
           <w:rFonts w:ascii="Aptos" w:hAnsi="Aptos"/>
           <w:b/>
           <w:bCs/>
+          <w:sz w:val="24"/>
+          <w:szCs w:val="24"/>
         </w:rPr>
         <w:t>6. Triển Khai &amp; Hosting</w:t>
       </w:r>
@@ -3020,8 +4022,8 @@
         <w:tblLook w:val="04A0" w:firstRow="1" w:lastRow="0" w:firstColumn="1" w:lastColumn="0" w:noHBand="0" w:noVBand="1"/>
       </w:tblPr>
       <w:tblGrid>
-        <w:gridCol w:w="1403"/>
-        <w:gridCol w:w="3681"/>
+        <w:gridCol w:w="1487"/>
+        <w:gridCol w:w="3996"/>
       </w:tblGrid>
       <w:tr>
         <w:trPr>
@@ -3039,11 +4041,15 @@
               <w:jc w:val="both"/>
               <w:rPr>
                 <w:rFonts w:ascii="Aptos" w:hAnsi="Aptos"/>
+                <w:sz w:val="24"/>
+                <w:szCs w:val="24"/>
               </w:rPr>
             </w:pPr>
             <w:r>
               <w:rPr>
                 <w:rFonts w:ascii="Aptos" w:hAnsi="Aptos"/>
+                <w:sz w:val="24"/>
+                <w:szCs w:val="24"/>
               </w:rPr>
               <w:t>Thành phần</w:t>
             </w:r>
@@ -3061,11 +4067,15 @@
               <w:cnfStyle w:val="100000000000" w:firstRow="1" w:lastRow="0" w:firstColumn="0" w:lastColumn="0" w:oddVBand="0" w:evenVBand="0" w:oddHBand="0" w:evenHBand="0" w:firstRowFirstColumn="0" w:firstRowLastColumn="0" w:lastRowFirstColumn="0" w:lastRowLastColumn="0"/>
               <w:rPr>
                 <w:rFonts w:ascii="Aptos" w:hAnsi="Aptos"/>
+                <w:sz w:val="24"/>
+                <w:szCs w:val="24"/>
               </w:rPr>
             </w:pPr>
             <w:r>
               <w:rPr>
                 <w:rFonts w:ascii="Aptos" w:hAnsi="Aptos"/>
+                <w:sz w:val="24"/>
+                <w:szCs w:val="24"/>
               </w:rPr>
               <w:t>Công cụ</w:t>
             </w:r>
@@ -3088,11 +4098,15 @@
               <w:jc w:val="both"/>
               <w:rPr>
                 <w:rFonts w:ascii="Aptos" w:hAnsi="Aptos"/>
+                <w:sz w:val="24"/>
+                <w:szCs w:val="24"/>
               </w:rPr>
             </w:pPr>
             <w:r>
               <w:rPr>
                 <w:rFonts w:ascii="Aptos" w:hAnsi="Aptos"/>
+                <w:sz w:val="24"/>
+                <w:szCs w:val="24"/>
               </w:rPr>
               <w:t>CI/CD</w:t>
             </w:r>
@@ -3110,11 +4124,15 @@
               <w:cnfStyle w:val="000000100000" w:firstRow="0" w:lastRow="0" w:firstColumn="0" w:lastColumn="0" w:oddVBand="0" w:evenVBand="0" w:oddHBand="1" w:evenHBand="0" w:firstRowFirstColumn="0" w:firstRowLastColumn="0" w:lastRowFirstColumn="0" w:lastRowLastColumn="0"/>
               <w:rPr>
                 <w:rFonts w:ascii="Aptos" w:hAnsi="Aptos"/>
+                <w:sz w:val="24"/>
+                <w:szCs w:val="24"/>
               </w:rPr>
             </w:pPr>
             <w:r>
               <w:rPr>
                 <w:rFonts w:ascii="Aptos" w:hAnsi="Aptos"/>
+                <w:sz w:val="24"/>
+                <w:szCs w:val="24"/>
               </w:rPr>
               <w:t>GitHub Actions</w:t>
             </w:r>
@@ -3134,11 +4152,15 @@
               <w:jc w:val="both"/>
               <w:rPr>
                 <w:rFonts w:ascii="Aptos" w:hAnsi="Aptos"/>
+                <w:sz w:val="24"/>
+                <w:szCs w:val="24"/>
               </w:rPr>
             </w:pPr>
             <w:r>
               <w:rPr>
                 <w:rFonts w:ascii="Aptos" w:hAnsi="Aptos"/>
+                <w:sz w:val="24"/>
+                <w:szCs w:val="24"/>
               </w:rPr>
               <w:t>Hosting</w:t>
             </w:r>
@@ -3156,11 +4178,15 @@
               <w:cnfStyle w:val="000000000000" w:firstRow="0" w:lastRow="0" w:firstColumn="0" w:lastColumn="0" w:oddVBand="0" w:evenVBand="0" w:oddHBand="0" w:evenHBand="0" w:firstRowFirstColumn="0" w:firstRowLastColumn="0" w:lastRowFirstColumn="0" w:lastRowLastColumn="0"/>
               <w:rPr>
                 <w:rFonts w:ascii="Aptos" w:hAnsi="Aptos"/>
+                <w:sz w:val="24"/>
+                <w:szCs w:val="24"/>
               </w:rPr>
             </w:pPr>
             <w:r>
               <w:rPr>
                 <w:rFonts w:ascii="Aptos" w:hAnsi="Aptos"/>
+                <w:sz w:val="24"/>
+                <w:szCs w:val="24"/>
               </w:rPr>
               <w:t>Vercel</w:t>
             </w:r>
@@ -3183,13 +4209,17 @@
               <w:jc w:val="both"/>
               <w:rPr>
                 <w:rFonts w:ascii="Aptos" w:hAnsi="Aptos"/>
+                <w:sz w:val="24"/>
+                <w:szCs w:val="24"/>
               </w:rPr>
             </w:pPr>
             <w:r>
               <w:rPr>
                 <w:rFonts w:ascii="Aptos" w:hAnsi="Aptos"/>
-              </w:rPr>
-              <w:t>Giám sát lỗi</w:t>
+                <w:sz w:val="24"/>
+                <w:szCs w:val="24"/>
+              </w:rPr>
+              <w:t>Môi trường</w:t>
             </w:r>
           </w:p>
         </w:tc>
@@ -3205,57 +4235,15 @@
               <w:cnfStyle w:val="000000100000" w:firstRow="0" w:lastRow="0" w:firstColumn="0" w:lastColumn="0" w:oddVBand="0" w:evenVBand="0" w:oddHBand="1" w:evenHBand="0" w:firstRowFirstColumn="0" w:firstRowLastColumn="0" w:lastRowFirstColumn="0" w:lastRowLastColumn="0"/>
               <w:rPr>
                 <w:rFonts w:ascii="Aptos" w:hAnsi="Aptos"/>
+                <w:sz w:val="24"/>
+                <w:szCs w:val="24"/>
               </w:rPr>
             </w:pPr>
             <w:r>
               <w:rPr>
                 <w:rFonts w:ascii="Aptos" w:hAnsi="Aptos"/>
-              </w:rPr>
-              <w:t>Sentry (nếu cần)</w:t>
-            </w:r>
-          </w:p>
-        </w:tc>
-      </w:tr>
-      <w:tr>
-        <w:tc>
-          <w:tcPr>
-            <w:cnfStyle w:val="001000000000" w:firstRow="0" w:lastRow="0" w:firstColumn="1" w:lastColumn="0" w:oddVBand="0" w:evenVBand="0" w:oddHBand="0" w:evenHBand="0" w:firstRowFirstColumn="0" w:firstRowLastColumn="0" w:lastRowFirstColumn="0" w:lastRowLastColumn="0"/>
-            <w:tcW w:w="0" w:type="auto"/>
-            <w:hideMark/>
-          </w:tcPr>
-          <w:p>
-            <w:pPr>
-              <w:spacing w:after="200" w:line="276" w:lineRule="auto"/>
-              <w:jc w:val="both"/>
-              <w:rPr>
-                <w:rFonts w:ascii="Aptos" w:hAnsi="Aptos"/>
-              </w:rPr>
-            </w:pPr>
-            <w:r>
-              <w:rPr>
-                <w:rFonts w:ascii="Aptos" w:hAnsi="Aptos"/>
-              </w:rPr>
-              <w:t>Môi trường</w:t>
-            </w:r>
-          </w:p>
-        </w:tc>
-        <w:tc>
-          <w:tcPr>
-            <w:tcW w:w="0" w:type="auto"/>
-            <w:hideMark/>
-          </w:tcPr>
-          <w:p>
-            <w:pPr>
-              <w:spacing w:after="200" w:line="276" w:lineRule="auto"/>
-              <w:jc w:val="both"/>
-              <w:cnfStyle w:val="000000000000" w:firstRow="0" w:lastRow="0" w:firstColumn="0" w:lastColumn="0" w:oddVBand="0" w:evenVBand="0" w:oddHBand="0" w:evenHBand="0" w:firstRowFirstColumn="0" w:firstRowLastColumn="0" w:lastRowFirstColumn="0" w:lastRowLastColumn="0"/>
-              <w:rPr>
-                <w:rFonts w:ascii="Aptos" w:hAnsi="Aptos"/>
-              </w:rPr>
-            </w:pPr>
-            <w:r>
-              <w:rPr>
-                <w:rFonts w:ascii="Aptos" w:hAnsi="Aptos"/>
+                <w:sz w:val="24"/>
+                <w:szCs w:val="24"/>
               </w:rPr>
               <w:t>.env tách biệt giữa dev và production</w:t>
             </w:r>
@@ -3268,11 +4256,15 @@
         <w:jc w:val="both"/>
         <w:rPr>
           <w:rFonts w:ascii="Aptos" w:hAnsi="Aptos"/>
+          <w:sz w:val="24"/>
+          <w:szCs w:val="24"/>
         </w:rPr>
       </w:pPr>
       <w:r>
         <w:rPr>
           <w:rFonts w:ascii="Aptos" w:hAnsi="Aptos"/>
+          <w:sz w:val="24"/>
+          <w:szCs w:val="24"/>
         </w:rPr>
         <w:pict w14:anchorId="7A9C84C7">
           <v:rect id="_x0000_i1030" style="width:0;height:1.5pt" o:hralign="center" o:hrstd="t" o:hr="t" fillcolor="#a0a0a0" stroked="f"/>
@@ -3286,6 +4278,8 @@
           <w:rFonts w:ascii="Aptos" w:hAnsi="Aptos"/>
           <w:b/>
           <w:bCs/>
+          <w:sz w:val="24"/>
+          <w:szCs w:val="24"/>
         </w:rPr>
       </w:pPr>
       <w:r>
@@ -3293,6 +4287,8 @@
           <w:rFonts w:ascii="Aptos" w:hAnsi="Aptos"/>
           <w:b/>
           <w:bCs/>
+          <w:sz w:val="24"/>
+          <w:szCs w:val="24"/>
         </w:rPr>
         <w:t>7. Yêu Cầu Kiểm Thử</w:t>
       </w:r>
@@ -3306,11 +4302,15 @@
         <w:jc w:val="both"/>
         <w:rPr>
           <w:rFonts w:ascii="Aptos" w:hAnsi="Aptos"/>
+          <w:sz w:val="24"/>
+          <w:szCs w:val="24"/>
         </w:rPr>
       </w:pPr>
       <w:r>
         <w:rPr>
           <w:rFonts w:ascii="Aptos" w:hAnsi="Aptos"/>
+          <w:sz w:val="24"/>
+          <w:szCs w:val="24"/>
         </w:rPr>
         <w:t>Kiểm tra logic xác thực và redirect sau đăng nhập</w:t>
       </w:r>
@@ -3324,11 +4324,15 @@
         <w:jc w:val="both"/>
         <w:rPr>
           <w:rFonts w:ascii="Aptos" w:hAnsi="Aptos"/>
+          <w:sz w:val="24"/>
+          <w:szCs w:val="24"/>
         </w:rPr>
       </w:pPr>
       <w:r>
         <w:rPr>
           <w:rFonts w:ascii="Aptos" w:hAnsi="Aptos"/>
+          <w:sz w:val="24"/>
+          <w:szCs w:val="24"/>
         </w:rPr>
         <w:t>Kiểm tra responsive trên các thiết bị khác nhau</w:t>
       </w:r>
@@ -3342,11 +4346,15 @@
         <w:jc w:val="both"/>
         <w:rPr>
           <w:rFonts w:ascii="Aptos" w:hAnsi="Aptos"/>
+          <w:sz w:val="24"/>
+          <w:szCs w:val="24"/>
         </w:rPr>
       </w:pPr>
       <w:r>
         <w:rPr>
           <w:rFonts w:ascii="Aptos" w:hAnsi="Aptos"/>
+          <w:sz w:val="24"/>
+          <w:szCs w:val="24"/>
         </w:rPr>
         <w:t>Kiểm tra hiệu suất tải trang (Web Vitals)</w:t>
       </w:r>
@@ -3360,13 +4368,25 @@
         <w:jc w:val="both"/>
         <w:rPr>
           <w:rFonts w:ascii="Aptos" w:hAnsi="Aptos"/>
+          <w:sz w:val="24"/>
+          <w:szCs w:val="24"/>
         </w:rPr>
       </w:pPr>
       <w:r>
         <w:rPr>
           <w:rFonts w:ascii="Aptos" w:hAnsi="Aptos"/>
+          <w:sz w:val="24"/>
+          <w:szCs w:val="24"/>
         </w:rPr>
         <w:t>Đảm bảo accessibility (ARIA, bàn phím, tương phản màu)</w:t>
+      </w:r>
+      <w:r>
+        <w:rPr>
+          <w:rFonts w:ascii="Aptos" w:hAnsi="Aptos"/>
+          <w:sz w:val="24"/>
+          <w:szCs w:val="24"/>
+        </w:rPr>
+        <w:t xml:space="preserve"> (Optional)</w:t>
       </w:r>
     </w:p>
     <w:p>
@@ -3374,11 +4394,15 @@
         <w:jc w:val="both"/>
         <w:rPr>
           <w:rFonts w:ascii="Aptos" w:hAnsi="Aptos"/>
+          <w:sz w:val="24"/>
+          <w:szCs w:val="24"/>
         </w:rPr>
       </w:pPr>
       <w:r>
         <w:rPr>
           <w:rFonts w:ascii="Aptos" w:hAnsi="Aptos"/>
+          <w:sz w:val="24"/>
+          <w:szCs w:val="24"/>
         </w:rPr>
         <w:pict w14:anchorId="619EBB2E">
           <v:rect id="_x0000_i1031" style="width:0;height:1.5pt" o:hralign="center" o:hrstd="t" o:hr="t" fillcolor="#a0a0a0" stroked="f"/>
@@ -3392,6 +4416,8 @@
           <w:rFonts w:ascii="Aptos" w:hAnsi="Aptos"/>
           <w:b/>
           <w:bCs/>
+          <w:sz w:val="24"/>
+          <w:szCs w:val="24"/>
         </w:rPr>
       </w:pPr>
       <w:r>
@@ -3399,14 +4425,19 @@
           <w:rFonts w:ascii="Aptos" w:hAnsi="Aptos"/>
           <w:b/>
           <w:bCs/>
+          <w:sz w:val="24"/>
+          <w:szCs w:val="24"/>
         </w:rPr>
         <w:t>8. Giới Hạn Phạm Vi (Out of Scope)</w:t>
       </w:r>
     </w:p>
     <w:p>
       <w:pPr>
-        <w:rPr>
-          <w:rFonts w:ascii="Aptos" w:hAnsi="Aptos"/>
+        <w:spacing w:line="240" w:lineRule="auto"/>
+        <w:rPr>
+          <w:rFonts w:ascii="Aptos" w:hAnsi="Aptos"/>
+          <w:sz w:val="24"/>
+          <w:szCs w:val="24"/>
         </w:rPr>
       </w:pPr>
       <w:r>
@@ -3414,21 +4445,53 @@
           <w:rFonts w:ascii="Aptos" w:hAnsi="Aptos"/>
           <w:b/>
           <w:bCs/>
+          <w:sz w:val="24"/>
+          <w:szCs w:val="24"/>
         </w:rPr>
         <w:t>Không hỗ trợ phát phim trực tiếp từ CineHub</w:t>
-      </w:r>
-      <w:r>
-        <w:rPr>
-          <w:rFonts w:ascii="Aptos" w:hAnsi="Aptos"/>
-        </w:rPr>
-        <w:br/>
-        <w:t>→ Ứng dụng chỉ hiển thị thông tin và trailer phim lấy từ TMDB, không lưu trữ hay stream nội dung.</w:t>
       </w:r>
     </w:p>
     <w:p>
       <w:pPr>
-        <w:rPr>
-          <w:rFonts w:ascii="Aptos" w:hAnsi="Aptos"/>
+        <w:spacing w:line="240" w:lineRule="auto"/>
+        <w:rPr>
+          <w:rFonts w:ascii="Aptos" w:hAnsi="Aptos"/>
+          <w:sz w:val="24"/>
+          <w:szCs w:val="24"/>
+        </w:rPr>
+      </w:pPr>
+      <w:r>
+        <w:rPr>
+          <w:rFonts w:ascii="Aptos" w:hAnsi="Aptos"/>
+          <w:sz w:val="24"/>
+          <w:szCs w:val="24"/>
+        </w:rPr>
+        <w:t>→ Ứng dụng chỉ hiển thị thông tin và trailer phim lấy từ TMDB, không lưu trữ hay stream nội dung</w:t>
+      </w:r>
+      <w:r>
+        <w:rPr>
+          <w:rFonts w:ascii="Aptos" w:hAnsi="Aptos"/>
+          <w:sz w:val="24"/>
+          <w:szCs w:val="24"/>
+        </w:rPr>
+        <w:t xml:space="preserve"> vì vấn đề bản quyền</w:t>
+      </w:r>
+      <w:r>
+        <w:rPr>
+          <w:rFonts w:ascii="Aptos" w:hAnsi="Aptos"/>
+          <w:sz w:val="24"/>
+          <w:szCs w:val="24"/>
+        </w:rPr>
+        <w:t>.</w:t>
+      </w:r>
+    </w:p>
+    <w:p>
+      <w:pPr>
+        <w:spacing w:line="240" w:lineRule="auto"/>
+        <w:rPr>
+          <w:rFonts w:ascii="Aptos" w:hAnsi="Aptos"/>
+          <w:sz w:val="24"/>
+          <w:szCs w:val="24"/>
         </w:rPr>
       </w:pPr>
       <w:r>
@@ -3436,22 +4499,37 @@
           <w:rFonts w:ascii="Aptos" w:hAnsi="Aptos"/>
           <w:b/>
           <w:bCs/>
-        </w:rPr>
-        <w:lastRenderedPageBreak/>
+          <w:sz w:val="24"/>
+          <w:szCs w:val="24"/>
+        </w:rPr>
         <w:t>Không tích hợp hệ thống thanh toán hoặc mua gói dịch vụ</w:t>
       </w:r>
+    </w:p>
+    <w:p>
+      <w:pPr>
+        <w:spacing w:line="240" w:lineRule="auto"/>
+        <w:rPr>
+          <w:rFonts w:ascii="Aptos" w:hAnsi="Aptos"/>
+          <w:sz w:val="24"/>
+          <w:szCs w:val="24"/>
+        </w:rPr>
+      </w:pPr>
       <w:r>
         <w:rPr>
           <w:rFonts w:ascii="Aptos" w:hAnsi="Aptos"/>
-        </w:rPr>
-        <w:br/>
+          <w:sz w:val="24"/>
+          <w:szCs w:val="24"/>
+        </w:rPr>
         <w:t>→ Không có tính năng thuê phim, mua vé, hay tài khoản premium.</w:t>
       </w:r>
     </w:p>
     <w:p>
       <w:pPr>
-        <w:rPr>
-          <w:rFonts w:ascii="Aptos" w:hAnsi="Aptos"/>
+        <w:spacing w:line="240" w:lineRule="auto"/>
+        <w:rPr>
+          <w:rFonts w:ascii="Aptos" w:hAnsi="Aptos"/>
+          <w:sz w:val="24"/>
+          <w:szCs w:val="24"/>
         </w:rPr>
       </w:pPr>
       <w:r>
@@ -3459,21 +4537,37 @@
           <w:rFonts w:ascii="Aptos" w:hAnsi="Aptos"/>
           <w:b/>
           <w:bCs/>
+          <w:sz w:val="24"/>
+          <w:szCs w:val="24"/>
         </w:rPr>
         <w:t>Không xây dựng backend riêng phức tạp</w:t>
       </w:r>
+    </w:p>
+    <w:p>
+      <w:pPr>
+        <w:spacing w:line="240" w:lineRule="auto"/>
+        <w:rPr>
+          <w:rFonts w:ascii="Aptos" w:hAnsi="Aptos"/>
+          <w:sz w:val="24"/>
+          <w:szCs w:val="24"/>
+        </w:rPr>
+      </w:pPr>
       <w:r>
         <w:rPr>
           <w:rFonts w:ascii="Aptos" w:hAnsi="Aptos"/>
-        </w:rPr>
-        <w:br/>
+          <w:sz w:val="24"/>
+          <w:szCs w:val="24"/>
+        </w:rPr>
         <w:t>→ Dữ liệu chủ yếu sử dụng từ TMDB API, xác thực sử dụng Firebase + NextAuth, không có backend tự xây dựng như Node.js/Express riêng biệt.</w:t>
       </w:r>
     </w:p>
     <w:p>
       <w:pPr>
-        <w:rPr>
-          <w:rFonts w:ascii="Aptos" w:hAnsi="Aptos"/>
+        <w:spacing w:line="240" w:lineRule="auto"/>
+        <w:rPr>
+          <w:rFonts w:ascii="Aptos" w:hAnsi="Aptos"/>
+          <w:sz w:val="24"/>
+          <w:szCs w:val="24"/>
         </w:rPr>
       </w:pPr>
       <w:r>
@@ -3481,41 +4575,80 @@
           <w:rFonts w:ascii="Aptos" w:hAnsi="Aptos"/>
           <w:b/>
           <w:bCs/>
+          <w:sz w:val="24"/>
+          <w:szCs w:val="24"/>
         </w:rPr>
         <w:t>Không có tính năng xem phim offline</w:t>
       </w:r>
       <w:r>
         <w:rPr>
           <w:rFonts w:ascii="Aptos" w:hAnsi="Aptos"/>
+          <w:sz w:val="24"/>
+          <w:szCs w:val="24"/>
         </w:rPr>
         <w:t xml:space="preserve"> (tải xuống video)</w:t>
       </w:r>
+    </w:p>
+    <w:p>
+      <w:pPr>
+        <w:spacing w:line="240" w:lineRule="auto"/>
+        <w:rPr>
+          <w:rFonts w:ascii="Aptos" w:hAnsi="Aptos"/>
+          <w:sz w:val="24"/>
+          <w:szCs w:val="24"/>
+        </w:rPr>
+      </w:pPr>
       <w:r>
         <w:rPr>
           <w:rFonts w:ascii="Aptos" w:hAnsi="Aptos"/>
-        </w:rPr>
-        <w:br/>
-        <w:t xml:space="preserve">→ Ứng dụng chỉ hỗ trợ truy cập offline với dữ liệu tạm lưu (PWA), </w:t>
+          <w:sz w:val="24"/>
+          <w:szCs w:val="24"/>
+        </w:rPr>
+        <w:lastRenderedPageBreak/>
+        <w:t>→ Ứng dụng</w:t>
       </w:r>
       <w:r>
         <w:rPr>
           <w:rFonts w:ascii="Aptos" w:hAnsi="Aptos"/>
+          <w:sz w:val="24"/>
+          <w:szCs w:val="24"/>
+        </w:rPr>
+        <w:t xml:space="preserve"> không hỗ trợ truy cập offline</w:t>
+      </w:r>
+      <w:r>
+        <w:rPr>
+          <w:rFonts w:ascii="Aptos" w:hAnsi="Aptos"/>
+          <w:sz w:val="24"/>
+          <w:szCs w:val="24"/>
+        </w:rPr>
+        <w:t xml:space="preserve">, </w:t>
+      </w:r>
+      <w:r>
+        <w:rPr>
+          <w:rFonts w:ascii="Aptos" w:hAnsi="Aptos"/>
           <w:b/>
           <w:bCs/>
+          <w:sz w:val="24"/>
+          <w:szCs w:val="24"/>
         </w:rPr>
         <w:t>không tải được nội dung phim</w:t>
       </w:r>
       <w:r>
         <w:rPr>
           <w:rFonts w:ascii="Aptos" w:hAnsi="Aptos"/>
+          <w:sz w:val="24"/>
+          <w:szCs w:val="24"/>
         </w:rPr>
         <w:t>.</w:t>
       </w:r>
     </w:p>
     <w:p>
       <w:pPr>
-        <w:rPr>
-          <w:rFonts w:ascii="Aptos" w:hAnsi="Aptos"/>
+        <w:spacing w:line="240" w:lineRule="auto"/>
+        <w:rPr>
+          <w:rFonts w:ascii="Aptos" w:hAnsi="Aptos"/>
+          <w:sz w:val="24"/>
+          <w:szCs w:val="24"/>
         </w:rPr>
       </w:pPr>
       <w:r>
@@ -3523,21 +4656,37 @@
           <w:rFonts w:ascii="Aptos" w:hAnsi="Aptos"/>
           <w:b/>
           <w:bCs/>
+          <w:sz w:val="24"/>
+          <w:szCs w:val="24"/>
         </w:rPr>
         <w:t>Không có hệ thống quản trị nội dung (CMS)</w:t>
       </w:r>
+    </w:p>
+    <w:p>
+      <w:pPr>
+        <w:spacing w:line="240" w:lineRule="auto"/>
+        <w:rPr>
+          <w:rFonts w:ascii="Aptos" w:hAnsi="Aptos"/>
+          <w:sz w:val="24"/>
+          <w:szCs w:val="24"/>
+        </w:rPr>
+      </w:pPr>
       <w:r>
         <w:rPr>
           <w:rFonts w:ascii="Aptos" w:hAnsi="Aptos"/>
-        </w:rPr>
-        <w:br/>
+          <w:sz w:val="24"/>
+          <w:szCs w:val="24"/>
+        </w:rPr>
         <w:t>→ Toàn bộ dữ liệu phim đến từ TMDB, không có trang quản lý thủ công nội dung bởi admin.</w:t>
       </w:r>
     </w:p>
     <w:p>
       <w:pPr>
-        <w:rPr>
-          <w:rFonts w:ascii="Aptos" w:hAnsi="Aptos"/>
+        <w:spacing w:line="240" w:lineRule="auto"/>
+        <w:rPr>
+          <w:rFonts w:ascii="Aptos" w:hAnsi="Aptos"/>
+          <w:sz w:val="24"/>
+          <w:szCs w:val="24"/>
         </w:rPr>
       </w:pPr>
       <w:r>
@@ -3545,21 +4694,37 @@
           <w:rFonts w:ascii="Aptos" w:hAnsi="Aptos"/>
           <w:b/>
           <w:bCs/>
+          <w:sz w:val="24"/>
+          <w:szCs w:val="24"/>
         </w:rPr>
         <w:t>Không hỗ trợ live chat hoặc bình luận theo thời gian thực</w:t>
       </w:r>
+    </w:p>
+    <w:p>
+      <w:pPr>
+        <w:spacing w:line="240" w:lineRule="auto"/>
+        <w:rPr>
+          <w:rFonts w:ascii="Aptos" w:hAnsi="Aptos"/>
+          <w:sz w:val="24"/>
+          <w:szCs w:val="24"/>
+        </w:rPr>
+      </w:pPr>
       <w:r>
         <w:rPr>
           <w:rFonts w:ascii="Aptos" w:hAnsi="Aptos"/>
-        </w:rPr>
-        <w:br/>
+          <w:sz w:val="24"/>
+          <w:szCs w:val="24"/>
+        </w:rPr>
         <w:t>→ Không tích hợp WebSocket, không có luồng thảo luận hay chat trực tiếp trong phim.</w:t>
       </w:r>
     </w:p>
     <w:p>
       <w:pPr>
-        <w:rPr>
-          <w:rFonts w:ascii="Aptos" w:hAnsi="Aptos"/>
+        <w:spacing w:line="240" w:lineRule="auto"/>
+        <w:rPr>
+          <w:rFonts w:ascii="Aptos" w:hAnsi="Aptos"/>
+          <w:sz w:val="24"/>
+          <w:szCs w:val="24"/>
         </w:rPr>
       </w:pPr>
       <w:r>
@@ -3567,14 +4732,27 @@
           <w:rFonts w:ascii="Aptos" w:hAnsi="Aptos"/>
           <w:b/>
           <w:bCs/>
+          <w:sz w:val="24"/>
+          <w:szCs w:val="24"/>
         </w:rPr>
         <w:t>Không tích hợp AI đề xuất nâng cao</w:t>
       </w:r>
+    </w:p>
+    <w:p>
+      <w:pPr>
+        <w:spacing w:line="240" w:lineRule="auto"/>
+        <w:rPr>
+          <w:rFonts w:ascii="Aptos" w:hAnsi="Aptos"/>
+          <w:sz w:val="24"/>
+          <w:szCs w:val="24"/>
+        </w:rPr>
+      </w:pPr>
       <w:r>
         <w:rPr>
           <w:rFonts w:ascii="Aptos" w:hAnsi="Aptos"/>
-        </w:rPr>
-        <w:br/>
+          <w:sz w:val="24"/>
+          <w:szCs w:val="24"/>
+        </w:rPr>
         <w:t xml:space="preserve">→ Hệ thống đề xuất phim cơ bản dựa trên dữ liệu người dùng (watchlist, đánh giá), </w:t>
       </w:r>
       <w:r>
@@ -3582,26 +4760,172 @@
           <w:rFonts w:ascii="Aptos" w:hAnsi="Aptos"/>
           <w:b/>
           <w:bCs/>
+          <w:sz w:val="24"/>
+          <w:szCs w:val="24"/>
         </w:rPr>
         <w:t>không có đề xuất cá nhân hóa nâng cao bằng học máy (ML)</w:t>
       </w:r>
       <w:r>
         <w:rPr>
           <w:rFonts w:ascii="Aptos" w:hAnsi="Aptos"/>
+          <w:sz w:val="24"/>
+          <w:szCs w:val="24"/>
         </w:rPr>
         <w:t>.</w:t>
       </w:r>
     </w:p>
     <w:p>
       <w:pPr>
+        <w:spacing w:line="240" w:lineRule="auto"/>
+        <w:rPr>
+          <w:rFonts w:ascii="Aptos" w:hAnsi="Aptos"/>
+          <w:sz w:val="24"/>
+          <w:szCs w:val="24"/>
+        </w:rPr>
+      </w:pPr>
+      <w:r>
+        <w:rPr>
+          <w:rFonts w:ascii="Aptos" w:hAnsi="Aptos"/>
+          <w:b/>
+          <w:bCs/>
+          <w:sz w:val="24"/>
+          <w:szCs w:val="24"/>
+        </w:rPr>
+        <w:t>Không có hệ thống thông báo real-time</w:t>
+      </w:r>
+      <w:r>
+        <w:rPr>
+          <w:rFonts w:ascii="Aptos" w:hAnsi="Aptos"/>
+          <w:sz w:val="24"/>
+          <w:szCs w:val="24"/>
+        </w:rPr>
+        <w:t xml:space="preserve"> </w:t>
+      </w:r>
+    </w:p>
+    <w:p>
+      <w:pPr>
+        <w:spacing w:line="240" w:lineRule="auto"/>
+        <w:rPr>
+          <w:rFonts w:ascii="Aptos" w:hAnsi="Aptos"/>
+          <w:sz w:val="24"/>
+          <w:szCs w:val="24"/>
+        </w:rPr>
+      </w:pPr>
+      <w:r>
+        <w:rPr>
+          <w:rFonts w:ascii="Aptos" w:hAnsi="Aptos"/>
+          <w:sz w:val="24"/>
+          <w:szCs w:val="24"/>
+        </w:rPr>
+        <w:t>→ Không tích hợp WebSocket cho thông báo push, cập nhật trạng thái theo thời gian thực.</w:t>
+      </w:r>
+    </w:p>
+    <w:p>
+      <w:pPr>
+        <w:spacing w:line="240" w:lineRule="auto"/>
+        <w:rPr>
+          <w:rFonts w:ascii="Aptos" w:hAnsi="Aptos"/>
+          <w:sz w:val="24"/>
+          <w:szCs w:val="24"/>
+        </w:rPr>
+      </w:pPr>
+      <w:r>
+        <w:rPr>
+          <w:rFonts w:ascii="Aptos" w:hAnsi="Aptos"/>
+          <w:b/>
+          <w:bCs/>
+          <w:sz w:val="24"/>
+          <w:szCs w:val="24"/>
+        </w:rPr>
+        <w:t>Không có tính năng social media tích hợp</w:t>
+      </w:r>
+      <w:r>
+        <w:rPr>
+          <w:rFonts w:ascii="Aptos" w:hAnsi="Aptos"/>
+          <w:sz w:val="24"/>
+          <w:szCs w:val="24"/>
+        </w:rPr>
+        <w:t xml:space="preserve"> </w:t>
+      </w:r>
+    </w:p>
+    <w:p>
+      <w:pPr>
+        <w:spacing w:line="240" w:lineRule="auto"/>
+        <w:rPr>
+          <w:rFonts w:ascii="Aptos" w:hAnsi="Aptos"/>
+          <w:sz w:val="24"/>
+          <w:szCs w:val="24"/>
+        </w:rPr>
+      </w:pPr>
+      <w:r>
+        <w:rPr>
+          <w:rFonts w:ascii="Aptos" w:hAnsi="Aptos"/>
+          <w:sz w:val="24"/>
+          <w:szCs w:val="24"/>
+        </w:rPr>
+        <w:t>→ Không chia sẻ trực tiếp lên Facebook/Twitter, không có tính năng follow/friend giữa users.</w:t>
+      </w:r>
+    </w:p>
+    <w:p>
+      <w:pPr>
+        <w:spacing w:line="240" w:lineRule="auto"/>
+        <w:rPr>
+          <w:rFonts w:ascii="Aptos" w:hAnsi="Aptos"/>
+          <w:sz w:val="24"/>
+          <w:szCs w:val="24"/>
+        </w:rPr>
+      </w:pPr>
+      <w:r>
+        <w:rPr>
+          <w:rFonts w:ascii="Aptos" w:hAnsi="Aptos"/>
+          <w:b/>
+          <w:bCs/>
+          <w:sz w:val="24"/>
+          <w:szCs w:val="24"/>
+        </w:rPr>
+        <w:t>Admin panel không có analytics nâng cao</w:t>
+      </w:r>
+      <w:r>
+        <w:rPr>
+          <w:rFonts w:ascii="Aptos" w:hAnsi="Aptos"/>
+          <w:sz w:val="24"/>
+          <w:szCs w:val="24"/>
+        </w:rPr>
+        <w:t xml:space="preserve"> </w:t>
+      </w:r>
+    </w:p>
+    <w:p>
+      <w:pPr>
+        <w:spacing w:line="240" w:lineRule="auto"/>
+        <w:rPr>
+          <w:rFonts w:ascii="Aptos" w:hAnsi="Aptos"/>
+          <w:sz w:val="24"/>
+          <w:szCs w:val="24"/>
+        </w:rPr>
+      </w:pPr>
+      <w:r>
+        <w:rPr>
+          <w:rFonts w:ascii="Aptos" w:hAnsi="Aptos"/>
+          <w:sz w:val="24"/>
+          <w:szCs w:val="24"/>
+        </w:rPr>
+        <w:t>→ Dashboard admin chỉ hiển thị thông tin cơ bản, không có báo cáo chi tiết, thống kê phức tạp.</w:t>
+      </w:r>
+    </w:p>
+    <w:p>
+      <w:pPr>
         <w:jc w:val="both"/>
         <w:rPr>
           <w:rFonts w:ascii="Aptos" w:hAnsi="Aptos"/>
+          <w:sz w:val="24"/>
+          <w:szCs w:val="24"/>
         </w:rPr>
       </w:pPr>
       <w:r>
         <w:rPr>
           <w:rFonts w:ascii="Aptos" w:hAnsi="Aptos"/>
+          <w:sz w:val="24"/>
+          <w:szCs w:val="24"/>
         </w:rPr>
         <w:pict w14:anchorId="217FBB57">
           <v:rect id="_x0000_i1032" style="width:0;height:1.5pt" o:hralign="center" o:hrstd="t" o:hr="t" fillcolor="#a0a0a0" stroked="f"/>
@@ -3615,6 +4939,8 @@
           <w:rFonts w:ascii="Aptos" w:hAnsi="Aptos"/>
           <w:b/>
           <w:bCs/>
+          <w:sz w:val="24"/>
+          <w:szCs w:val="24"/>
         </w:rPr>
       </w:pPr>
       <w:r>
@@ -3622,6 +4948,8 @@
           <w:rFonts w:ascii="Aptos" w:hAnsi="Aptos"/>
           <w:b/>
           <w:bCs/>
+          <w:sz w:val="24"/>
+          <w:szCs w:val="24"/>
         </w:rPr>
         <w:t>9. Ước Lượng Thời Gian (Dự Kiến</w:t>
       </w:r>
@@ -3630,6 +4958,8 @@
           <w:rFonts w:ascii="Aptos" w:hAnsi="Aptos"/>
           <w:b/>
           <w:bCs/>
+          <w:sz w:val="24"/>
+          <w:szCs w:val="24"/>
         </w:rPr>
         <w:t xml:space="preserve"> 1 tháng</w:t>
       </w:r>
@@ -3638,6 +4968,8 @@
           <w:rFonts w:ascii="Aptos" w:hAnsi="Aptos"/>
           <w:b/>
           <w:bCs/>
+          <w:sz w:val="24"/>
+          <w:szCs w:val="24"/>
         </w:rPr>
         <w:t>)</w:t>
       </w:r>
@@ -3650,8 +4982,8 @@
         <w:tblLook w:val="04A0" w:firstRow="1" w:lastRow="0" w:firstColumn="1" w:lastColumn="0" w:noHBand="0" w:noVBand="1"/>
       </w:tblPr>
       <w:tblGrid>
-        <w:gridCol w:w="2389"/>
-        <w:gridCol w:w="1340"/>
+        <w:gridCol w:w="3085"/>
+        <w:gridCol w:w="1442"/>
       </w:tblGrid>
       <w:tr>
         <w:trPr>
@@ -3669,11 +5001,15 @@
               <w:jc w:val="both"/>
               <w:rPr>
                 <w:rFonts w:ascii="Aptos" w:hAnsi="Aptos"/>
+                <w:sz w:val="24"/>
+                <w:szCs w:val="24"/>
               </w:rPr>
             </w:pPr>
             <w:r>
               <w:rPr>
                 <w:rFonts w:ascii="Aptos" w:hAnsi="Aptos"/>
+                <w:sz w:val="24"/>
+                <w:szCs w:val="24"/>
               </w:rPr>
               <w:t>Giai đoạn</w:t>
             </w:r>
@@ -3691,11 +5027,15 @@
               <w:cnfStyle w:val="100000000000" w:firstRow="1" w:lastRow="0" w:firstColumn="0" w:lastColumn="0" w:oddVBand="0" w:evenVBand="0" w:oddHBand="0" w:evenHBand="0" w:firstRowFirstColumn="0" w:firstRowLastColumn="0" w:lastRowFirstColumn="0" w:lastRowLastColumn="0"/>
               <w:rPr>
                 <w:rFonts w:ascii="Aptos" w:hAnsi="Aptos"/>
+                <w:sz w:val="24"/>
+                <w:szCs w:val="24"/>
               </w:rPr>
             </w:pPr>
             <w:r>
               <w:rPr>
                 <w:rFonts w:ascii="Aptos" w:hAnsi="Aptos"/>
+                <w:sz w:val="24"/>
+                <w:szCs w:val="24"/>
               </w:rPr>
               <w:t>Thời gian</w:t>
             </w:r>
@@ -3718,11 +5058,15 @@
               <w:jc w:val="both"/>
               <w:rPr>
                 <w:rFonts w:ascii="Aptos" w:hAnsi="Aptos"/>
+                <w:sz w:val="24"/>
+                <w:szCs w:val="24"/>
               </w:rPr>
             </w:pPr>
             <w:r>
               <w:rPr>
                 <w:rFonts w:ascii="Aptos" w:hAnsi="Aptos"/>
+                <w:sz w:val="24"/>
+                <w:szCs w:val="24"/>
               </w:rPr>
               <w:t>Thiết kế UI</w:t>
             </w:r>
@@ -3740,13 +5084,41 @@
               <w:cnfStyle w:val="000000100000" w:firstRow="0" w:lastRow="0" w:firstColumn="0" w:lastColumn="0" w:oddVBand="0" w:evenVBand="0" w:oddHBand="1" w:evenHBand="0" w:firstRowFirstColumn="0" w:firstRowLastColumn="0" w:lastRowFirstColumn="0" w:lastRowLastColumn="0"/>
               <w:rPr>
                 <w:rFonts w:ascii="Aptos" w:hAnsi="Aptos"/>
+                <w:sz w:val="24"/>
+                <w:szCs w:val="24"/>
               </w:rPr>
             </w:pPr>
             <w:r>
               <w:rPr>
                 <w:rFonts w:ascii="Aptos" w:hAnsi="Aptos"/>
-              </w:rPr>
-              <w:t>3 - 5 ngày</w:t>
+                <w:sz w:val="24"/>
+                <w:szCs w:val="24"/>
+              </w:rPr>
+              <w:t>4</w:t>
+            </w:r>
+            <w:r>
+              <w:rPr>
+                <w:rFonts w:ascii="Aptos" w:hAnsi="Aptos"/>
+                <w:sz w:val="24"/>
+                <w:szCs w:val="24"/>
+              </w:rPr>
+              <w:t xml:space="preserve"> - </w:t>
+            </w:r>
+            <w:r>
+              <w:rPr>
+                <w:rFonts w:ascii="Aptos" w:hAnsi="Aptos"/>
+                <w:sz w:val="24"/>
+                <w:szCs w:val="24"/>
+              </w:rPr>
+              <w:t>6</w:t>
+            </w:r>
+            <w:r>
+              <w:rPr>
+                <w:rFonts w:ascii="Aptos" w:hAnsi="Aptos"/>
+                <w:sz w:val="24"/>
+                <w:szCs w:val="24"/>
+              </w:rPr>
+              <w:t xml:space="preserve"> ngày</w:t>
             </w:r>
           </w:p>
         </w:tc>
@@ -3764,13 +5136,25 @@
               <w:jc w:val="both"/>
               <w:rPr>
                 <w:rFonts w:ascii="Aptos" w:hAnsi="Aptos"/>
+                <w:sz w:val="24"/>
+                <w:szCs w:val="24"/>
               </w:rPr>
             </w:pPr>
             <w:r>
               <w:rPr>
                 <w:rFonts w:ascii="Aptos" w:hAnsi="Aptos"/>
+                <w:sz w:val="24"/>
+                <w:szCs w:val="24"/>
               </w:rPr>
               <w:t>Xây dựng frontend</w:t>
+            </w:r>
+            <w:r>
+              <w:rPr>
+                <w:rFonts w:ascii="Aptos" w:hAnsi="Aptos"/>
+                <w:sz w:val="24"/>
+                <w:szCs w:val="24"/>
+              </w:rPr>
+              <w:t xml:space="preserve"> &amp; Auth</w:t>
             </w:r>
           </w:p>
         </w:tc>
@@ -3786,13 +5170,49 @@
               <w:cnfStyle w:val="000000000000" w:firstRow="0" w:lastRow="0" w:firstColumn="0" w:lastColumn="0" w:oddVBand="0" w:evenVBand="0" w:oddHBand="0" w:evenHBand="0" w:firstRowFirstColumn="0" w:firstRowLastColumn="0" w:lastRowFirstColumn="0" w:lastRowLastColumn="0"/>
               <w:rPr>
                 <w:rFonts w:ascii="Aptos" w:hAnsi="Aptos"/>
+                <w:sz w:val="24"/>
+                <w:szCs w:val="24"/>
               </w:rPr>
             </w:pPr>
             <w:r>
               <w:rPr>
                 <w:rFonts w:ascii="Aptos" w:hAnsi="Aptos"/>
-              </w:rPr>
-              <w:t>10 - 14 ngày</w:t>
+                <w:sz w:val="24"/>
+                <w:szCs w:val="24"/>
+              </w:rPr>
+              <w:t>1</w:t>
+            </w:r>
+            <w:r>
+              <w:rPr>
+                <w:rFonts w:ascii="Aptos" w:hAnsi="Aptos"/>
+                <w:sz w:val="24"/>
+                <w:szCs w:val="24"/>
+              </w:rPr>
+              <w:t>2</w:t>
+            </w:r>
+            <w:r>
+              <w:rPr>
+                <w:rFonts w:ascii="Aptos" w:hAnsi="Aptos"/>
+                <w:sz w:val="24"/>
+                <w:szCs w:val="24"/>
+              </w:rPr>
+              <w:t xml:space="preserve"> - 1</w:t>
+            </w:r>
+            <w:r>
+              <w:rPr>
+                <w:rFonts w:ascii="Aptos" w:hAnsi="Aptos"/>
+                <w:sz w:val="24"/>
+                <w:szCs w:val="24"/>
+              </w:rPr>
+              <w:t>5</w:t>
+            </w:r>
+            <w:r>
+              <w:rPr>
+                <w:rFonts w:ascii="Aptos" w:hAnsi="Aptos"/>
+                <w:sz w:val="24"/>
+                <w:szCs w:val="24"/>
+              </w:rPr>
+              <w:t xml:space="preserve"> ngày</w:t>
             </w:r>
           </w:p>
         </w:tc>
@@ -3813,13 +5233,25 @@
               <w:jc w:val="both"/>
               <w:rPr>
                 <w:rFonts w:ascii="Aptos" w:hAnsi="Aptos"/>
+                <w:sz w:val="24"/>
+                <w:szCs w:val="24"/>
               </w:rPr>
             </w:pPr>
             <w:r>
               <w:rPr>
                 <w:rFonts w:ascii="Aptos" w:hAnsi="Aptos"/>
-              </w:rPr>
-              <w:t>Tích hợp TMDB &amp; auth</w:t>
+                <w:sz w:val="24"/>
+                <w:szCs w:val="24"/>
+              </w:rPr>
+              <w:t xml:space="preserve">Tích hợp TMDB &amp; </w:t>
+            </w:r>
+            <w:r>
+              <w:rPr>
+                <w:rFonts w:ascii="Aptos" w:hAnsi="Aptos"/>
+                <w:sz w:val="24"/>
+                <w:szCs w:val="24"/>
+              </w:rPr>
+              <w:t>DB</w:t>
             </w:r>
           </w:p>
         </w:tc>
@@ -3835,20 +5267,32 @@
               <w:cnfStyle w:val="000000100000" w:firstRow="0" w:lastRow="0" w:firstColumn="0" w:lastColumn="0" w:oddVBand="0" w:evenVBand="0" w:oddHBand="1" w:evenHBand="0" w:firstRowFirstColumn="0" w:firstRowLastColumn="0" w:lastRowFirstColumn="0" w:lastRowLastColumn="0"/>
               <w:rPr>
                 <w:rFonts w:ascii="Aptos" w:hAnsi="Aptos"/>
+                <w:sz w:val="24"/>
+                <w:szCs w:val="24"/>
               </w:rPr>
             </w:pPr>
             <w:r>
               <w:rPr>
                 <w:rFonts w:ascii="Aptos" w:hAnsi="Aptos"/>
-              </w:rPr>
-              <w:t>5 ngày</w:t>
+                <w:sz w:val="24"/>
+                <w:szCs w:val="24"/>
+              </w:rPr>
+              <w:t>6 - 7</w:t>
+            </w:r>
+            <w:r>
+              <w:rPr>
+                <w:rFonts w:ascii="Aptos" w:hAnsi="Aptos"/>
+                <w:sz w:val="24"/>
+                <w:szCs w:val="24"/>
+              </w:rPr>
+              <w:t xml:space="preserve"> ngày</w:t>
             </w:r>
           </w:p>
         </w:tc>
       </w:tr>
       <w:tr>
         <w:trPr>
-          <w:trHeight w:val="395"/>
+          <w:trHeight w:val="485"/>
         </w:trPr>
         <w:tc>
           <w:tcPr>
@@ -3860,13 +5304,17 @@
               <w:jc w:val="both"/>
               <w:rPr>
                 <w:rFonts w:ascii="Aptos" w:hAnsi="Aptos"/>
+                <w:sz w:val="24"/>
+                <w:szCs w:val="24"/>
               </w:rPr>
             </w:pPr>
             <w:r>
               <w:rPr>
                 <w:rFonts w:ascii="Aptos" w:hAnsi="Aptos"/>
-              </w:rPr>
-              <w:t>PWA setup</w:t>
+                <w:sz w:val="24"/>
+                <w:szCs w:val="24"/>
+              </w:rPr>
+              <w:t>Admin panel + phân quyền</w:t>
             </w:r>
           </w:p>
         </w:tc>
@@ -3880,13 +5328,17 @@
               <w:cnfStyle w:val="000000000000" w:firstRow="0" w:lastRow="0" w:firstColumn="0" w:lastColumn="0" w:oddVBand="0" w:evenVBand="0" w:oddHBand="0" w:evenHBand="0" w:firstRowFirstColumn="0" w:firstRowLastColumn="0" w:lastRowFirstColumn="0" w:lastRowLastColumn="0"/>
               <w:rPr>
                 <w:rFonts w:ascii="Aptos" w:hAnsi="Aptos"/>
+                <w:sz w:val="24"/>
+                <w:szCs w:val="24"/>
               </w:rPr>
             </w:pPr>
             <w:r>
               <w:rPr>
                 <w:rFonts w:ascii="Aptos" w:hAnsi="Aptos"/>
-              </w:rPr>
-              <w:t>2 ngày</w:t>
+                <w:sz w:val="24"/>
+                <w:szCs w:val="24"/>
+              </w:rPr>
+              <w:t>3 – 4 ngày</w:t>
             </w:r>
           </w:p>
         </w:tc>
@@ -3907,11 +5359,15 @@
               <w:jc w:val="both"/>
               <w:rPr>
                 <w:rFonts w:ascii="Aptos" w:hAnsi="Aptos"/>
+                <w:sz w:val="24"/>
+                <w:szCs w:val="24"/>
               </w:rPr>
             </w:pPr>
             <w:r>
               <w:rPr>
                 <w:rFonts w:ascii="Aptos" w:hAnsi="Aptos"/>
+                <w:sz w:val="24"/>
+                <w:szCs w:val="24"/>
               </w:rPr>
               <w:t>Tối ưu &amp; kiểm thử</w:t>
             </w:r>
@@ -3929,11 +5385,15 @@
               <w:cnfStyle w:val="000000100000" w:firstRow="0" w:lastRow="0" w:firstColumn="0" w:lastColumn="0" w:oddVBand="0" w:evenVBand="0" w:oddHBand="1" w:evenHBand="0" w:firstRowFirstColumn="0" w:firstRowLastColumn="0" w:lastRowFirstColumn="0" w:lastRowLastColumn="0"/>
               <w:rPr>
                 <w:rFonts w:ascii="Aptos" w:hAnsi="Aptos"/>
+                <w:sz w:val="24"/>
+                <w:szCs w:val="24"/>
               </w:rPr>
             </w:pPr>
             <w:r>
               <w:rPr>
                 <w:rFonts w:ascii="Aptos" w:hAnsi="Aptos"/>
+                <w:sz w:val="24"/>
+                <w:szCs w:val="24"/>
               </w:rPr>
               <w:t>3 ngày</w:t>
             </w:r>
@@ -3953,12 +5413,17 @@
               <w:jc w:val="both"/>
               <w:rPr>
                 <w:rFonts w:ascii="Aptos" w:hAnsi="Aptos"/>
+                <w:sz w:val="24"/>
+                <w:szCs w:val="24"/>
               </w:rPr>
             </w:pPr>
             <w:r>
               <w:rPr>
                 <w:rFonts w:ascii="Aptos" w:hAnsi="Aptos"/>
-              </w:rPr>
+                <w:sz w:val="24"/>
+                <w:szCs w:val="24"/>
+              </w:rPr>
+              <w:lastRenderedPageBreak/>
               <w:t>Triển khai &amp; bàn giao</w:t>
             </w:r>
           </w:p>
@@ -3975,13 +5440,25 @@
               <w:cnfStyle w:val="000000000000" w:firstRow="0" w:lastRow="0" w:firstColumn="0" w:lastColumn="0" w:oddVBand="0" w:evenVBand="0" w:oddHBand="0" w:evenHBand="0" w:firstRowFirstColumn="0" w:firstRowLastColumn="0" w:lastRowFirstColumn="0" w:lastRowLastColumn="0"/>
               <w:rPr>
                 <w:rFonts w:ascii="Aptos" w:hAnsi="Aptos"/>
+                <w:sz w:val="24"/>
+                <w:szCs w:val="24"/>
               </w:rPr>
             </w:pPr>
             <w:r>
               <w:rPr>
                 <w:rFonts w:ascii="Aptos" w:hAnsi="Aptos"/>
-              </w:rPr>
-              <w:t>1 ngày</w:t>
+                <w:sz w:val="24"/>
+                <w:szCs w:val="24"/>
+              </w:rPr>
+              <w:t>1 - 2</w:t>
+            </w:r>
+            <w:r>
+              <w:rPr>
+                <w:rFonts w:ascii="Aptos" w:hAnsi="Aptos"/>
+                <w:sz w:val="24"/>
+                <w:szCs w:val="24"/>
+              </w:rPr>
+              <w:t xml:space="preserve"> ngày</w:t>
             </w:r>
           </w:p>
         </w:tc>
@@ -3992,11 +5469,15 @@
         <w:jc w:val="both"/>
         <w:rPr>
           <w:rFonts w:ascii="Aptos" w:hAnsi="Aptos"/>
+          <w:sz w:val="24"/>
+          <w:szCs w:val="24"/>
         </w:rPr>
       </w:pPr>
       <w:r>
         <w:rPr>
           <w:rFonts w:ascii="Aptos" w:hAnsi="Aptos"/>
+          <w:sz w:val="24"/>
+          <w:szCs w:val="24"/>
         </w:rPr>
         <w:pict w14:anchorId="3C42B419">
           <v:rect id="_x0000_i1033" style="width:0;height:1.5pt" o:hralign="center" o:hrstd="t" o:hr="t" fillcolor="#a0a0a0" stroked="f"/>
@@ -4010,6 +5491,8 @@
           <w:rFonts w:ascii="Aptos" w:hAnsi="Aptos"/>
           <w:b/>
           <w:bCs/>
+          <w:sz w:val="24"/>
+          <w:szCs w:val="24"/>
         </w:rPr>
       </w:pPr>
       <w:r>
@@ -4017,6 +5500,8 @@
           <w:rFonts w:ascii="Aptos" w:hAnsi="Aptos"/>
           <w:b/>
           <w:bCs/>
+          <w:sz w:val="24"/>
+          <w:szCs w:val="24"/>
         </w:rPr>
         <w:t>10. Tài Liệu Tham Khảo</w:t>
       </w:r>
@@ -4031,11 +5516,15 @@
         <w:spacing w:line="360" w:lineRule="auto"/>
         <w:rPr>
           <w:rFonts w:ascii="Aptos" w:hAnsi="Aptos"/>
+          <w:sz w:val="24"/>
+          <w:szCs w:val="24"/>
         </w:rPr>
       </w:pPr>
       <w:r>
         <w:rPr>
           <w:rFonts w:ascii="Aptos" w:hAnsi="Aptos"/>
+          <w:sz w:val="24"/>
+          <w:szCs w:val="24"/>
         </w:rPr>
         <w:t xml:space="preserve">TMDB API Docs: </w:t>
       </w:r>
@@ -4044,6 +5533,8 @@
           <w:rPr>
             <w:rStyle w:val="Hyperlink"/>
             <w:rFonts w:ascii="Aptos" w:hAnsi="Aptos"/>
+            <w:sz w:val="24"/>
+            <w:szCs w:val="24"/>
           </w:rPr>
           <w:t>https://developer.themoviedb.org/</w:t>
         </w:r>
@@ -4059,11 +5550,15 @@
         <w:spacing w:line="360" w:lineRule="auto"/>
         <w:rPr>
           <w:rFonts w:ascii="Aptos" w:hAnsi="Aptos"/>
+          <w:sz w:val="24"/>
+          <w:szCs w:val="24"/>
         </w:rPr>
       </w:pPr>
       <w:r>
         <w:rPr>
           <w:rFonts w:ascii="Aptos" w:hAnsi="Aptos"/>
+          <w:sz w:val="24"/>
+          <w:szCs w:val="24"/>
         </w:rPr>
         <w:t xml:space="preserve">Next.js App Router: </w:t>
       </w:r>
@@ -4072,6 +5567,8 @@
           <w:rPr>
             <w:rStyle w:val="Hyperlink"/>
             <w:rFonts w:ascii="Aptos" w:hAnsi="Aptos"/>
+            <w:sz w:val="24"/>
+            <w:szCs w:val="24"/>
           </w:rPr>
           <w:t>https://nextjs.org/docs/app</w:t>
         </w:r>
@@ -4087,11 +5584,15 @@
         <w:spacing w:line="360" w:lineRule="auto"/>
         <w:rPr>
           <w:rFonts w:ascii="Aptos" w:hAnsi="Aptos"/>
+          <w:sz w:val="24"/>
+          <w:szCs w:val="24"/>
         </w:rPr>
       </w:pPr>
       <w:r>
         <w:rPr>
           <w:rFonts w:ascii="Aptos" w:hAnsi="Aptos"/>
+          <w:sz w:val="24"/>
+          <w:szCs w:val="24"/>
         </w:rPr>
         <w:t xml:space="preserve">Firebase Auth + NextAuth: </w:t>
       </w:r>
@@ -4100,6 +5601,8 @@
           <w:rPr>
             <w:rStyle w:val="Hyperlink"/>
             <w:rFonts w:ascii="Aptos" w:hAnsi="Aptos"/>
+            <w:sz w:val="24"/>
+            <w:szCs w:val="24"/>
           </w:rPr>
           <w:t>https://next-auth.js.org/</w:t>
         </w:r>
@@ -4115,11 +5618,15 @@
         <w:spacing w:line="360" w:lineRule="auto"/>
         <w:rPr>
           <w:rFonts w:ascii="Aptos" w:hAnsi="Aptos"/>
+          <w:sz w:val="24"/>
+          <w:szCs w:val="24"/>
         </w:rPr>
       </w:pPr>
       <w:r>
         <w:rPr>
           <w:rFonts w:ascii="Aptos" w:hAnsi="Aptos"/>
+          <w:sz w:val="24"/>
+          <w:szCs w:val="24"/>
         </w:rPr>
         <w:t xml:space="preserve">Tailwind CSS: </w:t>
       </w:r>
@@ -4128,6 +5635,8 @@
           <w:rPr>
             <w:rStyle w:val="Hyperlink"/>
             <w:rFonts w:ascii="Aptos" w:hAnsi="Aptos"/>
+            <w:sz w:val="24"/>
+            <w:szCs w:val="24"/>
           </w:rPr>
           <w:t>https://tailwindcss.com/</w:t>
         </w:r>
@@ -4143,13 +5652,16 @@
         <w:spacing w:line="360" w:lineRule="auto"/>
         <w:rPr>
           <w:rFonts w:ascii="Aptos" w:hAnsi="Aptos"/>
+          <w:sz w:val="24"/>
+          <w:szCs w:val="24"/>
         </w:rPr>
       </w:pPr>
       <w:r>
         <w:rPr>
           <w:rFonts w:ascii="Aptos" w:hAnsi="Aptos"/>
-        </w:rPr>
-        <w:lastRenderedPageBreak/>
+          <w:sz w:val="24"/>
+          <w:szCs w:val="24"/>
+        </w:rPr>
         <w:t xml:space="preserve">Zustand (State Management): </w:t>
       </w:r>
       <w:hyperlink r:id="rId10" w:history="1">
@@ -4157,6 +5669,8 @@
           <w:rPr>
             <w:rStyle w:val="Hyperlink"/>
             <w:rFonts w:ascii="Aptos" w:hAnsi="Aptos"/>
+            <w:sz w:val="24"/>
+            <w:szCs w:val="24"/>
           </w:rPr>
           <w:t>https://docs.pmnd.rs/zustand/getting-started/introduction</w:t>
         </w:r>
@@ -4172,11 +5686,15 @@
         <w:spacing w:line="360" w:lineRule="auto"/>
         <w:rPr>
           <w:rFonts w:ascii="Aptos" w:hAnsi="Aptos"/>
+          <w:sz w:val="24"/>
+          <w:szCs w:val="24"/>
         </w:rPr>
       </w:pPr>
       <w:r>
         <w:rPr>
           <w:rFonts w:ascii="Aptos" w:hAnsi="Aptos"/>
+          <w:sz w:val="24"/>
+          <w:szCs w:val="24"/>
         </w:rPr>
         <w:t xml:space="preserve">TanStack Query: </w:t>
       </w:r>
@@ -4185,6 +5703,8 @@
           <w:rPr>
             <w:rStyle w:val="Hyperlink"/>
             <w:rFonts w:ascii="Aptos" w:hAnsi="Aptos"/>
+            <w:sz w:val="24"/>
+            <w:szCs w:val="24"/>
           </w:rPr>
           <w:t>https://tanstack.com/query/latest</w:t>
         </w:r>
@@ -4200,11 +5720,15 @@
         <w:spacing w:line="360" w:lineRule="auto"/>
         <w:rPr>
           <w:rFonts w:ascii="Aptos" w:hAnsi="Aptos"/>
+          <w:sz w:val="24"/>
+          <w:szCs w:val="24"/>
         </w:rPr>
       </w:pPr>
       <w:r>
         <w:rPr>
           <w:rFonts w:ascii="Aptos" w:hAnsi="Aptos"/>
+          <w:sz w:val="24"/>
+          <w:szCs w:val="24"/>
         </w:rPr>
         <w:t xml:space="preserve">Axios: </w:t>
       </w:r>
@@ -4213,6 +5737,8 @@
           <w:rPr>
             <w:rStyle w:val="Hyperlink"/>
             <w:rFonts w:ascii="Aptos" w:hAnsi="Aptos"/>
+            <w:sz w:val="24"/>
+            <w:szCs w:val="24"/>
           </w:rPr>
           <w:t>https://axios-http.com/docs/intro</w:t>
         </w:r>
@@ -4228,11 +5754,15 @@
         <w:spacing w:line="360" w:lineRule="auto"/>
         <w:rPr>
           <w:rFonts w:ascii="Aptos" w:hAnsi="Aptos"/>
+          <w:sz w:val="24"/>
+          <w:szCs w:val="24"/>
         </w:rPr>
       </w:pPr>
       <w:r>
         <w:rPr>
           <w:rFonts w:ascii="Aptos" w:hAnsi="Aptos"/>
+          <w:sz w:val="24"/>
+          <w:szCs w:val="24"/>
         </w:rPr>
         <w:t xml:space="preserve">MySQL Connector (mysql2): </w:t>
       </w:r>
@@ -4241,6 +5771,8 @@
           <w:rPr>
             <w:rStyle w:val="Hyperlink"/>
             <w:rFonts w:ascii="Aptos" w:hAnsi="Aptos"/>
+            <w:sz w:val="24"/>
+            <w:szCs w:val="24"/>
           </w:rPr>
           <w:t>https://www.npmjs.com/package/mysql2</w:t>
         </w:r>
@@ -4256,11 +5788,15 @@
         <w:spacing w:line="360" w:lineRule="auto"/>
         <w:rPr>
           <w:rFonts w:ascii="Aptos" w:hAnsi="Aptos"/>
+          <w:sz w:val="24"/>
+          <w:szCs w:val="24"/>
         </w:rPr>
       </w:pPr>
       <w:r>
         <w:rPr>
           <w:rFonts w:ascii="Aptos" w:hAnsi="Aptos"/>
+          <w:sz w:val="24"/>
+          <w:szCs w:val="24"/>
         </w:rPr>
         <w:t xml:space="preserve">Bcrypt (Hash Passwords): </w:t>
       </w:r>
@@ -4269,6 +5805,8 @@
           <w:rPr>
             <w:rStyle w:val="Hyperlink"/>
             <w:rFonts w:ascii="Aptos" w:hAnsi="Aptos"/>
+            <w:sz w:val="24"/>
+            <w:szCs w:val="24"/>
           </w:rPr>
           <w:t>https://www.npmjs.com/package/bcrypt</w:t>
         </w:r>
@@ -4284,11 +5822,15 @@
         <w:spacing w:line="360" w:lineRule="auto"/>
         <w:rPr>
           <w:rFonts w:ascii="Aptos" w:hAnsi="Aptos"/>
+          <w:sz w:val="24"/>
+          <w:szCs w:val="24"/>
         </w:rPr>
       </w:pPr>
       <w:r>
         <w:rPr>
           <w:rFonts w:ascii="Aptos" w:hAnsi="Aptos"/>
+          <w:sz w:val="24"/>
+          <w:szCs w:val="24"/>
         </w:rPr>
         <w:t xml:space="preserve">Next.js API Routes: </w:t>
       </w:r>
@@ -4297,8 +5839,86 @@
           <w:rPr>
             <w:rStyle w:val="Hyperlink"/>
             <w:rFonts w:ascii="Aptos" w:hAnsi="Aptos"/>
+            <w:sz w:val="24"/>
+            <w:szCs w:val="24"/>
           </w:rPr>
           <w:t>https://nextjs.org/docs/pages/building-your-application/routing/api-routes</w:t>
+        </w:r>
+      </w:hyperlink>
+    </w:p>
+    <w:p>
+      <w:pPr>
+        <w:pStyle w:val="ListParagraph"/>
+        <w:numPr>
+          <w:ilvl w:val="0"/>
+          <w:numId w:val="21"/>
+        </w:numPr>
+        <w:spacing w:line="360" w:lineRule="auto"/>
+        <w:rPr>
+          <w:rFonts w:ascii="Aptos" w:hAnsi="Aptos"/>
+          <w:sz w:val="24"/>
+          <w:szCs w:val="24"/>
+        </w:rPr>
+      </w:pPr>
+      <w:r>
+        <w:rPr>
+          <w:rFonts w:ascii="Aptos" w:hAnsi="Aptos"/>
+          <w:sz w:val="24"/>
+          <w:szCs w:val="24"/>
+        </w:rPr>
+        <w:t xml:space="preserve">Multer (File Upload): </w:t>
+      </w:r>
+      <w:hyperlink r:id="rId16" w:history="1">
+        <w:r>
+          <w:rPr>
+            <w:rStyle w:val="Hyperlink"/>
+            <w:rFonts w:ascii="Aptos" w:hAnsi="Aptos"/>
+            <w:sz w:val="24"/>
+            <w:szCs w:val="24"/>
+          </w:rPr>
+          <w:t>https://www.npmjs.com/package/multer</w:t>
+        </w:r>
+      </w:hyperlink>
+      <w:r>
+        <w:rPr>
+          <w:rFonts w:ascii="Aptos" w:hAnsi="Aptos"/>
+          <w:sz w:val="24"/>
+          <w:szCs w:val="24"/>
+        </w:rPr>
+        <w:t xml:space="preserve"> </w:t>
+      </w:r>
+    </w:p>
+    <w:p>
+      <w:pPr>
+        <w:pStyle w:val="ListParagraph"/>
+        <w:numPr>
+          <w:ilvl w:val="0"/>
+          <w:numId w:val="21"/>
+        </w:numPr>
+        <w:spacing w:line="360" w:lineRule="auto"/>
+        <w:rPr>
+          <w:rFonts w:ascii="Aptos" w:hAnsi="Aptos"/>
+          <w:sz w:val="24"/>
+          <w:szCs w:val="24"/>
+        </w:rPr>
+      </w:pPr>
+      <w:r>
+        <w:rPr>
+          <w:rFonts w:ascii="Aptos" w:hAnsi="Aptos"/>
+          <w:sz w:val="24"/>
+          <w:szCs w:val="24"/>
+        </w:rPr>
+        <w:t xml:space="preserve">Sharp (Image Processing): </w:t>
+      </w:r>
+      <w:hyperlink r:id="rId17" w:history="1">
+        <w:r>
+          <w:rPr>
+            <w:rStyle w:val="Hyperlink"/>
+            <w:rFonts w:ascii="Aptos" w:hAnsi="Aptos"/>
+            <w:sz w:val="24"/>
+            <w:szCs w:val="24"/>
+          </w:rPr>
+          <w:t>https://sharp.pixelplumbing.com/</w:t>
         </w:r>
       </w:hyperlink>
     </w:p>
@@ -5046,6 +6666,119 @@
     </w:lvl>
   </w:abstractNum>
   <w:abstractNum w:abstractNumId="13" w15:restartNumberingAfterBreak="0">
+    <w:nsid w:val="31B363E6"/>
+    <w:multiLevelType w:val="hybridMultilevel"/>
+    <w:tmpl w:val="777AEF98"/>
+    <w:lvl w:ilvl="0" w:tplc="04090001">
+      <w:start w:val="1"/>
+      <w:numFmt w:val="bullet"/>
+      <w:lvlText w:val=""/>
+      <w:lvlJc w:val="left"/>
+      <w:pPr>
+        <w:ind w:left="720" w:hanging="360"/>
+      </w:pPr>
+      <w:rPr>
+        <w:rFonts w:ascii="Symbol" w:hAnsi="Symbol" w:hint="default"/>
+      </w:rPr>
+    </w:lvl>
+    <w:lvl w:ilvl="1" w:tplc="04090003" w:tentative="1">
+      <w:start w:val="1"/>
+      <w:numFmt w:val="bullet"/>
+      <w:lvlText w:val="o"/>
+      <w:lvlJc w:val="left"/>
+      <w:pPr>
+        <w:ind w:left="1440" w:hanging="360"/>
+      </w:pPr>
+      <w:rPr>
+        <w:rFonts w:ascii="Courier New" w:hAnsi="Courier New" w:cs="Courier New" w:hint="default"/>
+      </w:rPr>
+    </w:lvl>
+    <w:lvl w:ilvl="2" w:tplc="04090005" w:tentative="1">
+      <w:start w:val="1"/>
+      <w:numFmt w:val="bullet"/>
+      <w:lvlText w:val=""/>
+      <w:lvlJc w:val="left"/>
+      <w:pPr>
+        <w:ind w:left="2160" w:hanging="360"/>
+      </w:pPr>
+      <w:rPr>
+        <w:rFonts w:ascii="Wingdings" w:hAnsi="Wingdings" w:hint="default"/>
+      </w:rPr>
+    </w:lvl>
+    <w:lvl w:ilvl="3" w:tplc="04090001" w:tentative="1">
+      <w:start w:val="1"/>
+      <w:numFmt w:val="bullet"/>
+      <w:lvlText w:val=""/>
+      <w:lvlJc w:val="left"/>
+      <w:pPr>
+        <w:ind w:left="2880" w:hanging="360"/>
+      </w:pPr>
+      <w:rPr>
+        <w:rFonts w:ascii="Symbol" w:hAnsi="Symbol" w:hint="default"/>
+      </w:rPr>
+    </w:lvl>
+    <w:lvl w:ilvl="4" w:tplc="04090003" w:tentative="1">
+      <w:start w:val="1"/>
+      <w:numFmt w:val="bullet"/>
+      <w:lvlText w:val="o"/>
+      <w:lvlJc w:val="left"/>
+      <w:pPr>
+        <w:ind w:left="3600" w:hanging="360"/>
+      </w:pPr>
+      <w:rPr>
+        <w:rFonts w:ascii="Courier New" w:hAnsi="Courier New" w:cs="Courier New" w:hint="default"/>
+      </w:rPr>
+    </w:lvl>
+    <w:lvl w:ilvl="5" w:tplc="04090005" w:tentative="1">
+      <w:start w:val="1"/>
+      <w:numFmt w:val="bullet"/>
+      <w:lvlText w:val=""/>
+      <w:lvlJc w:val="left"/>
+      <w:pPr>
+        <w:ind w:left="4320" w:hanging="360"/>
+      </w:pPr>
+      <w:rPr>
+        <w:rFonts w:ascii="Wingdings" w:hAnsi="Wingdings" w:hint="default"/>
+      </w:rPr>
+    </w:lvl>
+    <w:lvl w:ilvl="6" w:tplc="04090001" w:tentative="1">
+      <w:start w:val="1"/>
+      <w:numFmt w:val="bullet"/>
+      <w:lvlText w:val=""/>
+      <w:lvlJc w:val="left"/>
+      <w:pPr>
+        <w:ind w:left="5040" w:hanging="360"/>
+      </w:pPr>
+      <w:rPr>
+        <w:rFonts w:ascii="Symbol" w:hAnsi="Symbol" w:hint="default"/>
+      </w:rPr>
+    </w:lvl>
+    <w:lvl w:ilvl="7" w:tplc="04090003" w:tentative="1">
+      <w:start w:val="1"/>
+      <w:numFmt w:val="bullet"/>
+      <w:lvlText w:val="o"/>
+      <w:lvlJc w:val="left"/>
+      <w:pPr>
+        <w:ind w:left="5760" w:hanging="360"/>
+      </w:pPr>
+      <w:rPr>
+        <w:rFonts w:ascii="Courier New" w:hAnsi="Courier New" w:cs="Courier New" w:hint="default"/>
+      </w:rPr>
+    </w:lvl>
+    <w:lvl w:ilvl="8" w:tplc="04090005" w:tentative="1">
+      <w:start w:val="1"/>
+      <w:numFmt w:val="bullet"/>
+      <w:lvlText w:val=""/>
+      <w:lvlJc w:val="left"/>
+      <w:pPr>
+        <w:ind w:left="6480" w:hanging="360"/>
+      </w:pPr>
+      <w:rPr>
+        <w:rFonts w:ascii="Wingdings" w:hAnsi="Wingdings" w:hint="default"/>
+      </w:rPr>
+    </w:lvl>
+  </w:abstractNum>
+  <w:abstractNum w:abstractNumId="14" w15:restartNumberingAfterBreak="0">
     <w:nsid w:val="336F59C7"/>
     <w:multiLevelType w:val="multilevel"/>
     <w:tmpl w:val="FE3868A8"/>
@@ -5194,7 +6927,7 @@
       </w:rPr>
     </w:lvl>
   </w:abstractNum>
-  <w:abstractNum w:abstractNumId="14" w15:restartNumberingAfterBreak="0">
+  <w:abstractNum w:abstractNumId="15" w15:restartNumberingAfterBreak="0">
     <w:nsid w:val="39FE159F"/>
     <w:multiLevelType w:val="hybridMultilevel"/>
     <w:tmpl w:val="5B6E23D2"/>
@@ -5307,7 +7040,7 @@
       </w:rPr>
     </w:lvl>
   </w:abstractNum>
-  <w:abstractNum w:abstractNumId="15" w15:restartNumberingAfterBreak="0">
+  <w:abstractNum w:abstractNumId="16" w15:restartNumberingAfterBreak="0">
     <w:nsid w:val="4FC33639"/>
     <w:multiLevelType w:val="hybridMultilevel"/>
     <w:tmpl w:val="F3B61348"/>
@@ -5420,7 +7153,7 @@
       </w:rPr>
     </w:lvl>
   </w:abstractNum>
-  <w:abstractNum w:abstractNumId="16" w15:restartNumberingAfterBreak="0">
+  <w:abstractNum w:abstractNumId="17" w15:restartNumberingAfterBreak="0">
     <w:nsid w:val="5D474422"/>
     <w:multiLevelType w:val="multilevel"/>
     <w:tmpl w:val="31AC200C"/>
@@ -5569,7 +7302,7 @@
       </w:rPr>
     </w:lvl>
   </w:abstractNum>
-  <w:abstractNum w:abstractNumId="17" w15:restartNumberingAfterBreak="0">
+  <w:abstractNum w:abstractNumId="18" w15:restartNumberingAfterBreak="0">
     <w:nsid w:val="5E8673B9"/>
     <w:multiLevelType w:val="hybridMultilevel"/>
     <w:tmpl w:val="614283EC"/>
@@ -5682,7 +7415,7 @@
       </w:rPr>
     </w:lvl>
   </w:abstractNum>
-  <w:abstractNum w:abstractNumId="18" w15:restartNumberingAfterBreak="0">
+  <w:abstractNum w:abstractNumId="19" w15:restartNumberingAfterBreak="0">
     <w:nsid w:val="68AD0E9E"/>
     <w:multiLevelType w:val="hybridMultilevel"/>
     <w:tmpl w:val="CB565B50"/>
@@ -5795,7 +7528,156 @@
       </w:rPr>
     </w:lvl>
   </w:abstractNum>
-  <w:abstractNum w:abstractNumId="19" w15:restartNumberingAfterBreak="0">
+  <w:abstractNum w:abstractNumId="20" w15:restartNumberingAfterBreak="0">
+    <w:nsid w:val="6A697E28"/>
+    <w:multiLevelType w:val="multilevel"/>
+    <w:tmpl w:val="0B74A30E"/>
+    <w:lvl w:ilvl="0">
+      <w:start w:val="1"/>
+      <w:numFmt w:val="bullet"/>
+      <w:lvlText w:val=""/>
+      <w:lvlJc w:val="left"/>
+      <w:pPr>
+        <w:tabs>
+          <w:tab w:val="num" w:pos="720"/>
+        </w:tabs>
+        <w:ind w:left="720" w:hanging="360"/>
+      </w:pPr>
+      <w:rPr>
+        <w:rFonts w:ascii="Symbol" w:hAnsi="Symbol" w:hint="default"/>
+        <w:sz w:val="20"/>
+      </w:rPr>
+    </w:lvl>
+    <w:lvl w:ilvl="1" w:tentative="1">
+      <w:start w:val="1"/>
+      <w:numFmt w:val="bullet"/>
+      <w:lvlText w:val="o"/>
+      <w:lvlJc w:val="left"/>
+      <w:pPr>
+        <w:tabs>
+          <w:tab w:val="num" w:pos="1440"/>
+        </w:tabs>
+        <w:ind w:left="1440" w:hanging="360"/>
+      </w:pPr>
+      <w:rPr>
+        <w:rFonts w:ascii="Courier New" w:hAnsi="Courier New" w:hint="default"/>
+        <w:sz w:val="20"/>
+      </w:rPr>
+    </w:lvl>
+    <w:lvl w:ilvl="2" w:tentative="1">
+      <w:start w:val="1"/>
+      <w:numFmt w:val="bullet"/>
+      <w:lvlText w:val=""/>
+      <w:lvlJc w:val="left"/>
+      <w:pPr>
+        <w:tabs>
+          <w:tab w:val="num" w:pos="2160"/>
+        </w:tabs>
+        <w:ind w:left="2160" w:hanging="360"/>
+      </w:pPr>
+      <w:rPr>
+        <w:rFonts w:ascii="Wingdings" w:hAnsi="Wingdings" w:hint="default"/>
+        <w:sz w:val="20"/>
+      </w:rPr>
+    </w:lvl>
+    <w:lvl w:ilvl="3" w:tentative="1">
+      <w:start w:val="1"/>
+      <w:numFmt w:val="bullet"/>
+      <w:lvlText w:val=""/>
+      <w:lvlJc w:val="left"/>
+      <w:pPr>
+        <w:tabs>
+          <w:tab w:val="num" w:pos="2880"/>
+        </w:tabs>
+        <w:ind w:left="2880" w:hanging="360"/>
+      </w:pPr>
+      <w:rPr>
+        <w:rFonts w:ascii="Wingdings" w:hAnsi="Wingdings" w:hint="default"/>
+        <w:sz w:val="20"/>
+      </w:rPr>
+    </w:lvl>
+    <w:lvl w:ilvl="4" w:tentative="1">
+      <w:start w:val="1"/>
+      <w:numFmt w:val="bullet"/>
+      <w:lvlText w:val=""/>
+      <w:lvlJc w:val="left"/>
+      <w:pPr>
+        <w:tabs>
+          <w:tab w:val="num" w:pos="3600"/>
+        </w:tabs>
+        <w:ind w:left="3600" w:hanging="360"/>
+      </w:pPr>
+      <w:rPr>
+        <w:rFonts w:ascii="Wingdings" w:hAnsi="Wingdings" w:hint="default"/>
+        <w:sz w:val="20"/>
+      </w:rPr>
+    </w:lvl>
+    <w:lvl w:ilvl="5" w:tentative="1">
+      <w:start w:val="1"/>
+      <w:numFmt w:val="bullet"/>
+      <w:lvlText w:val=""/>
+      <w:lvlJc w:val="left"/>
+      <w:pPr>
+        <w:tabs>
+          <w:tab w:val="num" w:pos="4320"/>
+        </w:tabs>
+        <w:ind w:left="4320" w:hanging="360"/>
+      </w:pPr>
+      <w:rPr>
+        <w:rFonts w:ascii="Wingdings" w:hAnsi="Wingdings" w:hint="default"/>
+        <w:sz w:val="20"/>
+      </w:rPr>
+    </w:lvl>
+    <w:lvl w:ilvl="6" w:tentative="1">
+      <w:start w:val="1"/>
+      <w:numFmt w:val="bullet"/>
+      <w:lvlText w:val=""/>
+      <w:lvlJc w:val="left"/>
+      <w:pPr>
+        <w:tabs>
+          <w:tab w:val="num" w:pos="5040"/>
+        </w:tabs>
+        <w:ind w:left="5040" w:hanging="360"/>
+      </w:pPr>
+      <w:rPr>
+        <w:rFonts w:ascii="Wingdings" w:hAnsi="Wingdings" w:hint="default"/>
+        <w:sz w:val="20"/>
+      </w:rPr>
+    </w:lvl>
+    <w:lvl w:ilvl="7" w:tentative="1">
+      <w:start w:val="1"/>
+      <w:numFmt w:val="bullet"/>
+      <w:lvlText w:val=""/>
+      <w:lvlJc w:val="left"/>
+      <w:pPr>
+        <w:tabs>
+          <w:tab w:val="num" w:pos="5760"/>
+        </w:tabs>
+        <w:ind w:left="5760" w:hanging="360"/>
+      </w:pPr>
+      <w:rPr>
+        <w:rFonts w:ascii="Wingdings" w:hAnsi="Wingdings" w:hint="default"/>
+        <w:sz w:val="20"/>
+      </w:rPr>
+    </w:lvl>
+    <w:lvl w:ilvl="8" w:tentative="1">
+      <w:start w:val="1"/>
+      <w:numFmt w:val="bullet"/>
+      <w:lvlText w:val=""/>
+      <w:lvlJc w:val="left"/>
+      <w:pPr>
+        <w:tabs>
+          <w:tab w:val="num" w:pos="6480"/>
+        </w:tabs>
+        <w:ind w:left="6480" w:hanging="360"/>
+      </w:pPr>
+      <w:rPr>
+        <w:rFonts w:ascii="Wingdings" w:hAnsi="Wingdings" w:hint="default"/>
+        <w:sz w:val="20"/>
+      </w:rPr>
+    </w:lvl>
+  </w:abstractNum>
+  <w:abstractNum w:abstractNumId="21" w15:restartNumberingAfterBreak="0">
     <w:nsid w:val="6A7B3268"/>
     <w:multiLevelType w:val="multilevel"/>
     <w:tmpl w:val="0946158E"/>
@@ -5944,7 +7826,7 @@
       </w:rPr>
     </w:lvl>
   </w:abstractNum>
-  <w:abstractNum w:abstractNumId="20" w15:restartNumberingAfterBreak="0">
+  <w:abstractNum w:abstractNumId="22" w15:restartNumberingAfterBreak="0">
     <w:nsid w:val="6A992F3F"/>
     <w:multiLevelType w:val="multilevel"/>
     <w:tmpl w:val="5C5C8BF8"/>
@@ -6093,7 +7975,7 @@
       </w:rPr>
     </w:lvl>
   </w:abstractNum>
-  <w:abstractNum w:abstractNumId="21" w15:restartNumberingAfterBreak="0">
+  <w:abstractNum w:abstractNumId="23" w15:restartNumberingAfterBreak="0">
     <w:nsid w:val="7DB15388"/>
     <w:multiLevelType w:val="multilevel"/>
     <w:tmpl w:val="A49EAB30"/>
@@ -6273,40 +8155,46 @@
     <w:abstractNumId w:val="10"/>
   </w:num>
   <w:num w:numId="11" w16cid:durableId="1730959598">
-    <w:abstractNumId w:val="16"/>
+    <w:abstractNumId w:val="17"/>
   </w:num>
   <w:num w:numId="12" w16cid:durableId="890070412">
-    <w:abstractNumId w:val="19"/>
+    <w:abstractNumId w:val="21"/>
   </w:num>
   <w:num w:numId="13" w16cid:durableId="319583029">
-    <w:abstractNumId w:val="20"/>
+    <w:abstractNumId w:val="22"/>
   </w:num>
   <w:num w:numId="14" w16cid:durableId="1002389887">
     <w:abstractNumId w:val="9"/>
   </w:num>
   <w:num w:numId="15" w16cid:durableId="822280818">
-    <w:abstractNumId w:val="13"/>
+    <w:abstractNumId w:val="14"/>
   </w:num>
   <w:num w:numId="16" w16cid:durableId="2005234296">
-    <w:abstractNumId w:val="21"/>
+    <w:abstractNumId w:val="23"/>
   </w:num>
   <w:num w:numId="17" w16cid:durableId="1550072091">
     <w:abstractNumId w:val="12"/>
   </w:num>
   <w:num w:numId="18" w16cid:durableId="515079168">
+    <w:abstractNumId w:val="16"/>
+  </w:num>
+  <w:num w:numId="19" w16cid:durableId="866483117">
+    <w:abstractNumId w:val="18"/>
+  </w:num>
+  <w:num w:numId="20" w16cid:durableId="1504780461">
     <w:abstractNumId w:val="15"/>
   </w:num>
-  <w:num w:numId="19" w16cid:durableId="866483117">
-    <w:abstractNumId w:val="17"/>
-  </w:num>
-  <w:num w:numId="20" w16cid:durableId="1504780461">
-    <w:abstractNumId w:val="14"/>
-  </w:num>
   <w:num w:numId="21" w16cid:durableId="1348479100">
-    <w:abstractNumId w:val="18"/>
+    <w:abstractNumId w:val="19"/>
   </w:num>
   <w:num w:numId="22" w16cid:durableId="391270748">
     <w:abstractNumId w:val="11"/>
+  </w:num>
+  <w:num w:numId="23" w16cid:durableId="1610308647">
+    <w:abstractNumId w:val="20"/>
+  </w:num>
+  <w:num w:numId="24" w16cid:durableId="1344940505">
+    <w:abstractNumId w:val="13"/>
   </w:num>
 </w:numbering>
 </file>
@@ -18177,6 +20065,19 @@
       </w:tcPr>
     </w:tblStylePr>
   </w:style>
+  <w:style w:type="paragraph" w:customStyle="1" w:styleId="whitespace-normal">
+    <w:name w:val="whitespace-normal"/>
+    <w:basedOn w:val="Normal"/>
+    <w:rsid w:val="00640797"/>
+    <w:pPr>
+      <w:spacing w:before="100" w:beforeAutospacing="1" w:after="100" w:afterAutospacing="1" w:line="240" w:lineRule="auto"/>
+    </w:pPr>
+    <w:rPr>
+      <w:rFonts w:ascii="Times New Roman" w:eastAsia="Times New Roman" w:hAnsi="Times New Roman" w:cs="Times New Roman"/>
+      <w:sz w:val="24"/>
+      <w:szCs w:val="24"/>
+    </w:rPr>
+  </w:style>
 </w:styles>
 </file>
 
